--- a/CrossPP/LB_3/КроссПП_Смирнов_Б.В._Лабораторная_работа_№3.docx
+++ b/CrossPP/LB_3/КроссПП_Смирнов_Б.В._Лабораторная_работа_№3.docx
@@ -33,7 +33,23 @@
         <w:pStyle w:val="a5"/>
       </w:pPr>
       <w:r>
-        <w:t>Изучит основные методики создания графического пользовательского интерфейса с использованием виджетов QtWidgets. Приобрести навыки разработки интерфейса пользователя для приложений на основе фреймворка Qt.</w:t>
+        <w:t xml:space="preserve">Изучит основные методики создания графического пользовательского интерфейса с использованием виджетов </w:t>
+      </w:r>
+      <w:proofErr w:type="spellStart"/>
+      <w:r>
+        <w:t>QtWidgets</w:t>
+      </w:r>
+      <w:proofErr w:type="spellEnd"/>
+      <w:r>
+        <w:t xml:space="preserve">. Приобрести навыки разработки интерфейса пользователя для приложений на основе фреймворка </w:t>
+      </w:r>
+      <w:proofErr w:type="spellStart"/>
+      <w:r>
+        <w:t>Qt</w:t>
+      </w:r>
+      <w:proofErr w:type="spellEnd"/>
+      <w:r>
+        <w:t>.</w:t>
       </w:r>
     </w:p>
     <w:p>
@@ -70,7 +86,23 @@
         <w:pStyle w:val="a5"/>
       </w:pPr>
       <w:r>
-        <w:t xml:space="preserve">1. Создать проект Qt Gui Application. </w:t>
+        <w:t xml:space="preserve">1. Создать проект </w:t>
+      </w:r>
+      <w:proofErr w:type="spellStart"/>
+      <w:r>
+        <w:t>Qt</w:t>
+      </w:r>
+      <w:proofErr w:type="spellEnd"/>
+      <w:r>
+        <w:t xml:space="preserve"> </w:t>
+      </w:r>
+      <w:proofErr w:type="spellStart"/>
+      <w:r>
+        <w:t>Gui</w:t>
+      </w:r>
+      <w:proofErr w:type="spellEnd"/>
+      <w:r>
+        <w:t xml:space="preserve"> Application. </w:t>
       </w:r>
     </w:p>
     <w:p>
@@ -145,7 +177,47 @@
         <w:t xml:space="preserve">: </w:t>
       </w:r>
       <w:r>
-        <w:t xml:space="preserve">1) Контактная форма (e-mail (Line Edit), имя (Line Edit), тема (Line Edit), текст сообщения (Text Edit)); </w:t>
+        <w:t>1) Контактная форма (</w:t>
+      </w:r>
+      <w:proofErr w:type="spellStart"/>
+      <w:r>
+        <w:t>e-mail</w:t>
+      </w:r>
+      <w:proofErr w:type="spellEnd"/>
+      <w:r>
+        <w:t xml:space="preserve"> (Line </w:t>
+      </w:r>
+      <w:proofErr w:type="spellStart"/>
+      <w:r>
+        <w:t>Edit</w:t>
+      </w:r>
+      <w:proofErr w:type="spellEnd"/>
+      <w:r>
+        <w:t xml:space="preserve">), имя (Line </w:t>
+      </w:r>
+      <w:proofErr w:type="spellStart"/>
+      <w:r>
+        <w:t>Edit</w:t>
+      </w:r>
+      <w:proofErr w:type="spellEnd"/>
+      <w:r>
+        <w:t xml:space="preserve">), тема (Line </w:t>
+      </w:r>
+      <w:proofErr w:type="spellStart"/>
+      <w:r>
+        <w:t>Edit</w:t>
+      </w:r>
+      <w:proofErr w:type="spellEnd"/>
+      <w:r>
+        <w:t xml:space="preserve">), текст сообщения (Text </w:t>
+      </w:r>
+      <w:proofErr w:type="spellStart"/>
+      <w:r>
+        <w:t>Edit</w:t>
+      </w:r>
+      <w:proofErr w:type="spellEnd"/>
+      <w:r>
+        <w:t xml:space="preserve">)); </w:t>
       </w:r>
     </w:p>
     <w:p>
@@ -170,8 +242,21 @@
         <w:t>:</w:t>
       </w:r>
       <w:r>
-        <w:t xml:space="preserve"> Qt designer</w:t>
-      </w:r>
+        <w:t xml:space="preserve"> Q</w:t>
+      </w:r>
+      <w:proofErr w:type="spellStart"/>
+      <w:r>
+        <w:t>t</w:t>
+      </w:r>
+      <w:proofErr w:type="spellEnd"/>
+      <w:r>
+        <w:t xml:space="preserve"> </w:t>
+      </w:r>
+      <w:proofErr w:type="spellStart"/>
+      <w:r>
+        <w:t>designer</w:t>
+      </w:r>
+      <w:proofErr w:type="spellEnd"/>
     </w:p>
     <w:p>
       <w:pPr>
@@ -336,6 +421,21 @@
       <w:r>
         <w:t>.</w:t>
       </w:r>
+    </w:p>
+    <w:p>
+      <w:pPr>
+        <w:pStyle w:val="a5"/>
+        <w:ind w:firstLine="0"/>
+      </w:pPr>
+    </w:p>
+    <w:p>
+      <w:pPr>
+        <w:pStyle w:val="a5"/>
+        <w:ind w:firstLine="0"/>
+        <w:rPr>
+          <w:lang w:val="en-US"/>
+        </w:rPr>
+      </w:pPr>
     </w:p>
     <w:sectPr>
       <w:pgSz w:w="11906" w:h="16838"/>

--- a/CrossPP/LB_3/КроссПП_Смирнов_Б.В._Лабораторная_работа_№3.docx
+++ b/CrossPP/LB_3/КроссПП_Смирнов_Б.В._Лабораторная_работа_№3.docx
@@ -4,7 +4,7 @@
   <w:body>
     <w:p>
       <w:pPr>
-        <w:pStyle w:val="a3"/>
+        <w:pStyle w:val="a"/>
       </w:pPr>
       <w:r>
         <w:t>3 Лабораторная работа №3</w:t>
@@ -12,17 +12,17 @@
     </w:p>
     <w:p>
       <w:pPr>
-        <w:pStyle w:val="a3"/>
-      </w:pPr>
-    </w:p>
-    <w:p>
-      <w:pPr>
-        <w:pStyle w:val="a3"/>
-      </w:pPr>
-    </w:p>
-    <w:p>
-      <w:pPr>
-        <w:pStyle w:val="a3"/>
+        <w:pStyle w:val="a"/>
+      </w:pPr>
+    </w:p>
+    <w:p>
+      <w:pPr>
+        <w:pStyle w:val="a"/>
+      </w:pPr>
+    </w:p>
+    <w:p>
+      <w:pPr>
+        <w:pStyle w:val="a"/>
       </w:pPr>
       <w:r>
         <w:t>Цель работы</w:t>
@@ -30,10 +30,21 @@
     </w:p>
     <w:p>
       <w:pPr>
-        <w:pStyle w:val="a5"/>
-      </w:pPr>
-      <w:r>
-        <w:t xml:space="preserve">Изучит основные методики создания графического пользовательского интерфейса с использованием виджетов </w:t>
+        <w:pStyle w:val="a1"/>
+      </w:pPr>
+    </w:p>
+    <w:p>
+      <w:pPr>
+        <w:pStyle w:val="a1"/>
+      </w:pPr>
+      <w:r>
+        <w:t>Изучит</w:t>
+      </w:r>
+      <w:r>
+        <w:t>ь</w:t>
+      </w:r>
+      <w:r>
+        <w:t xml:space="preserve"> основные методики создания графического пользовательского интерфейса с использованием виджетов </w:t>
       </w:r>
       <w:proofErr w:type="spellStart"/>
       <w:r>
@@ -54,23 +65,12 @@
     </w:p>
     <w:p>
       <w:pPr>
-        <w:pStyle w:val="a3"/>
-        <w:rPr>
-          <w:lang w:val="en-US"/>
-        </w:rPr>
-      </w:pPr>
-    </w:p>
-    <w:p>
-      <w:pPr>
-        <w:pStyle w:val="a3"/>
-        <w:rPr>
-          <w:lang w:val="en-US"/>
-        </w:rPr>
-      </w:pPr>
-    </w:p>
-    <w:p>
-      <w:pPr>
-        <w:pStyle w:val="a3"/>
+        <w:pStyle w:val="a"/>
+      </w:pPr>
+    </w:p>
+    <w:p>
+      <w:pPr>
+        <w:pStyle w:val="a"/>
       </w:pPr>
       <w:r>
         <w:t>Порядок выполнения</w:t>
@@ -78,12 +78,12 @@
     </w:p>
     <w:p>
       <w:pPr>
-        <w:pStyle w:val="a5"/>
-      </w:pPr>
-    </w:p>
-    <w:p>
-      <w:pPr>
-        <w:pStyle w:val="a5"/>
+        <w:pStyle w:val="a1"/>
+      </w:pPr>
+    </w:p>
+    <w:p>
+      <w:pPr>
+        <w:pStyle w:val="a1"/>
       </w:pPr>
       <w:r>
         <w:t xml:space="preserve">1. Создать проект </w:t>
@@ -107,7 +107,7 @@
     </w:p>
     <w:p>
       <w:pPr>
-        <w:pStyle w:val="a5"/>
+        <w:pStyle w:val="a1"/>
       </w:pPr>
       <w:r>
         <w:t xml:space="preserve">2. Разработать графический интерфейс приложения согласно варианту задания. </w:t>
@@ -115,7 +115,7 @@
     </w:p>
     <w:p>
       <w:pPr>
-        <w:pStyle w:val="a5"/>
+        <w:pStyle w:val="a1"/>
       </w:pPr>
       <w:r>
         <w:t xml:space="preserve">3. Используя механизм сигналов и слотов добавить функционал, согласно варианту задания. </w:t>
@@ -123,7 +123,7 @@
     </w:p>
     <w:p>
       <w:pPr>
-        <w:pStyle w:val="a5"/>
+        <w:pStyle w:val="a1"/>
       </w:pPr>
       <w:r>
         <w:t>4. Оформить отчет по работе.</w:t>
@@ -131,17 +131,12 @@
     </w:p>
     <w:p>
       <w:pPr>
-        <w:pStyle w:val="a5"/>
-      </w:pPr>
-    </w:p>
-    <w:p>
-      <w:pPr>
-        <w:pStyle w:val="a3"/>
-      </w:pPr>
-    </w:p>
-    <w:p>
-      <w:pPr>
-        <w:pStyle w:val="a3"/>
+        <w:pStyle w:val="a"/>
+      </w:pPr>
+    </w:p>
+    <w:p>
+      <w:pPr>
+        <w:pStyle w:val="a"/>
       </w:pPr>
       <w:r>
         <w:t xml:space="preserve">Вариант </w:t>
@@ -149,35 +144,29 @@
     </w:p>
     <w:p>
       <w:pPr>
-        <w:pStyle w:val="a3"/>
-      </w:pPr>
-    </w:p>
-    <w:p>
-      <w:pPr>
-        <w:pStyle w:val="a5"/>
+        <w:pStyle w:val="a"/>
+      </w:pPr>
+    </w:p>
+    <w:p>
+      <w:pPr>
+        <w:pStyle w:val="a1"/>
       </w:pPr>
       <w:r>
         <w:t>Вариант</w:t>
       </w:r>
       <w:r>
-        <w:t xml:space="preserve">: </w:t>
-      </w:r>
-      <w:r>
-        <w:t xml:space="preserve">21 </w:t>
-      </w:r>
-    </w:p>
-    <w:p>
-      <w:pPr>
-        <w:pStyle w:val="a5"/>
+        <w:t xml:space="preserve">: 21 </w:t>
+      </w:r>
+    </w:p>
+    <w:p>
+      <w:pPr>
+        <w:pStyle w:val="a1"/>
       </w:pPr>
       <w:r>
         <w:t>Тип формы</w:t>
       </w:r>
       <w:r>
-        <w:t xml:space="preserve">: </w:t>
-      </w:r>
-      <w:r>
-        <w:t>1) Контактная форма (</w:t>
+        <w:t>: 1) Контактная форма (</w:t>
       </w:r>
       <w:proofErr w:type="spellStart"/>
       <w:r>
@@ -222,61 +211,48 @@
     </w:p>
     <w:p>
       <w:pPr>
-        <w:pStyle w:val="a5"/>
-      </w:pPr>
-      <w:r>
-        <w:t>Функциональность: 1) Валидация (Наличие текста в полях, соответствие типам вводимых данных); 2) Сохранение введенной информации в файл;</w:t>
-      </w:r>
-    </w:p>
-    <w:p>
-      <w:pPr>
-        <w:pStyle w:val="a5"/>
+        <w:pStyle w:val="a1"/>
+      </w:pPr>
+      <w:r>
+        <w:t>Функциональность: 2) Сохранение введенной информации в файл;</w:t>
+      </w:r>
+    </w:p>
+    <w:p>
+      <w:pPr>
+        <w:pStyle w:val="a1"/>
       </w:pPr>
       <w:r>
         <w:t>Метод разработки</w:t>
       </w:r>
       <w:r>
-        <w:rPr>
-          <w:lang w:val="en-US"/>
-        </w:rPr>
         <w:t>:</w:t>
       </w:r>
       <w:r>
-        <w:t xml:space="preserve"> Q</w:t>
-      </w:r>
-      <w:proofErr w:type="spellStart"/>
-      <w:r>
-        <w:t>t</w:t>
-      </w:r>
-      <w:proofErr w:type="spellEnd"/>
-      <w:r>
         <w:t xml:space="preserve"> </w:t>
       </w:r>
       <w:proofErr w:type="spellStart"/>
       <w:r>
+        <w:t>Qt</w:t>
+      </w:r>
+      <w:proofErr w:type="spellEnd"/>
+      <w:r>
+        <w:t xml:space="preserve"> </w:t>
+      </w:r>
+      <w:proofErr w:type="spellStart"/>
+      <w:r>
         <w:t>designer</w:t>
       </w:r>
       <w:proofErr w:type="spellEnd"/>
     </w:p>
     <w:p>
       <w:pPr>
-        <w:pStyle w:val="a3"/>
-        <w:rPr>
-          <w:lang w:val="en-US"/>
-        </w:rPr>
-      </w:pPr>
-    </w:p>
-    <w:p>
-      <w:pPr>
-        <w:pStyle w:val="a3"/>
-        <w:rPr>
-          <w:lang w:val="en-US"/>
-        </w:rPr>
-      </w:pPr>
-    </w:p>
-    <w:p>
-      <w:pPr>
-        <w:pStyle w:val="a3"/>
+        <w:pStyle w:val="a"/>
+        <w:jc w:val="both"/>
+      </w:pPr>
+    </w:p>
+    <w:p>
+      <w:pPr>
+        <w:pStyle w:val="a"/>
       </w:pPr>
       <w:r>
         <w:t>Ход работы</w:t>
@@ -284,75 +260,173 @@
     </w:p>
     <w:p>
       <w:pPr>
-        <w:pStyle w:val="a3"/>
-        <w:rPr>
-          <w:lang w:val="en-US"/>
-        </w:rPr>
-      </w:pPr>
-    </w:p>
-    <w:p>
-      <w:pPr>
-        <w:pStyle w:val="a5"/>
-        <w:rPr>
-          <w:lang w:val="en-US"/>
-        </w:rPr>
-      </w:pPr>
-      <w:r>
-        <w:rPr>
-          <w:lang w:val="en-US"/>
-        </w:rPr>
+        <w:pStyle w:val="a"/>
+      </w:pPr>
+    </w:p>
+    <w:p>
+      <w:pPr>
+        <w:pStyle w:val="a1"/>
+      </w:pPr>
+      <w:r>
         <w:t xml:space="preserve">1. </w:t>
       </w:r>
       <w:r>
-        <w:t>Проект</w:t>
-      </w:r>
-      <w:r>
-        <w:rPr>
-          <w:lang w:val="en-US"/>
-        </w:rPr>
+        <w:t>Был создан п</w:t>
+      </w:r>
+      <w:r>
+        <w:t>роект</w:t>
+      </w:r>
+      <w:r>
         <w:t xml:space="preserve"> </w:t>
       </w:r>
       <w:r>
         <w:rPr>
           <w:lang w:val="en-US"/>
         </w:rPr>
-        <w:t xml:space="preserve">Qt Gui Application </w:t>
-      </w:r>
-      <w:r>
-        <w:t>создан</w:t>
-      </w:r>
-      <w:r>
-        <w:rPr>
-          <w:lang w:val="en-US"/>
-        </w:rPr>
+        <w:t>Qt</w:t>
+      </w:r>
+      <w:r>
+        <w:t xml:space="preserve"> </w:t>
+      </w:r>
+      <w:r>
+        <w:rPr>
+          <w:lang w:val="en-US"/>
+        </w:rPr>
+        <w:t>Gui</w:t>
+      </w:r>
+      <w:r>
+        <w:t xml:space="preserve"> </w:t>
+      </w:r>
+      <w:r>
+        <w:rPr>
+          <w:lang w:val="en-US"/>
+        </w:rPr>
+        <w:t>Application</w:t>
+      </w:r>
+      <w:r>
         <w:t>.</w:t>
       </w:r>
     </w:p>
     <w:p>
       <w:pPr>
-        <w:pStyle w:val="a5"/>
+        <w:pStyle w:val="a1"/>
       </w:pPr>
       <w:r>
         <w:t xml:space="preserve">2. </w:t>
       </w:r>
       <w:r>
-        <w:t>Графический интерфейс согласно варианту 21 приложения разработан (Рисунок 1).</w:t>
-      </w:r>
-    </w:p>
-    <w:p>
-      <w:pPr>
-        <w:pStyle w:val="a5"/>
+        <w:t>Разработан графический интерфейс в соответствии с типом формы представленном в варианте</w:t>
+      </w:r>
+      <w:r>
+        <w:t xml:space="preserve"> (Рисунок 1).</w:t>
+      </w:r>
+      <w:r>
+        <w:t xml:space="preserve"> </w:t>
+      </w:r>
+      <w:r>
+        <w:t xml:space="preserve">Добавлены элементы </w:t>
+      </w:r>
+      <w:r>
+        <w:rPr>
+          <w:lang w:val="en-US"/>
+        </w:rPr>
+        <w:t>Line</w:t>
+      </w:r>
+      <w:r>
+        <w:t xml:space="preserve"> </w:t>
+      </w:r>
+      <w:r>
+        <w:rPr>
+          <w:lang w:val="en-US"/>
+        </w:rPr>
+        <w:t>Edit</w:t>
+      </w:r>
+      <w:r>
+        <w:t xml:space="preserve"> </w:t>
+      </w:r>
+      <w:r>
+        <w:t xml:space="preserve">для полей </w:t>
+      </w:r>
+      <w:r>
+        <w:rPr>
+          <w:lang w:val="en-US"/>
+        </w:rPr>
+        <w:t>email</w:t>
+      </w:r>
+      <w:r>
+        <w:t xml:space="preserve">, </w:t>
+      </w:r>
+      <w:r>
+        <w:t>имени</w:t>
+      </w:r>
+      <w:r>
+        <w:t xml:space="preserve"> </w:t>
+      </w:r>
+      <w:r>
+        <w:t>и</w:t>
+      </w:r>
+      <w:r>
+        <w:t xml:space="preserve"> темы, </w:t>
+      </w:r>
+      <w:r>
+        <w:rPr>
+          <w:lang w:val="en-US"/>
+        </w:rPr>
+        <w:t>Text</w:t>
+      </w:r>
+      <w:r>
+        <w:t xml:space="preserve"> </w:t>
+      </w:r>
+      <w:r>
+        <w:rPr>
+          <w:lang w:val="en-US"/>
+        </w:rPr>
+        <w:t>Edit</w:t>
+      </w:r>
+      <w:r>
+        <w:t xml:space="preserve"> </w:t>
+      </w:r>
+      <w:r>
+        <w:t xml:space="preserve">для текста сообщения и </w:t>
+      </w:r>
+      <w:r>
+        <w:rPr>
+          <w:lang w:val="en-US"/>
+        </w:rPr>
+        <w:t>Push</w:t>
+      </w:r>
+      <w:r>
+        <w:t xml:space="preserve"> </w:t>
+      </w:r>
+      <w:r>
+        <w:rPr>
+          <w:lang w:val="en-US"/>
+        </w:rPr>
+        <w:t>Button</w:t>
+      </w:r>
+      <w:r>
+        <w:t xml:space="preserve"> </w:t>
+      </w:r>
+      <w:r>
+        <w:t>для кнопки отправки сообщения</w:t>
+      </w:r>
+      <w:r>
+        <w:t xml:space="preserve"> (Сохранения в файл)</w:t>
+      </w:r>
+      <w:r>
+        <w:t>.</w:t>
+      </w:r>
+    </w:p>
+    <w:p>
+      <w:pPr>
+        <w:pStyle w:val="a1"/>
         <w:ind w:firstLine="0"/>
         <w:jc w:val="center"/>
       </w:pPr>
-    </w:p>
-    <w:p>
-      <w:pPr>
-        <w:pStyle w:val="a5"/>
-        <w:ind w:firstLine="0"/>
-        <w:jc w:val="center"/>
-      </w:pPr>
-      <w:r>
+      <w:r>
+        <w:rPr>
+          <w:noProof/>
+        </w:rPr>
         <w:lastRenderedPageBreak/>
         <w:drawing>
           <wp:inline distT="0" distB="0" distL="0" distR="0" wp14:anchorId="587BB059" wp14:editId="0927FF9F">
@@ -393,7 +467,7 @@
     </w:p>
     <w:p>
       <w:pPr>
-        <w:pStyle w:val="a5"/>
+        <w:pStyle w:val="a1"/>
         <w:ind w:firstLine="0"/>
         <w:jc w:val="center"/>
       </w:pPr>
@@ -403,20 +477,52 @@
     </w:p>
     <w:p>
       <w:pPr>
-        <w:pStyle w:val="a5"/>
+        <w:pStyle w:val="a1"/>
         <w:ind w:firstLine="0"/>
         <w:jc w:val="center"/>
       </w:pPr>
     </w:p>
     <w:p>
       <w:pPr>
-        <w:pStyle w:val="a5"/>
-      </w:pPr>
-      <w:r>
-        <w:t>3. Был добавлен функционал согласно варианту задания</w:t>
-      </w:r>
-      <w:r>
-        <w:t xml:space="preserve"> (Рисунок 2) (Листинг 1)</w:t>
+        <w:pStyle w:val="a1"/>
+      </w:pPr>
+      <w:r>
+        <w:t xml:space="preserve">3. Был добавлен функционал </w:t>
+      </w:r>
+      <w:r>
+        <w:t>сохранени</w:t>
+      </w:r>
+      <w:r>
+        <w:t>я</w:t>
+      </w:r>
+      <w:r>
+        <w:t xml:space="preserve"> данных формы в файл</w:t>
+      </w:r>
+      <w:r>
+        <w:t xml:space="preserve"> по пути заданным пользователем</w:t>
+      </w:r>
+      <w:r>
+        <w:t xml:space="preserve"> </w:t>
+      </w:r>
+      <w:r>
+        <w:t xml:space="preserve">(Рисунок </w:t>
+      </w:r>
+      <w:proofErr w:type="gramStart"/>
+      <w:r>
+        <w:t>2</w:t>
+      </w:r>
+      <w:r>
+        <w:t xml:space="preserve"> </w:t>
+      </w:r>
+      <w:r>
+        <w:t>–</w:t>
+      </w:r>
+      <w:r>
+        <w:t xml:space="preserve"> 3</w:t>
+      </w:r>
+      <w:proofErr w:type="gramEnd"/>
+      <w:r>
+        <w:t>)</w:t>
       </w:r>
       <w:r>
         <w:t>.</w:t>
@@ -424,18 +530,8051 @@
     </w:p>
     <w:p>
       <w:pPr>
-        <w:pStyle w:val="a5"/>
+        <w:pStyle w:val="a1"/>
         <w:ind w:firstLine="0"/>
-      </w:pPr>
-    </w:p>
-    <w:p>
-      <w:pPr>
-        <w:pStyle w:val="a5"/>
+        <w:jc w:val="center"/>
+      </w:pPr>
+    </w:p>
+    <w:p>
+      <w:pPr>
+        <w:pStyle w:val="a1"/>
         <w:ind w:firstLine="0"/>
-        <w:rPr>
-          <w:lang w:val="en-US"/>
-        </w:rPr>
-      </w:pPr>
+        <w:jc w:val="center"/>
+      </w:pPr>
+      <w:r>
+        <w:rPr>
+          <w:noProof/>
+        </w:rPr>
+        <w:drawing>
+          <wp:inline distT="0" distB="0" distL="0" distR="0" wp14:anchorId="6C1E817B" wp14:editId="06C7E302">
+            <wp:extent cx="5940425" cy="3122295"/>
+            <wp:effectExtent l="0" t="0" r="3175" b="1905"/>
+            <wp:docPr id="1155090944" name="Picture 1"/>
+            <wp:cNvGraphicFramePr>
+              <a:graphicFrameLocks xmlns:a="http://schemas.openxmlformats.org/drawingml/2006/main" noChangeAspect="1"/>
+            </wp:cNvGraphicFramePr>
+            <a:graphic xmlns:a="http://schemas.openxmlformats.org/drawingml/2006/main">
+              <a:graphicData uri="http://schemas.openxmlformats.org/drawingml/2006/picture">
+                <pic:pic xmlns:pic="http://schemas.openxmlformats.org/drawingml/2006/picture">
+                  <pic:nvPicPr>
+                    <pic:cNvPr id="1155090944" name=""/>
+                    <pic:cNvPicPr/>
+                  </pic:nvPicPr>
+                  <pic:blipFill>
+                    <a:blip r:embed="rId5"/>
+                    <a:stretch>
+                      <a:fillRect/>
+                    </a:stretch>
+                  </pic:blipFill>
+                  <pic:spPr>
+                    <a:xfrm>
+                      <a:off x="0" y="0"/>
+                      <a:ext cx="5940425" cy="3122295"/>
+                    </a:xfrm>
+                    <a:prstGeom prst="rect">
+                      <a:avLst/>
+                    </a:prstGeom>
+                  </pic:spPr>
+                </pic:pic>
+              </a:graphicData>
+            </a:graphic>
+          </wp:inline>
+        </w:drawing>
+      </w:r>
+    </w:p>
+    <w:p>
+      <w:pPr>
+        <w:pStyle w:val="a1"/>
+        <w:ind w:firstLine="0"/>
+        <w:jc w:val="center"/>
+      </w:pPr>
+      <w:r>
+        <w:t>Рисунок 2 – Открытие окна сохранения по пути</w:t>
+      </w:r>
+    </w:p>
+    <w:p>
+      <w:pPr>
+        <w:pStyle w:val="a1"/>
+        <w:ind w:firstLine="0"/>
+        <w:jc w:val="center"/>
+      </w:pPr>
+    </w:p>
+    <w:p>
+      <w:pPr>
+        <w:pStyle w:val="a1"/>
+        <w:ind w:firstLine="0"/>
+        <w:jc w:val="center"/>
+        <w:rPr>
+          <w:lang w:val="en-US"/>
+        </w:rPr>
+      </w:pPr>
+      <w:r>
+        <w:rPr>
+          <w:noProof/>
+          <w:lang w:val="en-US"/>
+        </w:rPr>
+        <w:lastRenderedPageBreak/>
+        <w:drawing>
+          <wp:inline distT="0" distB="0" distL="0" distR="0" wp14:anchorId="20CB5B1F" wp14:editId="34738077">
+            <wp:extent cx="3467584" cy="1848108"/>
+            <wp:effectExtent l="0" t="0" r="0" b="0"/>
+            <wp:docPr id="152607935" name="Picture 1"/>
+            <wp:cNvGraphicFramePr>
+              <a:graphicFrameLocks xmlns:a="http://schemas.openxmlformats.org/drawingml/2006/main" noChangeAspect="1"/>
+            </wp:cNvGraphicFramePr>
+            <a:graphic xmlns:a="http://schemas.openxmlformats.org/drawingml/2006/main">
+              <a:graphicData uri="http://schemas.openxmlformats.org/drawingml/2006/picture">
+                <pic:pic xmlns:pic="http://schemas.openxmlformats.org/drawingml/2006/picture">
+                  <pic:nvPicPr>
+                    <pic:cNvPr id="152607935" name=""/>
+                    <pic:cNvPicPr/>
+                  </pic:nvPicPr>
+                  <pic:blipFill>
+                    <a:blip r:embed="rId6"/>
+                    <a:stretch>
+                      <a:fillRect/>
+                    </a:stretch>
+                  </pic:blipFill>
+                  <pic:spPr>
+                    <a:xfrm>
+                      <a:off x="0" y="0"/>
+                      <a:ext cx="3467584" cy="1848108"/>
+                    </a:xfrm>
+                    <a:prstGeom prst="rect">
+                      <a:avLst/>
+                    </a:prstGeom>
+                  </pic:spPr>
+                </pic:pic>
+              </a:graphicData>
+            </a:graphic>
+          </wp:inline>
+        </w:drawing>
+      </w:r>
+    </w:p>
+    <w:p>
+      <w:pPr>
+        <w:pStyle w:val="a1"/>
+        <w:ind w:firstLine="0"/>
+        <w:jc w:val="center"/>
+      </w:pPr>
+      <w:r>
+        <w:t>Рисунок 3 – Сохранённый файл</w:t>
+      </w:r>
+    </w:p>
+    <w:p>
+      <w:pPr>
+        <w:pStyle w:val="a"/>
+      </w:pPr>
+    </w:p>
+    <w:p>
+      <w:pPr>
+        <w:pStyle w:val="a"/>
+      </w:pPr>
+      <w:r>
+        <w:t>Вывод</w:t>
+      </w:r>
+    </w:p>
+    <w:p>
+      <w:pPr>
+        <w:pStyle w:val="a"/>
+      </w:pPr>
+    </w:p>
+    <w:p>
+      <w:pPr>
+        <w:pStyle w:val="a1"/>
+      </w:pPr>
+      <w:r>
+        <w:t>В ходе данной лабораторной работы были и</w:t>
+      </w:r>
+      <w:r>
+        <w:t>зуч</w:t>
+      </w:r>
+      <w:r>
+        <w:t>ены</w:t>
+      </w:r>
+      <w:r>
+        <w:t xml:space="preserve"> основные методики создания графического пользовательского интерфейса с использованием виджетов </w:t>
+      </w:r>
+      <w:proofErr w:type="spellStart"/>
+      <w:r>
+        <w:t>QtWidgets</w:t>
+      </w:r>
+      <w:proofErr w:type="spellEnd"/>
+      <w:r>
+        <w:t>. Приобрет</w:t>
+      </w:r>
+      <w:r>
+        <w:t>ены</w:t>
+      </w:r>
+      <w:r>
+        <w:t xml:space="preserve"> навыки разработки интерфейса пользователя для приложений на основе фреймворка </w:t>
+      </w:r>
+      <w:proofErr w:type="spellStart"/>
+      <w:r>
+        <w:t>Qt</w:t>
+      </w:r>
+      <w:proofErr w:type="spellEnd"/>
+      <w:r>
+        <w:t>.</w:t>
+      </w:r>
+    </w:p>
+    <w:p>
+      <w:pPr>
+        <w:spacing w:after="160" w:line="278" w:lineRule="auto"/>
+        <w:ind w:firstLine="0"/>
+        <w:jc w:val="left"/>
+        <w:rPr>
+          <w:rFonts w:cs="Times New Roman"/>
+          <w:bCs/>
+          <w:szCs w:val="28"/>
+        </w:rPr>
+      </w:pPr>
+      <w:r>
+        <w:br w:type="page"/>
+      </w:r>
+    </w:p>
+    <w:p>
+      <w:pPr>
+        <w:pStyle w:val="a"/>
+      </w:pPr>
+      <w:r>
+        <w:lastRenderedPageBreak/>
+        <w:t xml:space="preserve">ПРИЛОЖЕНИЕ </w:t>
+      </w:r>
+    </w:p>
+    <w:p>
+      <w:pPr>
+        <w:pStyle w:val="a"/>
+      </w:pPr>
+    </w:p>
+    <w:p>
+      <w:pPr>
+        <w:pStyle w:val="a1"/>
+        <w:ind w:firstLine="0"/>
+      </w:pPr>
+      <w:r>
+        <w:t xml:space="preserve">Листинг 1 – </w:t>
+      </w:r>
+      <w:proofErr w:type="spellStart"/>
+      <w:r>
+        <w:rPr>
+          <w:lang w:val="en-US"/>
+        </w:rPr>
+        <w:t>mainwindow</w:t>
+      </w:r>
+      <w:proofErr w:type="spellEnd"/>
+      <w:r>
+        <w:t>.</w:t>
+      </w:r>
+      <w:r>
+        <w:rPr>
+          <w:lang w:val="en-US"/>
+        </w:rPr>
+        <w:t>h</w:t>
+      </w:r>
+    </w:p>
+    <w:p>
+      <w:pPr>
+        <w:pStyle w:val="a3"/>
+      </w:pPr>
+      <w:r>
+        <w:t>#ifndef MAINWINDOW_H</w:t>
+      </w:r>
+    </w:p>
+    <w:p>
+      <w:pPr>
+        <w:pStyle w:val="a3"/>
+        <w:rPr>
+          <w:lang w:val="en-US"/>
+        </w:rPr>
+      </w:pPr>
+      <w:r>
+        <w:rPr>
+          <w:lang w:val="en-US"/>
+        </w:rPr>
+        <w:t>#define MAINWINDOW_H</w:t>
+      </w:r>
+    </w:p>
+    <w:p>
+      <w:pPr>
+        <w:pStyle w:val="a3"/>
+        <w:rPr>
+          <w:lang w:val="en-US"/>
+        </w:rPr>
+      </w:pPr>
+    </w:p>
+    <w:p>
+      <w:pPr>
+        <w:pStyle w:val="a3"/>
+        <w:rPr>
+          <w:lang w:val="en-US"/>
+        </w:rPr>
+      </w:pPr>
+      <w:proofErr w:type="gramStart"/>
+      <w:r>
+        <w:rPr>
+          <w:lang w:val="en-US"/>
+        </w:rPr>
+        <w:t>#include</w:t>
+      </w:r>
+      <w:proofErr w:type="gramEnd"/>
+      <w:r>
+        <w:rPr>
+          <w:lang w:val="en-US"/>
+        </w:rPr>
+        <w:t xml:space="preserve"> &lt;</w:t>
+      </w:r>
+      <w:proofErr w:type="spellStart"/>
+      <w:r>
+        <w:rPr>
+          <w:lang w:val="en-US"/>
+        </w:rPr>
+        <w:t>QMainWindow</w:t>
+      </w:r>
+      <w:proofErr w:type="spellEnd"/>
+      <w:r>
+        <w:rPr>
+          <w:lang w:val="en-US"/>
+        </w:rPr>
+        <w:t>&gt;</w:t>
+      </w:r>
+    </w:p>
+    <w:p>
+      <w:pPr>
+        <w:pStyle w:val="a3"/>
+        <w:rPr>
+          <w:lang w:val="en-US"/>
+        </w:rPr>
+      </w:pPr>
+    </w:p>
+    <w:p>
+      <w:pPr>
+        <w:pStyle w:val="a3"/>
+        <w:rPr>
+          <w:lang w:val="en-US"/>
+        </w:rPr>
+      </w:pPr>
+      <w:r>
+        <w:rPr>
+          <w:lang w:val="en-US"/>
+        </w:rPr>
+        <w:t>QT_BEGIN_NAMESPACE</w:t>
+      </w:r>
+    </w:p>
+    <w:p>
+      <w:pPr>
+        <w:pStyle w:val="a3"/>
+        <w:rPr>
+          <w:lang w:val="en-US"/>
+        </w:rPr>
+      </w:pPr>
+      <w:r>
+        <w:rPr>
+          <w:lang w:val="en-US"/>
+        </w:rPr>
+        <w:t xml:space="preserve">namespace Ui </w:t>
+      </w:r>
+      <w:proofErr w:type="gramStart"/>
+      <w:r>
+        <w:rPr>
+          <w:lang w:val="en-US"/>
+        </w:rPr>
+        <w:t>{ class</w:t>
+      </w:r>
+      <w:proofErr w:type="gramEnd"/>
+      <w:r>
+        <w:rPr>
+          <w:lang w:val="en-US"/>
+        </w:rPr>
+        <w:t xml:space="preserve"> </w:t>
+      </w:r>
+      <w:proofErr w:type="spellStart"/>
+      <w:r>
+        <w:rPr>
+          <w:lang w:val="en-US"/>
+        </w:rPr>
+        <w:t>MainWindow</w:t>
+      </w:r>
+      <w:proofErr w:type="spellEnd"/>
+      <w:proofErr w:type="gramStart"/>
+      <w:r>
+        <w:rPr>
+          <w:lang w:val="en-US"/>
+        </w:rPr>
+        <w:t>; }</w:t>
+      </w:r>
+      <w:proofErr w:type="gramEnd"/>
+    </w:p>
+    <w:p>
+      <w:pPr>
+        <w:pStyle w:val="a3"/>
+        <w:rPr>
+          <w:lang w:val="en-US"/>
+        </w:rPr>
+      </w:pPr>
+      <w:r>
+        <w:rPr>
+          <w:lang w:val="en-US"/>
+        </w:rPr>
+        <w:t>QT_END_NAMESPACE</w:t>
+      </w:r>
+    </w:p>
+    <w:p>
+      <w:pPr>
+        <w:pStyle w:val="a3"/>
+        <w:rPr>
+          <w:lang w:val="en-US"/>
+        </w:rPr>
+      </w:pPr>
+    </w:p>
+    <w:p>
+      <w:pPr>
+        <w:pStyle w:val="a3"/>
+        <w:rPr>
+          <w:lang w:val="en-US"/>
+        </w:rPr>
+      </w:pPr>
+      <w:r>
+        <w:rPr>
+          <w:lang w:val="en-US"/>
+        </w:rPr>
+        <w:t xml:space="preserve">class </w:t>
+      </w:r>
+      <w:proofErr w:type="spellStart"/>
+      <w:proofErr w:type="gramStart"/>
+      <w:r>
+        <w:rPr>
+          <w:lang w:val="en-US"/>
+        </w:rPr>
+        <w:t>MainWindow</w:t>
+      </w:r>
+      <w:proofErr w:type="spellEnd"/>
+      <w:r>
+        <w:rPr>
+          <w:lang w:val="en-US"/>
+        </w:rPr>
+        <w:t xml:space="preserve"> :</w:t>
+      </w:r>
+      <w:proofErr w:type="gramEnd"/>
+      <w:r>
+        <w:rPr>
+          <w:lang w:val="en-US"/>
+        </w:rPr>
+        <w:t xml:space="preserve"> public </w:t>
+      </w:r>
+      <w:proofErr w:type="spellStart"/>
+      <w:r>
+        <w:rPr>
+          <w:lang w:val="en-US"/>
+        </w:rPr>
+        <w:t>QMainWindow</w:t>
+      </w:r>
+      <w:proofErr w:type="spellEnd"/>
+    </w:p>
+    <w:p>
+      <w:pPr>
+        <w:pStyle w:val="a3"/>
+        <w:rPr>
+          <w:lang w:val="en-US"/>
+        </w:rPr>
+      </w:pPr>
+      <w:r>
+        <w:rPr>
+          <w:lang w:val="en-US"/>
+        </w:rPr>
+        <w:t>{</w:t>
+      </w:r>
+    </w:p>
+    <w:p>
+      <w:pPr>
+        <w:pStyle w:val="a3"/>
+        <w:rPr>
+          <w:lang w:val="en-US"/>
+        </w:rPr>
+      </w:pPr>
+      <w:r>
+        <w:rPr>
+          <w:lang w:val="en-US"/>
+        </w:rPr>
+        <w:t xml:space="preserve">    Q_OBJECT</w:t>
+      </w:r>
+    </w:p>
+    <w:p>
+      <w:pPr>
+        <w:pStyle w:val="a3"/>
+        <w:rPr>
+          <w:lang w:val="en-US"/>
+        </w:rPr>
+      </w:pPr>
+    </w:p>
+    <w:p>
+      <w:pPr>
+        <w:pStyle w:val="a3"/>
+        <w:rPr>
+          <w:lang w:val="en-US"/>
+        </w:rPr>
+      </w:pPr>
+      <w:r>
+        <w:rPr>
+          <w:lang w:val="en-US"/>
+        </w:rPr>
+        <w:t>public:</w:t>
+      </w:r>
+    </w:p>
+    <w:p>
+      <w:pPr>
+        <w:pStyle w:val="a3"/>
+        <w:rPr>
+          <w:lang w:val="en-US"/>
+        </w:rPr>
+      </w:pPr>
+      <w:r>
+        <w:rPr>
+          <w:lang w:val="en-US"/>
+        </w:rPr>
+        <w:t xml:space="preserve">    </w:t>
+      </w:r>
+      <w:proofErr w:type="spellStart"/>
+      <w:proofErr w:type="gramStart"/>
+      <w:r>
+        <w:rPr>
+          <w:lang w:val="en-US"/>
+        </w:rPr>
+        <w:t>MainWindow</w:t>
+      </w:r>
+      <w:proofErr w:type="spellEnd"/>
+      <w:r>
+        <w:rPr>
+          <w:lang w:val="en-US"/>
+        </w:rPr>
+        <w:t>(</w:t>
+      </w:r>
+      <w:proofErr w:type="spellStart"/>
+      <w:proofErr w:type="gramEnd"/>
+      <w:r>
+        <w:rPr>
+          <w:lang w:val="en-US"/>
+        </w:rPr>
+        <w:t>QWidget</w:t>
+      </w:r>
+      <w:proofErr w:type="spellEnd"/>
+      <w:r>
+        <w:rPr>
+          <w:lang w:val="en-US"/>
+        </w:rPr>
+        <w:t xml:space="preserve"> *parent = </w:t>
+      </w:r>
+      <w:proofErr w:type="spellStart"/>
+      <w:r>
+        <w:rPr>
+          <w:lang w:val="en-US"/>
+        </w:rPr>
+        <w:t>nullptr</w:t>
+      </w:r>
+      <w:proofErr w:type="spellEnd"/>
+      <w:r>
+        <w:rPr>
+          <w:lang w:val="en-US"/>
+        </w:rPr>
+        <w:t>);</w:t>
+      </w:r>
+    </w:p>
+    <w:p>
+      <w:pPr>
+        <w:pStyle w:val="a3"/>
+        <w:rPr>
+          <w:lang w:val="en-US"/>
+        </w:rPr>
+      </w:pPr>
+      <w:r>
+        <w:rPr>
+          <w:lang w:val="en-US"/>
+        </w:rPr>
+        <w:t xml:space="preserve">    ~</w:t>
+      </w:r>
+      <w:proofErr w:type="spellStart"/>
+      <w:proofErr w:type="gramStart"/>
+      <w:r>
+        <w:rPr>
+          <w:lang w:val="en-US"/>
+        </w:rPr>
+        <w:t>MainWindow</w:t>
+      </w:r>
+      <w:proofErr w:type="spellEnd"/>
+      <w:r>
+        <w:rPr>
+          <w:lang w:val="en-US"/>
+        </w:rPr>
+        <w:t>(</w:t>
+      </w:r>
+      <w:proofErr w:type="gramEnd"/>
+      <w:r>
+        <w:rPr>
+          <w:lang w:val="en-US"/>
+        </w:rPr>
+        <w:t>);</w:t>
+      </w:r>
+    </w:p>
+    <w:p>
+      <w:pPr>
+        <w:pStyle w:val="a3"/>
+        <w:rPr>
+          <w:lang w:val="en-US"/>
+        </w:rPr>
+      </w:pPr>
+    </w:p>
+    <w:p>
+      <w:pPr>
+        <w:pStyle w:val="a3"/>
+        <w:rPr>
+          <w:lang w:val="en-US"/>
+        </w:rPr>
+      </w:pPr>
+      <w:r>
+        <w:rPr>
+          <w:lang w:val="en-US"/>
+        </w:rPr>
+        <w:t>private slots:</w:t>
+      </w:r>
+    </w:p>
+    <w:p>
+      <w:pPr>
+        <w:pStyle w:val="a3"/>
+        <w:rPr>
+          <w:lang w:val="en-US"/>
+        </w:rPr>
+      </w:pPr>
+      <w:r>
+        <w:rPr>
+          <w:lang w:val="en-US"/>
+        </w:rPr>
+        <w:t xml:space="preserve">    void </w:t>
+      </w:r>
+      <w:proofErr w:type="spellStart"/>
+      <w:proofErr w:type="gramStart"/>
+      <w:r>
+        <w:rPr>
+          <w:lang w:val="en-US"/>
+        </w:rPr>
+        <w:t>sendMessage</w:t>
+      </w:r>
+      <w:proofErr w:type="spellEnd"/>
+      <w:r>
+        <w:rPr>
+          <w:lang w:val="en-US"/>
+        </w:rPr>
+        <w:t>(</w:t>
+      </w:r>
+      <w:proofErr w:type="gramEnd"/>
+      <w:r>
+        <w:rPr>
+          <w:lang w:val="en-US"/>
+        </w:rPr>
+        <w:t>);</w:t>
+      </w:r>
+    </w:p>
+    <w:p>
+      <w:pPr>
+        <w:pStyle w:val="a3"/>
+        <w:rPr>
+          <w:lang w:val="en-US"/>
+        </w:rPr>
+      </w:pPr>
+    </w:p>
+    <w:p>
+      <w:pPr>
+        <w:pStyle w:val="a3"/>
+        <w:rPr>
+          <w:lang w:val="en-US"/>
+        </w:rPr>
+      </w:pPr>
+      <w:r>
+        <w:rPr>
+          <w:lang w:val="en-US"/>
+        </w:rPr>
+        <w:t>private:</w:t>
+      </w:r>
+    </w:p>
+    <w:p>
+      <w:pPr>
+        <w:pStyle w:val="a3"/>
+        <w:rPr>
+          <w:lang w:val="en-US"/>
+        </w:rPr>
+      </w:pPr>
+      <w:r>
+        <w:rPr>
+          <w:lang w:val="en-US"/>
+        </w:rPr>
+        <w:t xml:space="preserve">    bool </w:t>
+      </w:r>
+      <w:proofErr w:type="spellStart"/>
+      <w:proofErr w:type="gramStart"/>
+      <w:r>
+        <w:rPr>
+          <w:lang w:val="en-US"/>
+        </w:rPr>
+        <w:t>saveToFile</w:t>
+      </w:r>
+      <w:proofErr w:type="spellEnd"/>
+      <w:r>
+        <w:rPr>
+          <w:lang w:val="en-US"/>
+        </w:rPr>
+        <w:t>(</w:t>
+      </w:r>
+      <w:proofErr w:type="gramEnd"/>
+      <w:r>
+        <w:rPr>
+          <w:lang w:val="en-US"/>
+        </w:rPr>
+        <w:t xml:space="preserve">const </w:t>
+      </w:r>
+      <w:proofErr w:type="spellStart"/>
+      <w:r>
+        <w:rPr>
+          <w:lang w:val="en-US"/>
+        </w:rPr>
+        <w:t>QString</w:t>
+      </w:r>
+      <w:proofErr w:type="spellEnd"/>
+      <w:r>
+        <w:rPr>
+          <w:lang w:val="en-US"/>
+        </w:rPr>
+        <w:t xml:space="preserve"> &amp;path);</w:t>
+      </w:r>
+    </w:p>
+    <w:p>
+      <w:pPr>
+        <w:pStyle w:val="a3"/>
+        <w:rPr>
+          <w:lang w:val="en-US"/>
+        </w:rPr>
+      </w:pPr>
+    </w:p>
+    <w:p>
+      <w:pPr>
+        <w:pStyle w:val="a3"/>
+        <w:rPr>
+          <w:lang w:val="en-US"/>
+        </w:rPr>
+      </w:pPr>
+      <w:r>
+        <w:rPr>
+          <w:lang w:val="en-US"/>
+        </w:rPr>
+        <w:t xml:space="preserve">    </w:t>
+      </w:r>
+      <w:proofErr w:type="gramStart"/>
+      <w:r>
+        <w:rPr>
+          <w:lang w:val="en-US"/>
+        </w:rPr>
+        <w:t>Ui::</w:t>
+      </w:r>
+      <w:proofErr w:type="spellStart"/>
+      <w:proofErr w:type="gramEnd"/>
+      <w:r>
+        <w:rPr>
+          <w:lang w:val="en-US"/>
+        </w:rPr>
+        <w:t>MainWindow</w:t>
+      </w:r>
+      <w:proofErr w:type="spellEnd"/>
+      <w:r>
+        <w:rPr>
+          <w:lang w:val="en-US"/>
+        </w:rPr>
+        <w:t xml:space="preserve"> *</w:t>
+      </w:r>
+      <w:proofErr w:type="spellStart"/>
+      <w:r>
+        <w:rPr>
+          <w:lang w:val="en-US"/>
+        </w:rPr>
+        <w:t>ui</w:t>
+      </w:r>
+      <w:proofErr w:type="spellEnd"/>
+      <w:r>
+        <w:rPr>
+          <w:lang w:val="en-US"/>
+        </w:rPr>
+        <w:t>;</w:t>
+      </w:r>
+    </w:p>
+    <w:p>
+      <w:pPr>
+        <w:pStyle w:val="a3"/>
+        <w:rPr>
+          <w:lang w:val="en-US"/>
+        </w:rPr>
+      </w:pPr>
+      <w:r>
+        <w:rPr>
+          <w:lang w:val="en-US"/>
+        </w:rPr>
+        <w:t>};</w:t>
+      </w:r>
+    </w:p>
+    <w:p>
+      <w:pPr>
+        <w:pStyle w:val="a3"/>
+        <w:rPr>
+          <w:lang w:val="en-US"/>
+        </w:rPr>
+      </w:pPr>
+    </w:p>
+    <w:p>
+      <w:pPr>
+        <w:pStyle w:val="a3"/>
+        <w:rPr>
+          <w:lang w:val="en-US"/>
+        </w:rPr>
+      </w:pPr>
+      <w:r>
+        <w:rPr>
+          <w:lang w:val="en-US"/>
+        </w:rPr>
+        <w:t>#endif // MAINWINDOW_H</w:t>
+      </w:r>
+    </w:p>
+    <w:p>
+      <w:pPr>
+        <w:pStyle w:val="a1"/>
+        <w:ind w:firstLine="0"/>
+        <w:rPr>
+          <w:lang w:val="en-US"/>
+        </w:rPr>
+      </w:pPr>
+    </w:p>
+    <w:p>
+      <w:pPr>
+        <w:pStyle w:val="a1"/>
+        <w:ind w:firstLine="0"/>
+        <w:rPr>
+          <w:lang w:val="en-US"/>
+        </w:rPr>
+      </w:pPr>
+      <w:r>
+        <w:t>Листинг</w:t>
+      </w:r>
+      <w:r>
+        <w:rPr>
+          <w:lang w:val="en-US"/>
+        </w:rPr>
+        <w:t xml:space="preserve"> 2 – </w:t>
+      </w:r>
+      <w:r>
+        <w:rPr>
+          <w:lang w:val="en-US"/>
+        </w:rPr>
+        <w:t>mainwindow.cpp</w:t>
+      </w:r>
+    </w:p>
+    <w:p>
+      <w:pPr>
+        <w:pStyle w:val="a3"/>
+        <w:rPr>
+          <w:lang w:val="en-US"/>
+        </w:rPr>
+      </w:pPr>
+      <w:proofErr w:type="gramStart"/>
+      <w:r>
+        <w:rPr>
+          <w:lang w:val="en-US"/>
+        </w:rPr>
+        <w:t>#include</w:t>
+      </w:r>
+      <w:proofErr w:type="gramEnd"/>
+      <w:r>
+        <w:rPr>
+          <w:lang w:val="en-US"/>
+        </w:rPr>
+        <w:t xml:space="preserve"> "</w:t>
+      </w:r>
+      <w:proofErr w:type="spellStart"/>
+      <w:r>
+        <w:rPr>
+          <w:lang w:val="en-US"/>
+        </w:rPr>
+        <w:t>mainwindow</w:t>
+      </w:r>
+      <w:proofErr w:type="gramStart"/>
+      <w:r>
+        <w:rPr>
+          <w:lang w:val="en-US"/>
+        </w:rPr>
+        <w:t>.h</w:t>
+      </w:r>
+      <w:proofErr w:type="spellEnd"/>
+      <w:proofErr w:type="gramEnd"/>
+      <w:r>
+        <w:rPr>
+          <w:lang w:val="en-US"/>
+        </w:rPr>
+        <w:t>"</w:t>
+      </w:r>
+    </w:p>
+    <w:p>
+      <w:pPr>
+        <w:pStyle w:val="a3"/>
+        <w:rPr>
+          <w:lang w:val="en-US"/>
+        </w:rPr>
+      </w:pPr>
+      <w:proofErr w:type="gramStart"/>
+      <w:r>
+        <w:rPr>
+          <w:lang w:val="en-US"/>
+        </w:rPr>
+        <w:t>#include</w:t>
+      </w:r>
+      <w:proofErr w:type="gramEnd"/>
+      <w:r>
+        <w:rPr>
+          <w:lang w:val="en-US"/>
+        </w:rPr>
+        <w:t xml:space="preserve"> "</w:t>
+      </w:r>
+      <w:proofErr w:type="spellStart"/>
+      <w:r>
+        <w:rPr>
+          <w:lang w:val="en-US"/>
+        </w:rPr>
+        <w:t>ui_mainwindow</w:t>
+      </w:r>
+      <w:proofErr w:type="gramStart"/>
+      <w:r>
+        <w:rPr>
+          <w:lang w:val="en-US"/>
+        </w:rPr>
+        <w:t>.h</w:t>
+      </w:r>
+      <w:proofErr w:type="spellEnd"/>
+      <w:proofErr w:type="gramEnd"/>
+      <w:r>
+        <w:rPr>
+          <w:lang w:val="en-US"/>
+        </w:rPr>
+        <w:t>"</w:t>
+      </w:r>
+    </w:p>
+    <w:p>
+      <w:pPr>
+        <w:pStyle w:val="a3"/>
+        <w:rPr>
+          <w:lang w:val="en-US"/>
+        </w:rPr>
+      </w:pPr>
+    </w:p>
+    <w:p>
+      <w:pPr>
+        <w:pStyle w:val="a3"/>
+        <w:rPr>
+          <w:lang w:val="en-US"/>
+        </w:rPr>
+      </w:pPr>
+      <w:proofErr w:type="gramStart"/>
+      <w:r>
+        <w:rPr>
+          <w:lang w:val="en-US"/>
+        </w:rPr>
+        <w:t>#include</w:t>
+      </w:r>
+      <w:proofErr w:type="gramEnd"/>
+      <w:r>
+        <w:rPr>
+          <w:lang w:val="en-US"/>
+        </w:rPr>
+        <w:t xml:space="preserve"> &lt;</w:t>
+      </w:r>
+      <w:proofErr w:type="spellStart"/>
+      <w:r>
+        <w:rPr>
+          <w:lang w:val="en-US"/>
+        </w:rPr>
+        <w:t>QFile</w:t>
+      </w:r>
+      <w:proofErr w:type="spellEnd"/>
+      <w:r>
+        <w:rPr>
+          <w:lang w:val="en-US"/>
+        </w:rPr>
+        <w:t>&gt;</w:t>
+      </w:r>
+    </w:p>
+    <w:p>
+      <w:pPr>
+        <w:pStyle w:val="a3"/>
+        <w:rPr>
+          <w:lang w:val="en-US"/>
+        </w:rPr>
+      </w:pPr>
+      <w:proofErr w:type="gramStart"/>
+      <w:r>
+        <w:rPr>
+          <w:lang w:val="en-US"/>
+        </w:rPr>
+        <w:t>#include</w:t>
+      </w:r>
+      <w:proofErr w:type="gramEnd"/>
+      <w:r>
+        <w:rPr>
+          <w:lang w:val="en-US"/>
+        </w:rPr>
+        <w:t xml:space="preserve"> &lt;</w:t>
+      </w:r>
+      <w:proofErr w:type="spellStart"/>
+      <w:r>
+        <w:rPr>
+          <w:lang w:val="en-US"/>
+        </w:rPr>
+        <w:t>QTextStream</w:t>
+      </w:r>
+      <w:proofErr w:type="spellEnd"/>
+      <w:r>
+        <w:rPr>
+          <w:lang w:val="en-US"/>
+        </w:rPr>
+        <w:t>&gt;</w:t>
+      </w:r>
+    </w:p>
+    <w:p>
+      <w:pPr>
+        <w:pStyle w:val="a3"/>
+        <w:rPr>
+          <w:lang w:val="en-US"/>
+        </w:rPr>
+      </w:pPr>
+      <w:proofErr w:type="gramStart"/>
+      <w:r>
+        <w:rPr>
+          <w:lang w:val="en-US"/>
+        </w:rPr>
+        <w:t>#include</w:t>
+      </w:r>
+      <w:proofErr w:type="gramEnd"/>
+      <w:r>
+        <w:rPr>
+          <w:lang w:val="en-US"/>
+        </w:rPr>
+        <w:t xml:space="preserve"> &lt;</w:t>
+      </w:r>
+      <w:proofErr w:type="spellStart"/>
+      <w:r>
+        <w:rPr>
+          <w:lang w:val="en-US"/>
+        </w:rPr>
+        <w:t>QSaveFile</w:t>
+      </w:r>
+      <w:proofErr w:type="spellEnd"/>
+      <w:r>
+        <w:rPr>
+          <w:lang w:val="en-US"/>
+        </w:rPr>
+        <w:t>&gt;</w:t>
+      </w:r>
+    </w:p>
+    <w:p>
+      <w:pPr>
+        <w:pStyle w:val="a3"/>
+        <w:rPr>
+          <w:lang w:val="en-US"/>
+        </w:rPr>
+      </w:pPr>
+      <w:proofErr w:type="gramStart"/>
+      <w:r>
+        <w:rPr>
+          <w:lang w:val="en-US"/>
+        </w:rPr>
+        <w:t>#include</w:t>
+      </w:r>
+      <w:proofErr w:type="gramEnd"/>
+      <w:r>
+        <w:rPr>
+          <w:lang w:val="en-US"/>
+        </w:rPr>
+        <w:t xml:space="preserve"> &lt;</w:t>
+      </w:r>
+      <w:proofErr w:type="spellStart"/>
+      <w:r>
+        <w:rPr>
+          <w:lang w:val="en-US"/>
+        </w:rPr>
+        <w:t>QFileDialog</w:t>
+      </w:r>
+      <w:proofErr w:type="spellEnd"/>
+      <w:r>
+        <w:rPr>
+          <w:lang w:val="en-US"/>
+        </w:rPr>
+        <w:t>&gt;</w:t>
+      </w:r>
+    </w:p>
+    <w:p>
+      <w:pPr>
+        <w:pStyle w:val="a3"/>
+        <w:rPr>
+          <w:lang w:val="en-US"/>
+        </w:rPr>
+      </w:pPr>
+      <w:proofErr w:type="gramStart"/>
+      <w:r>
+        <w:rPr>
+          <w:lang w:val="en-US"/>
+        </w:rPr>
+        <w:t>#include</w:t>
+      </w:r>
+      <w:proofErr w:type="gramEnd"/>
+      <w:r>
+        <w:rPr>
+          <w:lang w:val="en-US"/>
+        </w:rPr>
+        <w:t xml:space="preserve"> &lt;</w:t>
+      </w:r>
+      <w:proofErr w:type="spellStart"/>
+      <w:r>
+        <w:rPr>
+          <w:lang w:val="en-US"/>
+        </w:rPr>
+        <w:t>QMessageBox</w:t>
+      </w:r>
+      <w:proofErr w:type="spellEnd"/>
+      <w:r>
+        <w:rPr>
+          <w:lang w:val="en-US"/>
+        </w:rPr>
+        <w:t>&gt;</w:t>
+      </w:r>
+    </w:p>
+    <w:p>
+      <w:pPr>
+        <w:pStyle w:val="a3"/>
+        <w:rPr>
+          <w:lang w:val="en-US"/>
+        </w:rPr>
+      </w:pPr>
+      <w:proofErr w:type="gramStart"/>
+      <w:r>
+        <w:rPr>
+          <w:lang w:val="en-US"/>
+        </w:rPr>
+        <w:t>#include</w:t>
+      </w:r>
+      <w:proofErr w:type="gramEnd"/>
+      <w:r>
+        <w:rPr>
+          <w:lang w:val="en-US"/>
+        </w:rPr>
+        <w:t xml:space="preserve"> &lt;</w:t>
+      </w:r>
+      <w:proofErr w:type="spellStart"/>
+      <w:r>
+        <w:rPr>
+          <w:lang w:val="en-US"/>
+        </w:rPr>
+        <w:t>QDir</w:t>
+      </w:r>
+      <w:proofErr w:type="spellEnd"/>
+      <w:r>
+        <w:rPr>
+          <w:lang w:val="en-US"/>
+        </w:rPr>
+        <w:t>&gt;</w:t>
+      </w:r>
+    </w:p>
+    <w:p>
+      <w:pPr>
+        <w:pStyle w:val="a3"/>
+        <w:rPr>
+          <w:lang w:val="en-US"/>
+        </w:rPr>
+      </w:pPr>
+      <w:proofErr w:type="gramStart"/>
+      <w:r>
+        <w:rPr>
+          <w:lang w:val="en-US"/>
+        </w:rPr>
+        <w:t>#include</w:t>
+      </w:r>
+      <w:proofErr w:type="gramEnd"/>
+      <w:r>
+        <w:rPr>
+          <w:lang w:val="en-US"/>
+        </w:rPr>
+        <w:t xml:space="preserve"> &lt;</w:t>
+      </w:r>
+      <w:proofErr w:type="spellStart"/>
+      <w:r>
+        <w:rPr>
+          <w:lang w:val="en-US"/>
+        </w:rPr>
+        <w:t>QStandardPaths</w:t>
+      </w:r>
+      <w:proofErr w:type="spellEnd"/>
+      <w:r>
+        <w:rPr>
+          <w:lang w:val="en-US"/>
+        </w:rPr>
+        <w:t>&gt;</w:t>
+      </w:r>
+    </w:p>
+    <w:p>
+      <w:pPr>
+        <w:pStyle w:val="a3"/>
+        <w:rPr>
+          <w:lang w:val="en-US"/>
+        </w:rPr>
+      </w:pPr>
+    </w:p>
+    <w:p>
+      <w:pPr>
+        <w:pStyle w:val="a3"/>
+        <w:rPr>
+          <w:lang w:val="en-US"/>
+        </w:rPr>
+      </w:pPr>
+      <w:proofErr w:type="spellStart"/>
+      <w:proofErr w:type="gramStart"/>
+      <w:r>
+        <w:rPr>
+          <w:lang w:val="en-US"/>
+        </w:rPr>
+        <w:t>MainWindow</w:t>
+      </w:r>
+      <w:proofErr w:type="spellEnd"/>
+      <w:r>
+        <w:rPr>
+          <w:lang w:val="en-US"/>
+        </w:rPr>
+        <w:t>::</w:t>
+      </w:r>
+      <w:proofErr w:type="spellStart"/>
+      <w:r>
+        <w:rPr>
+          <w:lang w:val="en-US"/>
+        </w:rPr>
+        <w:t>MainWindow</w:t>
+      </w:r>
+      <w:proofErr w:type="spellEnd"/>
+      <w:r>
+        <w:rPr>
+          <w:lang w:val="en-US"/>
+        </w:rPr>
+        <w:t>(</w:t>
+      </w:r>
+      <w:proofErr w:type="spellStart"/>
+      <w:proofErr w:type="gramEnd"/>
+      <w:r>
+        <w:rPr>
+          <w:lang w:val="en-US"/>
+        </w:rPr>
+        <w:t>QWidget</w:t>
+      </w:r>
+      <w:proofErr w:type="spellEnd"/>
+      <w:r>
+        <w:rPr>
+          <w:lang w:val="en-US"/>
+        </w:rPr>
+        <w:t xml:space="preserve"> *parent)</w:t>
+      </w:r>
+    </w:p>
+    <w:p>
+      <w:pPr>
+        <w:pStyle w:val="a3"/>
+        <w:rPr>
+          <w:lang w:val="en-US"/>
+        </w:rPr>
+      </w:pPr>
+      <w:r>
+        <w:rPr>
+          <w:lang w:val="en-US"/>
+        </w:rPr>
+        <w:t xml:space="preserve">    : </w:t>
+      </w:r>
+      <w:proofErr w:type="spellStart"/>
+      <w:r>
+        <w:rPr>
+          <w:lang w:val="en-US"/>
+        </w:rPr>
+        <w:t>QMainWindow</w:t>
+      </w:r>
+      <w:proofErr w:type="spellEnd"/>
+      <w:r>
+        <w:rPr>
+          <w:lang w:val="en-US"/>
+        </w:rPr>
+        <w:t>(parent)</w:t>
+      </w:r>
+    </w:p>
+    <w:p>
+      <w:pPr>
+        <w:pStyle w:val="a3"/>
+        <w:rPr>
+          <w:lang w:val="en-US"/>
+        </w:rPr>
+      </w:pPr>
+      <w:r>
+        <w:rPr>
+          <w:lang w:val="en-US"/>
+        </w:rPr>
+        <w:t xml:space="preserve">    , </w:t>
+      </w:r>
+      <w:proofErr w:type="spellStart"/>
+      <w:proofErr w:type="gramStart"/>
+      <w:r>
+        <w:rPr>
+          <w:lang w:val="en-US"/>
+        </w:rPr>
+        <w:t>ui</w:t>
+      </w:r>
+      <w:proofErr w:type="spellEnd"/>
+      <w:r>
+        <w:rPr>
+          <w:lang w:val="en-US"/>
+        </w:rPr>
+        <w:t>(</w:t>
+      </w:r>
+      <w:proofErr w:type="gramEnd"/>
+      <w:r>
+        <w:rPr>
+          <w:lang w:val="en-US"/>
+        </w:rPr>
+        <w:t xml:space="preserve">new </w:t>
+      </w:r>
+      <w:proofErr w:type="gramStart"/>
+      <w:r>
+        <w:rPr>
+          <w:lang w:val="en-US"/>
+        </w:rPr>
+        <w:t>Ui::</w:t>
+      </w:r>
+      <w:proofErr w:type="spellStart"/>
+      <w:proofErr w:type="gramEnd"/>
+      <w:r>
+        <w:rPr>
+          <w:lang w:val="en-US"/>
+        </w:rPr>
+        <w:t>MainWindow</w:t>
+      </w:r>
+      <w:proofErr w:type="spellEnd"/>
+      <w:r>
+        <w:rPr>
+          <w:lang w:val="en-US"/>
+        </w:rPr>
+        <w:t>)</w:t>
+      </w:r>
+    </w:p>
+    <w:p>
+      <w:pPr>
+        <w:pStyle w:val="a3"/>
+        <w:rPr>
+          <w:lang w:val="en-US"/>
+        </w:rPr>
+      </w:pPr>
+      <w:r>
+        <w:rPr>
+          <w:lang w:val="en-US"/>
+        </w:rPr>
+        <w:t>{</w:t>
+      </w:r>
+    </w:p>
+    <w:p>
+      <w:pPr>
+        <w:pStyle w:val="a3"/>
+        <w:rPr>
+          <w:lang w:val="en-US"/>
+        </w:rPr>
+      </w:pPr>
+      <w:r>
+        <w:rPr>
+          <w:lang w:val="en-US"/>
+        </w:rPr>
+        <w:t xml:space="preserve">    </w:t>
+      </w:r>
+      <w:proofErr w:type="spellStart"/>
+      <w:r>
+        <w:rPr>
+          <w:lang w:val="en-US"/>
+        </w:rPr>
+        <w:t>ui</w:t>
+      </w:r>
+      <w:proofErr w:type="spellEnd"/>
+      <w:r>
+        <w:rPr>
+          <w:lang w:val="en-US"/>
+        </w:rPr>
+        <w:t>-&gt;</w:t>
+      </w:r>
+      <w:proofErr w:type="spellStart"/>
+      <w:r>
+        <w:rPr>
+          <w:lang w:val="en-US"/>
+        </w:rPr>
+        <w:t>setupUi</w:t>
+      </w:r>
+      <w:proofErr w:type="spellEnd"/>
+      <w:r>
+        <w:rPr>
+          <w:lang w:val="en-US"/>
+        </w:rPr>
+        <w:t>(this);</w:t>
+      </w:r>
+    </w:p>
+    <w:p>
+      <w:pPr>
+        <w:pStyle w:val="a3"/>
+        <w:rPr>
+          <w:lang w:val="en-US"/>
+        </w:rPr>
+      </w:pPr>
+    </w:p>
+    <w:p>
+      <w:pPr>
+        <w:pStyle w:val="a3"/>
+        <w:rPr>
+          <w:lang w:val="en-US"/>
+        </w:rPr>
+      </w:pPr>
+      <w:r>
+        <w:rPr>
+          <w:lang w:val="en-US"/>
+        </w:rPr>
+        <w:t xml:space="preserve">    connect(</w:t>
+      </w:r>
+      <w:proofErr w:type="spellStart"/>
+      <w:r>
+        <w:rPr>
+          <w:lang w:val="en-US"/>
+        </w:rPr>
+        <w:t>ui</w:t>
+      </w:r>
+      <w:proofErr w:type="spellEnd"/>
+      <w:r>
+        <w:rPr>
+          <w:lang w:val="en-US"/>
+        </w:rPr>
+        <w:t>-&gt;</w:t>
+      </w:r>
+      <w:proofErr w:type="spellStart"/>
+      <w:r>
+        <w:rPr>
+          <w:lang w:val="en-US"/>
+        </w:rPr>
+        <w:t>sendMessage</w:t>
+      </w:r>
+      <w:proofErr w:type="spellEnd"/>
+      <w:r>
+        <w:rPr>
+          <w:lang w:val="en-US"/>
+        </w:rPr>
+        <w:t xml:space="preserve">, </w:t>
+      </w:r>
+      <w:proofErr w:type="gramStart"/>
+      <w:r>
+        <w:rPr>
+          <w:lang w:val="en-US"/>
+        </w:rPr>
+        <w:t>SIGNAL(clicked(</w:t>
+      </w:r>
+      <w:proofErr w:type="gramEnd"/>
+      <w:r>
+        <w:rPr>
+          <w:lang w:val="en-US"/>
+        </w:rPr>
+        <w:t>)), this,</w:t>
+      </w:r>
+    </w:p>
+    <w:p>
+      <w:pPr>
+        <w:pStyle w:val="a3"/>
+        <w:rPr>
+          <w:lang w:val="en-US"/>
+        </w:rPr>
+      </w:pPr>
+      <w:r>
+        <w:rPr>
+          <w:lang w:val="en-US"/>
+        </w:rPr>
+        <w:t xml:space="preserve">            </w:t>
+      </w:r>
+      <w:proofErr w:type="gramStart"/>
+      <w:r>
+        <w:rPr>
+          <w:lang w:val="en-US"/>
+        </w:rPr>
+        <w:t>SLOT(</w:t>
+      </w:r>
+      <w:proofErr w:type="spellStart"/>
+      <w:r>
+        <w:rPr>
+          <w:lang w:val="en-US"/>
+        </w:rPr>
+        <w:t>sendMessage</w:t>
+      </w:r>
+      <w:proofErr w:type="spellEnd"/>
+      <w:r>
+        <w:rPr>
+          <w:lang w:val="en-US"/>
+        </w:rPr>
+        <w:t>(</w:t>
+      </w:r>
+      <w:proofErr w:type="gramEnd"/>
+      <w:r>
+        <w:rPr>
+          <w:lang w:val="en-US"/>
+        </w:rPr>
+        <w:t>)));</w:t>
+      </w:r>
+    </w:p>
+    <w:p>
+      <w:pPr>
+        <w:pStyle w:val="a3"/>
+        <w:rPr>
+          <w:lang w:val="en-US"/>
+        </w:rPr>
+      </w:pPr>
+      <w:r>
+        <w:rPr>
+          <w:lang w:val="en-US"/>
+        </w:rPr>
+        <w:t>}</w:t>
+      </w:r>
+    </w:p>
+    <w:p>
+      <w:pPr>
+        <w:pStyle w:val="a3"/>
+        <w:rPr>
+          <w:lang w:val="en-US"/>
+        </w:rPr>
+      </w:pPr>
+    </w:p>
+    <w:p>
+      <w:pPr>
+        <w:pStyle w:val="a3"/>
+        <w:rPr>
+          <w:lang w:val="en-US"/>
+        </w:rPr>
+      </w:pPr>
+      <w:proofErr w:type="spellStart"/>
+      <w:proofErr w:type="gramStart"/>
+      <w:r>
+        <w:rPr>
+          <w:lang w:val="en-US"/>
+        </w:rPr>
+        <w:t>MainWindow</w:t>
+      </w:r>
+      <w:proofErr w:type="spellEnd"/>
+      <w:r>
+        <w:rPr>
+          <w:lang w:val="en-US"/>
+        </w:rPr>
+        <w:t>::</w:t>
+      </w:r>
+      <w:proofErr w:type="gramEnd"/>
+      <w:r>
+        <w:rPr>
+          <w:lang w:val="en-US"/>
+        </w:rPr>
+        <w:t>~</w:t>
+      </w:r>
+      <w:proofErr w:type="spellStart"/>
+      <w:proofErr w:type="gramStart"/>
+      <w:r>
+        <w:rPr>
+          <w:lang w:val="en-US"/>
+        </w:rPr>
+        <w:t>MainWindow</w:t>
+      </w:r>
+      <w:proofErr w:type="spellEnd"/>
+      <w:r>
+        <w:rPr>
+          <w:lang w:val="en-US"/>
+        </w:rPr>
+        <w:t>(</w:t>
+      </w:r>
+      <w:proofErr w:type="gramEnd"/>
+      <w:r>
+        <w:rPr>
+          <w:lang w:val="en-US"/>
+        </w:rPr>
+        <w:t>)</w:t>
+      </w:r>
+    </w:p>
+    <w:p>
+      <w:pPr>
+        <w:pStyle w:val="a3"/>
+        <w:rPr>
+          <w:lang w:val="en-US"/>
+        </w:rPr>
+      </w:pPr>
+      <w:r>
+        <w:rPr>
+          <w:lang w:val="en-US"/>
+        </w:rPr>
+        <w:t>{</w:t>
+      </w:r>
+    </w:p>
+    <w:p>
+      <w:pPr>
+        <w:pStyle w:val="a3"/>
+        <w:rPr>
+          <w:lang w:val="en-US"/>
+        </w:rPr>
+      </w:pPr>
+      <w:r>
+        <w:rPr>
+          <w:lang w:val="en-US"/>
+        </w:rPr>
+        <w:lastRenderedPageBreak/>
+        <w:t xml:space="preserve">    delete </w:t>
+      </w:r>
+      <w:proofErr w:type="spellStart"/>
+      <w:r>
+        <w:rPr>
+          <w:lang w:val="en-US"/>
+        </w:rPr>
+        <w:t>ui</w:t>
+      </w:r>
+      <w:proofErr w:type="spellEnd"/>
+      <w:r>
+        <w:rPr>
+          <w:lang w:val="en-US"/>
+        </w:rPr>
+        <w:t>;</w:t>
+      </w:r>
+    </w:p>
+    <w:p>
+      <w:pPr>
+        <w:pStyle w:val="a3"/>
+        <w:rPr>
+          <w:lang w:val="en-US"/>
+        </w:rPr>
+      </w:pPr>
+      <w:r>
+        <w:rPr>
+          <w:lang w:val="en-US"/>
+        </w:rPr>
+        <w:t>}</w:t>
+      </w:r>
+    </w:p>
+    <w:p>
+      <w:pPr>
+        <w:pStyle w:val="a3"/>
+        <w:rPr>
+          <w:lang w:val="en-US"/>
+        </w:rPr>
+      </w:pPr>
+    </w:p>
+    <w:p>
+      <w:pPr>
+        <w:pStyle w:val="a3"/>
+        <w:rPr>
+          <w:lang w:val="en-US"/>
+        </w:rPr>
+      </w:pPr>
+      <w:r>
+        <w:rPr>
+          <w:lang w:val="en-US"/>
+        </w:rPr>
+        <w:t xml:space="preserve">void </w:t>
+      </w:r>
+      <w:proofErr w:type="spellStart"/>
+      <w:proofErr w:type="gramStart"/>
+      <w:r>
+        <w:rPr>
+          <w:lang w:val="en-US"/>
+        </w:rPr>
+        <w:t>MainWindow</w:t>
+      </w:r>
+      <w:proofErr w:type="spellEnd"/>
+      <w:r>
+        <w:rPr>
+          <w:lang w:val="en-US"/>
+        </w:rPr>
+        <w:t>::</w:t>
+      </w:r>
+      <w:proofErr w:type="spellStart"/>
+      <w:r>
+        <w:rPr>
+          <w:lang w:val="en-US"/>
+        </w:rPr>
+        <w:t>sendMessage</w:t>
+      </w:r>
+      <w:proofErr w:type="spellEnd"/>
+      <w:r>
+        <w:rPr>
+          <w:lang w:val="en-US"/>
+        </w:rPr>
+        <w:t>(</w:t>
+      </w:r>
+      <w:proofErr w:type="gramEnd"/>
+      <w:r>
+        <w:rPr>
+          <w:lang w:val="en-US"/>
+        </w:rPr>
+        <w:t>)</w:t>
+      </w:r>
+    </w:p>
+    <w:p>
+      <w:pPr>
+        <w:pStyle w:val="a3"/>
+        <w:rPr>
+          <w:lang w:val="en-US"/>
+        </w:rPr>
+      </w:pPr>
+      <w:r>
+        <w:rPr>
+          <w:lang w:val="en-US"/>
+        </w:rPr>
+        <w:t>{</w:t>
+      </w:r>
+    </w:p>
+    <w:p>
+      <w:pPr>
+        <w:pStyle w:val="a3"/>
+        <w:rPr>
+          <w:lang w:val="en-US"/>
+        </w:rPr>
+      </w:pPr>
+    </w:p>
+    <w:p>
+      <w:pPr>
+        <w:pStyle w:val="a3"/>
+        <w:rPr>
+          <w:lang w:val="en-US"/>
+        </w:rPr>
+      </w:pPr>
+      <w:r>
+        <w:rPr>
+          <w:lang w:val="en-US"/>
+        </w:rPr>
+        <w:t xml:space="preserve">    const </w:t>
+      </w:r>
+      <w:proofErr w:type="spellStart"/>
+      <w:r>
+        <w:rPr>
+          <w:lang w:val="en-US"/>
+        </w:rPr>
+        <w:t>QString</w:t>
+      </w:r>
+      <w:proofErr w:type="spellEnd"/>
+      <w:r>
+        <w:rPr>
+          <w:lang w:val="en-US"/>
+        </w:rPr>
+        <w:t xml:space="preserve"> </w:t>
+      </w:r>
+      <w:proofErr w:type="spellStart"/>
+      <w:r>
+        <w:rPr>
+          <w:lang w:val="en-US"/>
+        </w:rPr>
+        <w:t>defaultPath</w:t>
+      </w:r>
+      <w:proofErr w:type="spellEnd"/>
+      <w:r>
+        <w:rPr>
+          <w:lang w:val="en-US"/>
+        </w:rPr>
+        <w:t xml:space="preserve"> = </w:t>
+      </w:r>
+      <w:proofErr w:type="spellStart"/>
+      <w:proofErr w:type="gramStart"/>
+      <w:r>
+        <w:rPr>
+          <w:lang w:val="en-US"/>
+        </w:rPr>
+        <w:t>QDir</w:t>
+      </w:r>
+      <w:proofErr w:type="spellEnd"/>
+      <w:r>
+        <w:rPr>
+          <w:lang w:val="en-US"/>
+        </w:rPr>
+        <w:t>::</w:t>
+      </w:r>
+      <w:proofErr w:type="spellStart"/>
+      <w:r>
+        <w:rPr>
+          <w:lang w:val="en-US"/>
+        </w:rPr>
+        <w:t>homePath</w:t>
+      </w:r>
+      <w:proofErr w:type="spellEnd"/>
+      <w:r>
+        <w:rPr>
+          <w:lang w:val="en-US"/>
+        </w:rPr>
+        <w:t>(</w:t>
+      </w:r>
+      <w:proofErr w:type="gramEnd"/>
+      <w:r>
+        <w:rPr>
+          <w:lang w:val="en-US"/>
+        </w:rPr>
+        <w:t>) + "/message.txt";</w:t>
+      </w:r>
+    </w:p>
+    <w:p>
+      <w:pPr>
+        <w:pStyle w:val="a3"/>
+        <w:rPr>
+          <w:lang w:val="en-US"/>
+        </w:rPr>
+      </w:pPr>
+      <w:r>
+        <w:rPr>
+          <w:lang w:val="en-US"/>
+        </w:rPr>
+        <w:t xml:space="preserve">    const </w:t>
+      </w:r>
+      <w:proofErr w:type="spellStart"/>
+      <w:r>
+        <w:rPr>
+          <w:lang w:val="en-US"/>
+        </w:rPr>
+        <w:t>QString</w:t>
+      </w:r>
+      <w:proofErr w:type="spellEnd"/>
+      <w:r>
+        <w:rPr>
+          <w:lang w:val="en-US"/>
+        </w:rPr>
+        <w:t xml:space="preserve"> path = </w:t>
+      </w:r>
+      <w:proofErr w:type="spellStart"/>
+      <w:proofErr w:type="gramStart"/>
+      <w:r>
+        <w:rPr>
+          <w:lang w:val="en-US"/>
+        </w:rPr>
+        <w:t>QFileDialog</w:t>
+      </w:r>
+      <w:proofErr w:type="spellEnd"/>
+      <w:r>
+        <w:rPr>
+          <w:lang w:val="en-US"/>
+        </w:rPr>
+        <w:t>::</w:t>
+      </w:r>
+      <w:proofErr w:type="spellStart"/>
+      <w:r>
+        <w:rPr>
+          <w:lang w:val="en-US"/>
+        </w:rPr>
+        <w:t>getSaveFileName</w:t>
+      </w:r>
+      <w:proofErr w:type="spellEnd"/>
+      <w:r>
+        <w:rPr>
+          <w:lang w:val="en-US"/>
+        </w:rPr>
+        <w:t>(</w:t>
+      </w:r>
+      <w:proofErr w:type="gramEnd"/>
+    </w:p>
+    <w:p>
+      <w:pPr>
+        <w:pStyle w:val="a3"/>
+      </w:pPr>
+      <w:r>
+        <w:rPr>
+          <w:lang w:val="en-US"/>
+        </w:rPr>
+        <w:t xml:space="preserve">        this</w:t>
+      </w:r>
+      <w:r>
+        <w:t>,</w:t>
+      </w:r>
+    </w:p>
+    <w:p>
+      <w:pPr>
+        <w:pStyle w:val="a3"/>
+      </w:pPr>
+      <w:r>
+        <w:t xml:space="preserve">        "Сохранить сообщение",</w:t>
+      </w:r>
+    </w:p>
+    <w:p>
+      <w:pPr>
+        <w:pStyle w:val="a3"/>
+      </w:pPr>
+      <w:r>
+        <w:t xml:space="preserve">        </w:t>
+      </w:r>
+      <w:proofErr w:type="spellStart"/>
+      <w:r>
+        <w:rPr>
+          <w:lang w:val="en-US"/>
+        </w:rPr>
+        <w:t>defaultPath</w:t>
+      </w:r>
+      <w:proofErr w:type="spellEnd"/>
+      <w:r>
+        <w:t>,</w:t>
+      </w:r>
+    </w:p>
+    <w:p>
+      <w:pPr>
+        <w:pStyle w:val="a3"/>
+      </w:pPr>
+      <w:r>
+        <w:t xml:space="preserve">        "Текстовые файлы (*.</w:t>
+      </w:r>
+      <w:r>
+        <w:rPr>
+          <w:lang w:val="en-US"/>
+        </w:rPr>
+        <w:t>txt</w:t>
+      </w:r>
+      <w:proofErr w:type="gramStart"/>
+      <w:r>
+        <w:t>);;</w:t>
+      </w:r>
+      <w:proofErr w:type="gramEnd"/>
+      <w:r>
+        <w:t>Все файлы (*)"</w:t>
+      </w:r>
+    </w:p>
+    <w:p>
+      <w:pPr>
+        <w:pStyle w:val="a3"/>
+        <w:rPr>
+          <w:lang w:val="en-US"/>
+        </w:rPr>
+      </w:pPr>
+      <w:r>
+        <w:t xml:space="preserve">        </w:t>
+      </w:r>
+      <w:r>
+        <w:rPr>
+          <w:lang w:val="en-US"/>
+        </w:rPr>
+        <w:t>);</w:t>
+      </w:r>
+    </w:p>
+    <w:p>
+      <w:pPr>
+        <w:pStyle w:val="a3"/>
+        <w:rPr>
+          <w:lang w:val="en-US"/>
+        </w:rPr>
+      </w:pPr>
+    </w:p>
+    <w:p>
+      <w:pPr>
+        <w:pStyle w:val="a3"/>
+        <w:rPr>
+          <w:lang w:val="en-US"/>
+        </w:rPr>
+      </w:pPr>
+      <w:r>
+        <w:rPr>
+          <w:lang w:val="en-US"/>
+        </w:rPr>
+        <w:t xml:space="preserve">    if (</w:t>
+      </w:r>
+      <w:proofErr w:type="spellStart"/>
+      <w:proofErr w:type="gramStart"/>
+      <w:r>
+        <w:rPr>
+          <w:lang w:val="en-US"/>
+        </w:rPr>
+        <w:t>path.isEmpty</w:t>
+      </w:r>
+      <w:proofErr w:type="spellEnd"/>
+      <w:proofErr w:type="gramEnd"/>
+      <w:r>
+        <w:rPr>
+          <w:lang w:val="en-US"/>
+        </w:rPr>
+        <w:t>())</w:t>
+      </w:r>
+    </w:p>
+    <w:p>
+      <w:pPr>
+        <w:pStyle w:val="a3"/>
+        <w:rPr>
+          <w:lang w:val="en-US"/>
+        </w:rPr>
+      </w:pPr>
+      <w:r>
+        <w:rPr>
+          <w:lang w:val="en-US"/>
+        </w:rPr>
+        <w:t xml:space="preserve">        return;</w:t>
+      </w:r>
+    </w:p>
+    <w:p>
+      <w:pPr>
+        <w:pStyle w:val="a3"/>
+        <w:rPr>
+          <w:lang w:val="en-US"/>
+        </w:rPr>
+      </w:pPr>
+    </w:p>
+    <w:p>
+      <w:pPr>
+        <w:pStyle w:val="a3"/>
+        <w:rPr>
+          <w:lang w:val="en-US"/>
+        </w:rPr>
+      </w:pPr>
+      <w:r>
+        <w:rPr>
+          <w:lang w:val="en-US"/>
+        </w:rPr>
+        <w:t xml:space="preserve">    if </w:t>
+      </w:r>
+      <w:proofErr w:type="gramStart"/>
+      <w:r>
+        <w:rPr>
+          <w:lang w:val="en-US"/>
+        </w:rPr>
+        <w:t>(!</w:t>
+      </w:r>
+      <w:proofErr w:type="spellStart"/>
+      <w:r>
+        <w:rPr>
+          <w:lang w:val="en-US"/>
+        </w:rPr>
+        <w:t>saveToFile</w:t>
+      </w:r>
+      <w:proofErr w:type="spellEnd"/>
+      <w:proofErr w:type="gramEnd"/>
+      <w:r>
+        <w:rPr>
+          <w:lang w:val="en-US"/>
+        </w:rPr>
+        <w:t>(path</w:t>
+      </w:r>
+      <w:proofErr w:type="gramStart"/>
+      <w:r>
+        <w:rPr>
+          <w:lang w:val="en-US"/>
+        </w:rPr>
+        <w:t>)) {</w:t>
+      </w:r>
+      <w:proofErr w:type="gramEnd"/>
+    </w:p>
+    <w:p>
+      <w:pPr>
+        <w:pStyle w:val="a3"/>
+      </w:pPr>
+      <w:r>
+        <w:rPr>
+          <w:lang w:val="en-US"/>
+        </w:rPr>
+        <w:t xml:space="preserve">        </w:t>
+      </w:r>
+      <w:proofErr w:type="spellStart"/>
+      <w:proofErr w:type="gramStart"/>
+      <w:r>
+        <w:rPr>
+          <w:lang w:val="en-US"/>
+        </w:rPr>
+        <w:t>QMessageBox</w:t>
+      </w:r>
+      <w:proofErr w:type="spellEnd"/>
+      <w:r>
+        <w:t>::</w:t>
+      </w:r>
+      <w:r>
+        <w:rPr>
+          <w:lang w:val="en-US"/>
+        </w:rPr>
+        <w:t>warning</w:t>
+      </w:r>
+      <w:r>
+        <w:t>(</w:t>
+      </w:r>
+      <w:proofErr w:type="gramEnd"/>
+      <w:r>
+        <w:rPr>
+          <w:lang w:val="en-US"/>
+        </w:rPr>
+        <w:t>this</w:t>
+      </w:r>
+      <w:r>
+        <w:t xml:space="preserve">, "Ошибка", "Не удалось сохранить файл: " + </w:t>
+      </w:r>
+      <w:r>
+        <w:rPr>
+          <w:lang w:val="en-US"/>
+        </w:rPr>
+        <w:t>path</w:t>
+      </w:r>
+      <w:r>
+        <w:t>);</w:t>
+      </w:r>
+    </w:p>
+    <w:p>
+      <w:pPr>
+        <w:pStyle w:val="a3"/>
+        <w:rPr>
+          <w:lang w:val="en-US"/>
+        </w:rPr>
+      </w:pPr>
+      <w:r>
+        <w:t xml:space="preserve">        </w:t>
+      </w:r>
+      <w:r>
+        <w:rPr>
+          <w:lang w:val="en-US"/>
+        </w:rPr>
+        <w:t>return;</w:t>
+      </w:r>
+    </w:p>
+    <w:p>
+      <w:pPr>
+        <w:pStyle w:val="a3"/>
+        <w:rPr>
+          <w:lang w:val="en-US"/>
+        </w:rPr>
+      </w:pPr>
+      <w:r>
+        <w:rPr>
+          <w:lang w:val="en-US"/>
+        </w:rPr>
+        <w:t xml:space="preserve">    }</w:t>
+      </w:r>
+    </w:p>
+    <w:p>
+      <w:pPr>
+        <w:pStyle w:val="a3"/>
+        <w:rPr>
+          <w:lang w:val="en-US"/>
+        </w:rPr>
+      </w:pPr>
+    </w:p>
+    <w:p>
+      <w:pPr>
+        <w:pStyle w:val="a3"/>
+        <w:rPr>
+          <w:lang w:val="en-US"/>
+        </w:rPr>
+      </w:pPr>
+      <w:r>
+        <w:rPr>
+          <w:lang w:val="en-US"/>
+        </w:rPr>
+        <w:t xml:space="preserve">    </w:t>
+      </w:r>
+      <w:proofErr w:type="spellStart"/>
+      <w:proofErr w:type="gramStart"/>
+      <w:r>
+        <w:rPr>
+          <w:lang w:val="en-US"/>
+        </w:rPr>
+        <w:t>QMessageBox</w:t>
+      </w:r>
+      <w:proofErr w:type="spellEnd"/>
+      <w:r>
+        <w:rPr>
+          <w:lang w:val="en-US"/>
+        </w:rPr>
+        <w:t>::information(</w:t>
+      </w:r>
+      <w:proofErr w:type="gramEnd"/>
+      <w:r>
+        <w:rPr>
+          <w:lang w:val="en-US"/>
+        </w:rPr>
+        <w:t>this, "</w:t>
+      </w:r>
+      <w:proofErr w:type="spellStart"/>
+      <w:r>
+        <w:rPr>
+          <w:lang w:val="en-US"/>
+        </w:rPr>
+        <w:t>Готово</w:t>
+      </w:r>
+      <w:proofErr w:type="spellEnd"/>
+      <w:r>
+        <w:rPr>
+          <w:lang w:val="en-US"/>
+        </w:rPr>
+        <w:t>", "</w:t>
+      </w:r>
+      <w:proofErr w:type="spellStart"/>
+      <w:r>
+        <w:rPr>
+          <w:lang w:val="en-US"/>
+        </w:rPr>
+        <w:t>Сообщение</w:t>
+      </w:r>
+      <w:proofErr w:type="spellEnd"/>
+      <w:r>
+        <w:rPr>
+          <w:lang w:val="en-US"/>
+        </w:rPr>
+        <w:t xml:space="preserve"> </w:t>
+      </w:r>
+      <w:proofErr w:type="spellStart"/>
+      <w:r>
+        <w:rPr>
+          <w:lang w:val="en-US"/>
+        </w:rPr>
+        <w:t>сохранено</w:t>
+      </w:r>
+      <w:proofErr w:type="spellEnd"/>
+      <w:r>
+        <w:rPr>
+          <w:lang w:val="en-US"/>
+        </w:rPr>
+        <w:t>: " + path);</w:t>
+      </w:r>
+    </w:p>
+    <w:p>
+      <w:pPr>
+        <w:pStyle w:val="a3"/>
+        <w:rPr>
+          <w:lang w:val="en-US"/>
+        </w:rPr>
+      </w:pPr>
+      <w:r>
+        <w:rPr>
+          <w:lang w:val="en-US"/>
+        </w:rPr>
+        <w:t>}</w:t>
+      </w:r>
+    </w:p>
+    <w:p>
+      <w:pPr>
+        <w:pStyle w:val="a3"/>
+        <w:rPr>
+          <w:lang w:val="en-US"/>
+        </w:rPr>
+      </w:pPr>
+    </w:p>
+    <w:p>
+      <w:pPr>
+        <w:pStyle w:val="a3"/>
+        <w:rPr>
+          <w:lang w:val="en-US"/>
+        </w:rPr>
+      </w:pPr>
+      <w:r>
+        <w:rPr>
+          <w:lang w:val="en-US"/>
+        </w:rPr>
+        <w:t xml:space="preserve">bool </w:t>
+      </w:r>
+      <w:proofErr w:type="spellStart"/>
+      <w:proofErr w:type="gramStart"/>
+      <w:r>
+        <w:rPr>
+          <w:lang w:val="en-US"/>
+        </w:rPr>
+        <w:t>MainWindow</w:t>
+      </w:r>
+      <w:proofErr w:type="spellEnd"/>
+      <w:r>
+        <w:rPr>
+          <w:lang w:val="en-US"/>
+        </w:rPr>
+        <w:t>::</w:t>
+      </w:r>
+      <w:proofErr w:type="spellStart"/>
+      <w:r>
+        <w:rPr>
+          <w:lang w:val="en-US"/>
+        </w:rPr>
+        <w:t>saveToFile</w:t>
+      </w:r>
+      <w:proofErr w:type="spellEnd"/>
+      <w:r>
+        <w:rPr>
+          <w:lang w:val="en-US"/>
+        </w:rPr>
+        <w:t>(</w:t>
+      </w:r>
+      <w:proofErr w:type="gramEnd"/>
+      <w:r>
+        <w:rPr>
+          <w:lang w:val="en-US"/>
+        </w:rPr>
+        <w:t xml:space="preserve">const </w:t>
+      </w:r>
+      <w:proofErr w:type="spellStart"/>
+      <w:r>
+        <w:rPr>
+          <w:lang w:val="en-US"/>
+        </w:rPr>
+        <w:t>QString</w:t>
+      </w:r>
+      <w:proofErr w:type="spellEnd"/>
+      <w:r>
+        <w:rPr>
+          <w:lang w:val="en-US"/>
+        </w:rPr>
+        <w:t xml:space="preserve"> &amp;path)</w:t>
+      </w:r>
+    </w:p>
+    <w:p>
+      <w:pPr>
+        <w:pStyle w:val="a3"/>
+        <w:rPr>
+          <w:lang w:val="en-US"/>
+        </w:rPr>
+      </w:pPr>
+      <w:r>
+        <w:rPr>
+          <w:lang w:val="en-US"/>
+        </w:rPr>
+        <w:t>{</w:t>
+      </w:r>
+    </w:p>
+    <w:p>
+      <w:pPr>
+        <w:pStyle w:val="a3"/>
+        <w:rPr>
+          <w:lang w:val="en-US"/>
+        </w:rPr>
+      </w:pPr>
+      <w:r>
+        <w:rPr>
+          <w:lang w:val="en-US"/>
+        </w:rPr>
+        <w:t xml:space="preserve">    </w:t>
+      </w:r>
+      <w:proofErr w:type="spellStart"/>
+      <w:r>
+        <w:rPr>
+          <w:lang w:val="en-US"/>
+        </w:rPr>
+        <w:t>QSaveFile</w:t>
+      </w:r>
+      <w:proofErr w:type="spellEnd"/>
+      <w:r>
+        <w:rPr>
+          <w:lang w:val="en-US"/>
+        </w:rPr>
+        <w:t xml:space="preserve"> file(path);</w:t>
+      </w:r>
+    </w:p>
+    <w:p>
+      <w:pPr>
+        <w:pStyle w:val="a3"/>
+        <w:rPr>
+          <w:lang w:val="en-US"/>
+        </w:rPr>
+      </w:pPr>
+      <w:r>
+        <w:rPr>
+          <w:lang w:val="en-US"/>
+        </w:rPr>
+        <w:t xml:space="preserve">    if </w:t>
+      </w:r>
+      <w:proofErr w:type="gramStart"/>
+      <w:r>
+        <w:rPr>
+          <w:lang w:val="en-US"/>
+        </w:rPr>
+        <w:t>(!</w:t>
+      </w:r>
+      <w:proofErr w:type="spellStart"/>
+      <w:r>
+        <w:rPr>
+          <w:lang w:val="en-US"/>
+        </w:rPr>
+        <w:t>file</w:t>
+      </w:r>
+      <w:proofErr w:type="gramEnd"/>
+      <w:r>
+        <w:rPr>
+          <w:lang w:val="en-US"/>
+        </w:rPr>
+        <w:t>.</w:t>
+      </w:r>
+      <w:proofErr w:type="gramStart"/>
+      <w:r>
+        <w:rPr>
+          <w:lang w:val="en-US"/>
+        </w:rPr>
+        <w:t>open</w:t>
+      </w:r>
+      <w:proofErr w:type="spellEnd"/>
+      <w:r>
+        <w:rPr>
+          <w:lang w:val="en-US"/>
+        </w:rPr>
+        <w:t>(</w:t>
+      </w:r>
+      <w:proofErr w:type="spellStart"/>
+      <w:r>
+        <w:rPr>
+          <w:lang w:val="en-US"/>
+        </w:rPr>
+        <w:t>QIODevice</w:t>
+      </w:r>
+      <w:proofErr w:type="spellEnd"/>
+      <w:r>
+        <w:rPr>
+          <w:lang w:val="en-US"/>
+        </w:rPr>
+        <w:t>::</w:t>
+      </w:r>
+      <w:proofErr w:type="spellStart"/>
+      <w:proofErr w:type="gramEnd"/>
+      <w:r>
+        <w:rPr>
+          <w:lang w:val="en-US"/>
+        </w:rPr>
+        <w:t>WriteOnly</w:t>
+      </w:r>
+      <w:proofErr w:type="spellEnd"/>
+      <w:r>
+        <w:rPr>
+          <w:lang w:val="en-US"/>
+        </w:rPr>
+        <w:t xml:space="preserve"> | </w:t>
+      </w:r>
+      <w:proofErr w:type="spellStart"/>
+      <w:proofErr w:type="gramStart"/>
+      <w:r>
+        <w:rPr>
+          <w:lang w:val="en-US"/>
+        </w:rPr>
+        <w:t>QIODevice</w:t>
+      </w:r>
+      <w:proofErr w:type="spellEnd"/>
+      <w:r>
+        <w:rPr>
+          <w:lang w:val="en-US"/>
+        </w:rPr>
+        <w:t>::</w:t>
+      </w:r>
+      <w:proofErr w:type="gramEnd"/>
+      <w:r>
+        <w:rPr>
+          <w:lang w:val="en-US"/>
+        </w:rPr>
+        <w:t>Text))</w:t>
+      </w:r>
+    </w:p>
+    <w:p>
+      <w:pPr>
+        <w:pStyle w:val="a3"/>
+        <w:rPr>
+          <w:lang w:val="en-US"/>
+        </w:rPr>
+      </w:pPr>
+      <w:r>
+        <w:rPr>
+          <w:lang w:val="en-US"/>
+        </w:rPr>
+        <w:t xml:space="preserve">        return false;</w:t>
+      </w:r>
+    </w:p>
+    <w:p>
+      <w:pPr>
+        <w:pStyle w:val="a3"/>
+        <w:rPr>
+          <w:lang w:val="en-US"/>
+        </w:rPr>
+      </w:pPr>
+    </w:p>
+    <w:p>
+      <w:pPr>
+        <w:pStyle w:val="a3"/>
+        <w:rPr>
+          <w:lang w:val="en-US"/>
+        </w:rPr>
+      </w:pPr>
+      <w:r>
+        <w:rPr>
+          <w:lang w:val="en-US"/>
+        </w:rPr>
+        <w:t xml:space="preserve">    </w:t>
+      </w:r>
+      <w:proofErr w:type="spellStart"/>
+      <w:r>
+        <w:rPr>
+          <w:lang w:val="en-US"/>
+        </w:rPr>
+        <w:t>QTextStream</w:t>
+      </w:r>
+      <w:proofErr w:type="spellEnd"/>
+      <w:r>
+        <w:rPr>
+          <w:lang w:val="en-US"/>
+        </w:rPr>
+        <w:t xml:space="preserve"> out(&amp;file);</w:t>
+      </w:r>
+    </w:p>
+    <w:p>
+      <w:pPr>
+        <w:pStyle w:val="a3"/>
+        <w:rPr>
+          <w:lang w:val="en-US"/>
+        </w:rPr>
+      </w:pPr>
+      <w:r>
+        <w:rPr>
+          <w:lang w:val="en-US"/>
+        </w:rPr>
+        <w:t xml:space="preserve">    </w:t>
+      </w:r>
+      <w:proofErr w:type="spellStart"/>
+      <w:proofErr w:type="gramStart"/>
+      <w:r>
+        <w:rPr>
+          <w:lang w:val="en-US"/>
+        </w:rPr>
+        <w:t>out.setEncoding</w:t>
+      </w:r>
+      <w:proofErr w:type="spellEnd"/>
+      <w:proofErr w:type="gramEnd"/>
+      <w:r>
+        <w:rPr>
+          <w:lang w:val="en-US"/>
+        </w:rPr>
+        <w:t>(</w:t>
+      </w:r>
+      <w:proofErr w:type="spellStart"/>
+      <w:proofErr w:type="gramStart"/>
+      <w:r>
+        <w:rPr>
+          <w:lang w:val="en-US"/>
+        </w:rPr>
+        <w:t>QStringConverter</w:t>
+      </w:r>
+      <w:proofErr w:type="spellEnd"/>
+      <w:r>
+        <w:rPr>
+          <w:lang w:val="en-US"/>
+        </w:rPr>
+        <w:t>::</w:t>
+      </w:r>
+      <w:proofErr w:type="gramEnd"/>
+      <w:r>
+        <w:rPr>
+          <w:lang w:val="en-US"/>
+        </w:rPr>
+        <w:t>Utf8);</w:t>
+      </w:r>
+    </w:p>
+    <w:p>
+      <w:pPr>
+        <w:pStyle w:val="a3"/>
+        <w:rPr>
+          <w:lang w:val="en-US"/>
+        </w:rPr>
+      </w:pPr>
+    </w:p>
+    <w:p>
+      <w:pPr>
+        <w:pStyle w:val="a3"/>
+        <w:rPr>
+          <w:lang w:val="en-US"/>
+        </w:rPr>
+      </w:pPr>
+      <w:r>
+        <w:rPr>
+          <w:lang w:val="en-US"/>
+        </w:rPr>
+        <w:t xml:space="preserve">    out &lt;&lt; "E-mail: "     &lt;&lt; </w:t>
+      </w:r>
+      <w:proofErr w:type="spellStart"/>
+      <w:r>
+        <w:rPr>
+          <w:lang w:val="en-US"/>
+        </w:rPr>
+        <w:t>ui</w:t>
+      </w:r>
+      <w:proofErr w:type="spellEnd"/>
+      <w:r>
+        <w:rPr>
+          <w:lang w:val="en-US"/>
+        </w:rPr>
+        <w:t>-&gt;</w:t>
+      </w:r>
+      <w:proofErr w:type="spellStart"/>
+      <w:r>
+        <w:rPr>
+          <w:lang w:val="en-US"/>
+        </w:rPr>
+        <w:t>emailEdit</w:t>
+      </w:r>
+      <w:proofErr w:type="spellEnd"/>
+      <w:r>
+        <w:rPr>
+          <w:lang w:val="en-US"/>
+        </w:rPr>
+        <w:t>-&gt;text(</w:t>
+      </w:r>
+      <w:proofErr w:type="gramStart"/>
+      <w:r>
+        <w:rPr>
+          <w:lang w:val="en-US"/>
+        </w:rPr>
+        <w:t xml:space="preserve">).trimmed()   </w:t>
+      </w:r>
+      <w:proofErr w:type="gramEnd"/>
+      <w:r>
+        <w:rPr>
+          <w:lang w:val="en-US"/>
+        </w:rPr>
+        <w:t>&lt;&lt; '\n';</w:t>
+      </w:r>
+    </w:p>
+    <w:p>
+      <w:pPr>
+        <w:pStyle w:val="a3"/>
+        <w:rPr>
+          <w:lang w:val="en-US"/>
+        </w:rPr>
+      </w:pPr>
+      <w:r>
+        <w:rPr>
+          <w:lang w:val="en-US"/>
+        </w:rPr>
+        <w:t xml:space="preserve">    out &lt;&lt; "</w:t>
+      </w:r>
+      <w:proofErr w:type="spellStart"/>
+      <w:r>
+        <w:rPr>
+          <w:lang w:val="en-US"/>
+        </w:rPr>
+        <w:t>Имя</w:t>
+      </w:r>
+      <w:proofErr w:type="spellEnd"/>
+      <w:r>
+        <w:rPr>
+          <w:lang w:val="en-US"/>
+        </w:rPr>
+        <w:t xml:space="preserve">: "        &lt;&lt; </w:t>
+      </w:r>
+      <w:proofErr w:type="spellStart"/>
+      <w:r>
+        <w:rPr>
+          <w:lang w:val="en-US"/>
+        </w:rPr>
+        <w:t>ui</w:t>
+      </w:r>
+      <w:proofErr w:type="spellEnd"/>
+      <w:r>
+        <w:rPr>
+          <w:lang w:val="en-US"/>
+        </w:rPr>
+        <w:t>-&gt;</w:t>
+      </w:r>
+      <w:proofErr w:type="spellStart"/>
+      <w:r>
+        <w:rPr>
+          <w:lang w:val="en-US"/>
+        </w:rPr>
+        <w:t>nameEdit</w:t>
+      </w:r>
+      <w:proofErr w:type="spellEnd"/>
+      <w:r>
+        <w:rPr>
+          <w:lang w:val="en-US"/>
+        </w:rPr>
+        <w:t>-&gt;text(</w:t>
+      </w:r>
+      <w:proofErr w:type="gramStart"/>
+      <w:r>
+        <w:rPr>
+          <w:lang w:val="en-US"/>
+        </w:rPr>
+        <w:t xml:space="preserve">).trimmed()   </w:t>
+      </w:r>
+      <w:proofErr w:type="gramEnd"/>
+      <w:r>
+        <w:rPr>
+          <w:lang w:val="en-US"/>
+        </w:rPr>
+        <w:t xml:space="preserve"> &lt;&lt; '\n';</w:t>
+      </w:r>
+    </w:p>
+    <w:p>
+      <w:pPr>
+        <w:pStyle w:val="a3"/>
+        <w:rPr>
+          <w:lang w:val="en-US"/>
+        </w:rPr>
+      </w:pPr>
+      <w:r>
+        <w:rPr>
+          <w:lang w:val="en-US"/>
+        </w:rPr>
+        <w:t xml:space="preserve">    out &lt;&lt; "</w:t>
+      </w:r>
+      <w:proofErr w:type="spellStart"/>
+      <w:r>
+        <w:rPr>
+          <w:lang w:val="en-US"/>
+        </w:rPr>
+        <w:t>Тема</w:t>
+      </w:r>
+      <w:proofErr w:type="spellEnd"/>
+      <w:r>
+        <w:rPr>
+          <w:lang w:val="en-US"/>
+        </w:rPr>
+        <w:t xml:space="preserve">: "       &lt;&lt; </w:t>
+      </w:r>
+      <w:proofErr w:type="spellStart"/>
+      <w:r>
+        <w:rPr>
+          <w:lang w:val="en-US"/>
+        </w:rPr>
+        <w:t>ui</w:t>
+      </w:r>
+      <w:proofErr w:type="spellEnd"/>
+      <w:r>
+        <w:rPr>
+          <w:lang w:val="en-US"/>
+        </w:rPr>
+        <w:t>-&gt;</w:t>
+      </w:r>
+      <w:proofErr w:type="spellStart"/>
+      <w:r>
+        <w:rPr>
+          <w:lang w:val="en-US"/>
+        </w:rPr>
+        <w:t>titleEdit</w:t>
+      </w:r>
+      <w:proofErr w:type="spellEnd"/>
+      <w:r>
+        <w:rPr>
+          <w:lang w:val="en-US"/>
+        </w:rPr>
+        <w:t>-&gt;text(</w:t>
+      </w:r>
+      <w:proofErr w:type="gramStart"/>
+      <w:r>
+        <w:rPr>
+          <w:lang w:val="en-US"/>
+        </w:rPr>
+        <w:t xml:space="preserve">).trimmed()   </w:t>
+      </w:r>
+      <w:proofErr w:type="gramEnd"/>
+      <w:r>
+        <w:rPr>
+          <w:lang w:val="en-US"/>
+        </w:rPr>
+        <w:t>&lt;&lt; '\n';</w:t>
+      </w:r>
+    </w:p>
+    <w:p>
+      <w:pPr>
+        <w:pStyle w:val="a3"/>
+        <w:rPr>
+          <w:lang w:val="en-US"/>
+        </w:rPr>
+      </w:pPr>
+      <w:r>
+        <w:rPr>
+          <w:lang w:val="en-US"/>
+        </w:rPr>
+        <w:t xml:space="preserve">    out &lt;&lt; "\</w:t>
+      </w:r>
+      <w:proofErr w:type="spellStart"/>
+      <w:r>
+        <w:rPr>
+          <w:lang w:val="en-US"/>
+        </w:rPr>
+        <w:t>nСообщение</w:t>
+      </w:r>
+      <w:proofErr w:type="spellEnd"/>
+      <w:r>
+        <w:rPr>
+          <w:lang w:val="en-US"/>
+        </w:rPr>
+        <w:t xml:space="preserve"> </w:t>
+      </w:r>
+      <w:proofErr w:type="spellStart"/>
+      <w:proofErr w:type="gramStart"/>
+      <w:r>
+        <w:rPr>
+          <w:lang w:val="en-US"/>
+        </w:rPr>
+        <w:t>ниже</w:t>
+      </w:r>
+      <w:proofErr w:type="spellEnd"/>
+      <w:r>
+        <w:rPr>
+          <w:lang w:val="en-US"/>
+        </w:rPr>
+        <w:t>:\</w:t>
+      </w:r>
+      <w:proofErr w:type="gramEnd"/>
+      <w:r>
+        <w:rPr>
+          <w:lang w:val="en-US"/>
+        </w:rPr>
+        <w:t xml:space="preserve">n"   &lt;&lt; </w:t>
+      </w:r>
+      <w:proofErr w:type="spellStart"/>
+      <w:r>
+        <w:rPr>
+          <w:lang w:val="en-US"/>
+        </w:rPr>
+        <w:t>ui</w:t>
+      </w:r>
+      <w:proofErr w:type="spellEnd"/>
+      <w:r>
+        <w:rPr>
+          <w:lang w:val="en-US"/>
+        </w:rPr>
+        <w:t>-&gt;</w:t>
+      </w:r>
+      <w:proofErr w:type="spellStart"/>
+      <w:r>
+        <w:rPr>
+          <w:lang w:val="en-US"/>
+        </w:rPr>
+        <w:t>messageEdit</w:t>
+      </w:r>
+      <w:proofErr w:type="spellEnd"/>
+      <w:r>
+        <w:rPr>
+          <w:lang w:val="en-US"/>
+        </w:rPr>
+        <w:t>-&gt;</w:t>
+      </w:r>
+      <w:proofErr w:type="spellStart"/>
+      <w:proofErr w:type="gramStart"/>
+      <w:r>
+        <w:rPr>
+          <w:lang w:val="en-US"/>
+        </w:rPr>
+        <w:t>toPlainText</w:t>
+      </w:r>
+      <w:proofErr w:type="spellEnd"/>
+      <w:r>
+        <w:rPr>
+          <w:lang w:val="en-US"/>
+        </w:rPr>
+        <w:t>()  &lt;</w:t>
+      </w:r>
+      <w:proofErr w:type="gramEnd"/>
+      <w:r>
+        <w:rPr>
+          <w:lang w:val="en-US"/>
+        </w:rPr>
+        <w:t>&lt; '\n';</w:t>
+      </w:r>
+    </w:p>
+    <w:p>
+      <w:pPr>
+        <w:pStyle w:val="a3"/>
+        <w:rPr>
+          <w:lang w:val="en-US"/>
+        </w:rPr>
+      </w:pPr>
+    </w:p>
+    <w:p>
+      <w:pPr>
+        <w:pStyle w:val="a3"/>
+        <w:rPr>
+          <w:lang w:val="en-US"/>
+        </w:rPr>
+      </w:pPr>
+      <w:r>
+        <w:rPr>
+          <w:lang w:val="en-US"/>
+        </w:rPr>
+        <w:t xml:space="preserve">    return </w:t>
+      </w:r>
+      <w:proofErr w:type="spellStart"/>
+      <w:proofErr w:type="gramStart"/>
+      <w:r>
+        <w:rPr>
+          <w:lang w:val="en-US"/>
+        </w:rPr>
+        <w:t>file.commit</w:t>
+      </w:r>
+      <w:proofErr w:type="spellEnd"/>
+      <w:proofErr w:type="gramEnd"/>
+      <w:r>
+        <w:rPr>
+          <w:lang w:val="en-US"/>
+        </w:rPr>
+        <w:t>();</w:t>
+      </w:r>
+    </w:p>
+    <w:p>
+      <w:pPr>
+        <w:pStyle w:val="a3"/>
+        <w:rPr>
+          <w:lang w:val="en-US"/>
+        </w:rPr>
+      </w:pPr>
+      <w:r>
+        <w:rPr>
+          <w:lang w:val="en-US"/>
+        </w:rPr>
+        <w:t>}</w:t>
+      </w:r>
+    </w:p>
+    <w:p>
+      <w:pPr>
+        <w:pStyle w:val="a3"/>
+        <w:rPr>
+          <w:lang w:val="en-US"/>
+        </w:rPr>
+      </w:pPr>
+    </w:p>
+    <w:p>
+      <w:pPr>
+        <w:pStyle w:val="a1"/>
+        <w:ind w:firstLine="0"/>
+        <w:rPr>
+          <w:lang w:val="en-US"/>
+        </w:rPr>
+      </w:pPr>
+      <w:r>
+        <w:t>Листинг</w:t>
+      </w:r>
+      <w:r>
+        <w:rPr>
+          <w:lang w:val="en-US"/>
+        </w:rPr>
+        <w:t xml:space="preserve"> 3 – </w:t>
+      </w:r>
+      <w:proofErr w:type="spellStart"/>
+      <w:r>
+        <w:rPr>
+          <w:lang w:val="en-US"/>
+        </w:rPr>
+        <w:t>mainwindow.ui</w:t>
+      </w:r>
+      <w:proofErr w:type="spellEnd"/>
+    </w:p>
+    <w:p>
+      <w:pPr>
+        <w:pStyle w:val="a3"/>
+        <w:rPr>
+          <w:lang w:val="en-US"/>
+        </w:rPr>
+      </w:pPr>
+      <w:r>
+        <w:rPr>
+          <w:lang w:val="en-US"/>
+        </w:rPr>
+        <w:t>&lt;?xml version="1.0" encoding="UTF-8"?&gt;</w:t>
+      </w:r>
+    </w:p>
+    <w:p>
+      <w:pPr>
+        <w:pStyle w:val="a3"/>
+        <w:rPr>
+          <w:lang w:val="en-US"/>
+        </w:rPr>
+      </w:pPr>
+      <w:r>
+        <w:rPr>
+          <w:lang w:val="en-US"/>
+        </w:rPr>
+        <w:t>&lt;</w:t>
+      </w:r>
+      <w:proofErr w:type="spellStart"/>
+      <w:r>
+        <w:rPr>
+          <w:lang w:val="en-US"/>
+        </w:rPr>
+        <w:t>ui</w:t>
+      </w:r>
+      <w:proofErr w:type="spellEnd"/>
+      <w:r>
+        <w:rPr>
+          <w:lang w:val="en-US"/>
+        </w:rPr>
+        <w:t xml:space="preserve"> version="4.0"&gt;</w:t>
+      </w:r>
+    </w:p>
+    <w:p>
+      <w:pPr>
+        <w:pStyle w:val="a3"/>
+        <w:rPr>
+          <w:lang w:val="en-US"/>
+        </w:rPr>
+      </w:pPr>
+      <w:r>
+        <w:rPr>
+          <w:lang w:val="en-US"/>
+        </w:rPr>
+        <w:t xml:space="preserve"> &lt;class&gt;</w:t>
+      </w:r>
+      <w:proofErr w:type="spellStart"/>
+      <w:r>
+        <w:rPr>
+          <w:lang w:val="en-US"/>
+        </w:rPr>
+        <w:t>MainWindow</w:t>
+      </w:r>
+      <w:proofErr w:type="spellEnd"/>
+      <w:r>
+        <w:rPr>
+          <w:lang w:val="en-US"/>
+        </w:rPr>
+        <w:t>&lt;/class&gt;</w:t>
+      </w:r>
+    </w:p>
+    <w:p>
+      <w:pPr>
+        <w:pStyle w:val="a3"/>
+        <w:rPr>
+          <w:lang w:val="en-US"/>
+        </w:rPr>
+      </w:pPr>
+      <w:r>
+        <w:rPr>
+          <w:lang w:val="en-US"/>
+        </w:rPr>
+        <w:t xml:space="preserve"> &lt;widget class="</w:t>
+      </w:r>
+      <w:proofErr w:type="spellStart"/>
+      <w:r>
+        <w:rPr>
+          <w:lang w:val="en-US"/>
+        </w:rPr>
+        <w:t>QMainWindow</w:t>
+      </w:r>
+      <w:proofErr w:type="spellEnd"/>
+      <w:r>
+        <w:rPr>
+          <w:lang w:val="en-US"/>
+        </w:rPr>
+        <w:t>" name="</w:t>
+      </w:r>
+      <w:proofErr w:type="spellStart"/>
+      <w:r>
+        <w:rPr>
+          <w:lang w:val="en-US"/>
+        </w:rPr>
+        <w:t>MainWindow</w:t>
+      </w:r>
+      <w:proofErr w:type="spellEnd"/>
+      <w:r>
+        <w:rPr>
+          <w:lang w:val="en-US"/>
+        </w:rPr>
+        <w:t>"&gt;</w:t>
+      </w:r>
+    </w:p>
+    <w:p>
+      <w:pPr>
+        <w:pStyle w:val="a3"/>
+        <w:rPr>
+          <w:lang w:val="en-US"/>
+        </w:rPr>
+      </w:pPr>
+      <w:r>
+        <w:rPr>
+          <w:lang w:val="en-US"/>
+        </w:rPr>
+        <w:t xml:space="preserve">  &lt;property name="geometry"&gt;</w:t>
+      </w:r>
+    </w:p>
+    <w:p>
+      <w:pPr>
+        <w:pStyle w:val="a3"/>
+        <w:rPr>
+          <w:lang w:val="en-US"/>
+        </w:rPr>
+      </w:pPr>
+      <w:r>
+        <w:rPr>
+          <w:lang w:val="en-US"/>
+        </w:rPr>
+        <w:t xml:space="preserve">   &lt;</w:t>
+      </w:r>
+      <w:proofErr w:type="spellStart"/>
+      <w:r>
+        <w:rPr>
+          <w:lang w:val="en-US"/>
+        </w:rPr>
+        <w:t>rect</w:t>
+      </w:r>
+      <w:proofErr w:type="spellEnd"/>
+      <w:r>
+        <w:rPr>
+          <w:lang w:val="en-US"/>
+        </w:rPr>
+        <w:t>&gt;</w:t>
+      </w:r>
+    </w:p>
+    <w:p>
+      <w:pPr>
+        <w:pStyle w:val="a3"/>
+        <w:rPr>
+          <w:lang w:val="en-US"/>
+        </w:rPr>
+      </w:pPr>
+      <w:r>
+        <w:rPr>
+          <w:lang w:val="en-US"/>
+        </w:rPr>
+        <w:t xml:space="preserve">    &lt;x&gt;0&lt;/x&gt;</w:t>
+      </w:r>
+    </w:p>
+    <w:p>
+      <w:pPr>
+        <w:pStyle w:val="a3"/>
+        <w:rPr>
+          <w:lang w:val="en-US"/>
+        </w:rPr>
+      </w:pPr>
+      <w:r>
+        <w:rPr>
+          <w:lang w:val="en-US"/>
+        </w:rPr>
+        <w:t xml:space="preserve">    &lt;y&gt;0&lt;/y&gt;</w:t>
+      </w:r>
+    </w:p>
+    <w:p>
+      <w:pPr>
+        <w:pStyle w:val="a3"/>
+        <w:rPr>
+          <w:lang w:val="en-US"/>
+        </w:rPr>
+      </w:pPr>
+      <w:r>
+        <w:rPr>
+          <w:lang w:val="en-US"/>
+        </w:rPr>
+        <w:t xml:space="preserve">    &lt;width&gt;1249&lt;/width&gt;</w:t>
+      </w:r>
+    </w:p>
+    <w:p>
+      <w:pPr>
+        <w:pStyle w:val="a3"/>
+        <w:rPr>
+          <w:lang w:val="en-US"/>
+        </w:rPr>
+      </w:pPr>
+      <w:r>
+        <w:rPr>
+          <w:lang w:val="en-US"/>
+        </w:rPr>
+        <w:t xml:space="preserve">    &lt;height&gt;627&lt;/height&gt;</w:t>
+      </w:r>
+    </w:p>
+    <w:p>
+      <w:pPr>
+        <w:pStyle w:val="a3"/>
+        <w:rPr>
+          <w:lang w:val="en-US"/>
+        </w:rPr>
+      </w:pPr>
+      <w:r>
+        <w:rPr>
+          <w:lang w:val="en-US"/>
+        </w:rPr>
+        <w:t xml:space="preserve">   &lt;/</w:t>
+      </w:r>
+      <w:proofErr w:type="spellStart"/>
+      <w:r>
+        <w:rPr>
+          <w:lang w:val="en-US"/>
+        </w:rPr>
+        <w:t>rect</w:t>
+      </w:r>
+      <w:proofErr w:type="spellEnd"/>
+      <w:r>
+        <w:rPr>
+          <w:lang w:val="en-US"/>
+        </w:rPr>
+        <w:t>&gt;</w:t>
+      </w:r>
+    </w:p>
+    <w:p>
+      <w:pPr>
+        <w:pStyle w:val="a3"/>
+        <w:rPr>
+          <w:lang w:val="en-US"/>
+        </w:rPr>
+      </w:pPr>
+      <w:r>
+        <w:rPr>
+          <w:lang w:val="en-US"/>
+        </w:rPr>
+        <w:lastRenderedPageBreak/>
+        <w:t xml:space="preserve">  &lt;/property&gt;</w:t>
+      </w:r>
+    </w:p>
+    <w:p>
+      <w:pPr>
+        <w:pStyle w:val="a3"/>
+        <w:rPr>
+          <w:lang w:val="en-US"/>
+        </w:rPr>
+      </w:pPr>
+      <w:r>
+        <w:rPr>
+          <w:lang w:val="en-US"/>
+        </w:rPr>
+        <w:t xml:space="preserve">  &lt;property name="</w:t>
+      </w:r>
+      <w:proofErr w:type="spellStart"/>
+      <w:r>
+        <w:rPr>
+          <w:lang w:val="en-US"/>
+        </w:rPr>
+        <w:t>windowTitle</w:t>
+      </w:r>
+      <w:proofErr w:type="spellEnd"/>
+      <w:r>
+        <w:rPr>
+          <w:lang w:val="en-US"/>
+        </w:rPr>
+        <w:t>"&gt;</w:t>
+      </w:r>
+    </w:p>
+    <w:p>
+      <w:pPr>
+        <w:pStyle w:val="a3"/>
+        <w:rPr>
+          <w:lang w:val="en-US"/>
+        </w:rPr>
+      </w:pPr>
+      <w:r>
+        <w:rPr>
+          <w:lang w:val="en-US"/>
+        </w:rPr>
+        <w:t xml:space="preserve">   &lt;string&gt;</w:t>
+      </w:r>
+      <w:proofErr w:type="spellStart"/>
+      <w:r>
+        <w:rPr>
+          <w:lang w:val="en-US"/>
+        </w:rPr>
+        <w:t>MainWindow</w:t>
+      </w:r>
+      <w:proofErr w:type="spellEnd"/>
+      <w:r>
+        <w:rPr>
+          <w:lang w:val="en-US"/>
+        </w:rPr>
+        <w:t>&lt;/string&gt;</w:t>
+      </w:r>
+    </w:p>
+    <w:p>
+      <w:pPr>
+        <w:pStyle w:val="a3"/>
+        <w:rPr>
+          <w:lang w:val="en-US"/>
+        </w:rPr>
+      </w:pPr>
+      <w:r>
+        <w:rPr>
+          <w:lang w:val="en-US"/>
+        </w:rPr>
+        <w:t xml:space="preserve">  &lt;/property&gt;</w:t>
+      </w:r>
+    </w:p>
+    <w:p>
+      <w:pPr>
+        <w:pStyle w:val="a3"/>
+        <w:rPr>
+          <w:lang w:val="en-US"/>
+        </w:rPr>
+      </w:pPr>
+      <w:r>
+        <w:rPr>
+          <w:lang w:val="en-US"/>
+        </w:rPr>
+        <w:t xml:space="preserve">  &lt;widget class="</w:t>
+      </w:r>
+      <w:proofErr w:type="spellStart"/>
+      <w:r>
+        <w:rPr>
+          <w:lang w:val="en-US"/>
+        </w:rPr>
+        <w:t>QWidget</w:t>
+      </w:r>
+      <w:proofErr w:type="spellEnd"/>
+      <w:r>
+        <w:rPr>
+          <w:lang w:val="en-US"/>
+        </w:rPr>
+        <w:t>" name="</w:t>
+      </w:r>
+      <w:proofErr w:type="spellStart"/>
+      <w:r>
+        <w:rPr>
+          <w:lang w:val="en-US"/>
+        </w:rPr>
+        <w:t>centralwidget</w:t>
+      </w:r>
+      <w:proofErr w:type="spellEnd"/>
+      <w:r>
+        <w:rPr>
+          <w:lang w:val="en-US"/>
+        </w:rPr>
+        <w:t>"&gt;</w:t>
+      </w:r>
+    </w:p>
+    <w:p>
+      <w:pPr>
+        <w:pStyle w:val="a3"/>
+        <w:rPr>
+          <w:lang w:val="en-US"/>
+        </w:rPr>
+      </w:pPr>
+      <w:r>
+        <w:rPr>
+          <w:lang w:val="en-US"/>
+        </w:rPr>
+        <w:t xml:space="preserve">   &lt;layout class="</w:t>
+      </w:r>
+      <w:proofErr w:type="spellStart"/>
+      <w:r>
+        <w:rPr>
+          <w:lang w:val="en-US"/>
+        </w:rPr>
+        <w:t>QVBoxLayout</w:t>
+      </w:r>
+      <w:proofErr w:type="spellEnd"/>
+      <w:r>
+        <w:rPr>
+          <w:lang w:val="en-US"/>
+        </w:rPr>
+        <w:t>" name="verticalLayout_3"&gt;</w:t>
+      </w:r>
+    </w:p>
+    <w:p>
+      <w:pPr>
+        <w:pStyle w:val="a3"/>
+        <w:rPr>
+          <w:lang w:val="en-US"/>
+        </w:rPr>
+      </w:pPr>
+      <w:r>
+        <w:rPr>
+          <w:lang w:val="en-US"/>
+        </w:rPr>
+        <w:t xml:space="preserve">    &lt;item&gt;</w:t>
+      </w:r>
+    </w:p>
+    <w:p>
+      <w:pPr>
+        <w:pStyle w:val="a3"/>
+        <w:rPr>
+          <w:lang w:val="en-US"/>
+        </w:rPr>
+      </w:pPr>
+      <w:r>
+        <w:rPr>
+          <w:lang w:val="en-US"/>
+        </w:rPr>
+        <w:t xml:space="preserve">     &lt;spacer name="verticalSpacer_2"&gt;</w:t>
+      </w:r>
+    </w:p>
+    <w:p>
+      <w:pPr>
+        <w:pStyle w:val="a3"/>
+        <w:rPr>
+          <w:lang w:val="en-US"/>
+        </w:rPr>
+      </w:pPr>
+      <w:r>
+        <w:rPr>
+          <w:lang w:val="en-US"/>
+        </w:rPr>
+        <w:t xml:space="preserve">      &lt;property name="orientation"&gt;</w:t>
+      </w:r>
+    </w:p>
+    <w:p>
+      <w:pPr>
+        <w:pStyle w:val="a3"/>
+        <w:rPr>
+          <w:lang w:val="en-US"/>
+        </w:rPr>
+      </w:pPr>
+      <w:r>
+        <w:rPr>
+          <w:lang w:val="en-US"/>
+        </w:rPr>
+        <w:t xml:space="preserve">       &lt;</w:t>
+      </w:r>
+      <w:proofErr w:type="spellStart"/>
+      <w:r>
+        <w:rPr>
+          <w:lang w:val="en-US"/>
+        </w:rPr>
+        <w:t>enum</w:t>
+      </w:r>
+      <w:proofErr w:type="spellEnd"/>
+      <w:r>
+        <w:rPr>
+          <w:lang w:val="en-US"/>
+        </w:rPr>
+        <w:t>&gt;</w:t>
+      </w:r>
+      <w:proofErr w:type="gramStart"/>
+      <w:r>
+        <w:rPr>
+          <w:lang w:val="en-US"/>
+        </w:rPr>
+        <w:t>Qt::Orientation::</w:t>
+      </w:r>
+      <w:proofErr w:type="gramEnd"/>
+      <w:r>
+        <w:rPr>
+          <w:lang w:val="en-US"/>
+        </w:rPr>
+        <w:t>Vertical&lt;/</w:t>
+      </w:r>
+      <w:proofErr w:type="spellStart"/>
+      <w:r>
+        <w:rPr>
+          <w:lang w:val="en-US"/>
+        </w:rPr>
+        <w:t>enum</w:t>
+      </w:r>
+      <w:proofErr w:type="spellEnd"/>
+      <w:r>
+        <w:rPr>
+          <w:lang w:val="en-US"/>
+        </w:rPr>
+        <w:t>&gt;</w:t>
+      </w:r>
+    </w:p>
+    <w:p>
+      <w:pPr>
+        <w:pStyle w:val="a3"/>
+        <w:rPr>
+          <w:lang w:val="en-US"/>
+        </w:rPr>
+      </w:pPr>
+      <w:r>
+        <w:rPr>
+          <w:lang w:val="en-US"/>
+        </w:rPr>
+        <w:t xml:space="preserve">      &lt;/property&gt;</w:t>
+      </w:r>
+    </w:p>
+    <w:p>
+      <w:pPr>
+        <w:pStyle w:val="a3"/>
+        <w:rPr>
+          <w:lang w:val="en-US"/>
+        </w:rPr>
+      </w:pPr>
+      <w:r>
+        <w:rPr>
+          <w:lang w:val="en-US"/>
+        </w:rPr>
+        <w:t xml:space="preserve">      &lt;property name="</w:t>
+      </w:r>
+      <w:proofErr w:type="spellStart"/>
+      <w:r>
+        <w:rPr>
+          <w:lang w:val="en-US"/>
+        </w:rPr>
+        <w:t>sizeHint</w:t>
+      </w:r>
+      <w:proofErr w:type="spellEnd"/>
+      <w:r>
+        <w:rPr>
+          <w:lang w:val="en-US"/>
+        </w:rPr>
+        <w:t xml:space="preserve">" </w:t>
+      </w:r>
+      <w:proofErr w:type="spellStart"/>
+      <w:r>
+        <w:rPr>
+          <w:lang w:val="en-US"/>
+        </w:rPr>
+        <w:t>stdset</w:t>
+      </w:r>
+      <w:proofErr w:type="spellEnd"/>
+      <w:r>
+        <w:rPr>
+          <w:lang w:val="en-US"/>
+        </w:rPr>
+        <w:t>="0"&gt;</w:t>
+      </w:r>
+    </w:p>
+    <w:p>
+      <w:pPr>
+        <w:pStyle w:val="a3"/>
+        <w:rPr>
+          <w:lang w:val="en-US"/>
+        </w:rPr>
+      </w:pPr>
+      <w:r>
+        <w:rPr>
+          <w:lang w:val="en-US"/>
+        </w:rPr>
+        <w:t xml:space="preserve">       &lt;size&gt;</w:t>
+      </w:r>
+    </w:p>
+    <w:p>
+      <w:pPr>
+        <w:pStyle w:val="a3"/>
+        <w:rPr>
+          <w:lang w:val="en-US"/>
+        </w:rPr>
+      </w:pPr>
+      <w:r>
+        <w:rPr>
+          <w:lang w:val="en-US"/>
+        </w:rPr>
+        <w:t xml:space="preserve">        &lt;width&gt;20&lt;/width&gt;</w:t>
+      </w:r>
+    </w:p>
+    <w:p>
+      <w:pPr>
+        <w:pStyle w:val="a3"/>
+        <w:rPr>
+          <w:lang w:val="en-US"/>
+        </w:rPr>
+      </w:pPr>
+      <w:r>
+        <w:rPr>
+          <w:lang w:val="en-US"/>
+        </w:rPr>
+        <w:t xml:space="preserve">        &lt;height&gt;40&lt;/height&gt;</w:t>
+      </w:r>
+    </w:p>
+    <w:p>
+      <w:pPr>
+        <w:pStyle w:val="a3"/>
+        <w:rPr>
+          <w:lang w:val="en-US"/>
+        </w:rPr>
+      </w:pPr>
+      <w:r>
+        <w:rPr>
+          <w:lang w:val="en-US"/>
+        </w:rPr>
+        <w:t xml:space="preserve">       &lt;/size&gt;</w:t>
+      </w:r>
+    </w:p>
+    <w:p>
+      <w:pPr>
+        <w:pStyle w:val="a3"/>
+        <w:rPr>
+          <w:lang w:val="en-US"/>
+        </w:rPr>
+      </w:pPr>
+      <w:r>
+        <w:rPr>
+          <w:lang w:val="en-US"/>
+        </w:rPr>
+        <w:t xml:space="preserve">      &lt;/property&gt;</w:t>
+      </w:r>
+    </w:p>
+    <w:p>
+      <w:pPr>
+        <w:pStyle w:val="a3"/>
+        <w:rPr>
+          <w:lang w:val="en-US"/>
+        </w:rPr>
+      </w:pPr>
+      <w:r>
+        <w:rPr>
+          <w:lang w:val="en-US"/>
+        </w:rPr>
+        <w:t xml:space="preserve">     &lt;/spacer&gt;</w:t>
+      </w:r>
+    </w:p>
+    <w:p>
+      <w:pPr>
+        <w:pStyle w:val="a3"/>
+        <w:rPr>
+          <w:lang w:val="en-US"/>
+        </w:rPr>
+      </w:pPr>
+      <w:r>
+        <w:rPr>
+          <w:lang w:val="en-US"/>
+        </w:rPr>
+        <w:t xml:space="preserve">    &lt;/item&gt;</w:t>
+      </w:r>
+    </w:p>
+    <w:p>
+      <w:pPr>
+        <w:pStyle w:val="a3"/>
+        <w:rPr>
+          <w:lang w:val="en-US"/>
+        </w:rPr>
+      </w:pPr>
+      <w:r>
+        <w:rPr>
+          <w:lang w:val="en-US"/>
+        </w:rPr>
+        <w:t xml:space="preserve">    &lt;item&gt;</w:t>
+      </w:r>
+    </w:p>
+    <w:p>
+      <w:pPr>
+        <w:pStyle w:val="a3"/>
+        <w:rPr>
+          <w:lang w:val="en-US"/>
+        </w:rPr>
+      </w:pPr>
+      <w:r>
+        <w:rPr>
+          <w:lang w:val="en-US"/>
+        </w:rPr>
+        <w:t xml:space="preserve">     &lt;layout class="</w:t>
+      </w:r>
+      <w:proofErr w:type="spellStart"/>
+      <w:r>
+        <w:rPr>
+          <w:lang w:val="en-US"/>
+        </w:rPr>
+        <w:t>QHBoxLayout</w:t>
+      </w:r>
+      <w:proofErr w:type="spellEnd"/>
+      <w:r>
+        <w:rPr>
+          <w:lang w:val="en-US"/>
+        </w:rPr>
+        <w:t>" name="horizontalLayout_2"&gt;</w:t>
+      </w:r>
+    </w:p>
+    <w:p>
+      <w:pPr>
+        <w:pStyle w:val="a3"/>
+        <w:rPr>
+          <w:lang w:val="en-US"/>
+        </w:rPr>
+      </w:pPr>
+      <w:r>
+        <w:rPr>
+          <w:lang w:val="en-US"/>
+        </w:rPr>
+        <w:t xml:space="preserve">      &lt;item&gt;</w:t>
+      </w:r>
+    </w:p>
+    <w:p>
+      <w:pPr>
+        <w:pStyle w:val="a3"/>
+        <w:rPr>
+          <w:lang w:val="en-US"/>
+        </w:rPr>
+      </w:pPr>
+      <w:r>
+        <w:rPr>
+          <w:lang w:val="en-US"/>
+        </w:rPr>
+        <w:t xml:space="preserve">       &lt;spacer name="horizontalSpacer_2"&gt;</w:t>
+      </w:r>
+    </w:p>
+    <w:p>
+      <w:pPr>
+        <w:pStyle w:val="a3"/>
+        <w:rPr>
+          <w:lang w:val="en-US"/>
+        </w:rPr>
+      </w:pPr>
+      <w:r>
+        <w:rPr>
+          <w:lang w:val="en-US"/>
+        </w:rPr>
+        <w:t xml:space="preserve">        &lt;property name="orientation"&gt;</w:t>
+      </w:r>
+    </w:p>
+    <w:p>
+      <w:pPr>
+        <w:pStyle w:val="a3"/>
+        <w:rPr>
+          <w:lang w:val="en-US"/>
+        </w:rPr>
+      </w:pPr>
+      <w:r>
+        <w:rPr>
+          <w:lang w:val="en-US"/>
+        </w:rPr>
+        <w:t xml:space="preserve">         &lt;</w:t>
+      </w:r>
+      <w:proofErr w:type="spellStart"/>
+      <w:r>
+        <w:rPr>
+          <w:lang w:val="en-US"/>
+        </w:rPr>
+        <w:t>enum</w:t>
+      </w:r>
+      <w:proofErr w:type="spellEnd"/>
+      <w:r>
+        <w:rPr>
+          <w:lang w:val="en-US"/>
+        </w:rPr>
+        <w:t>&gt;</w:t>
+      </w:r>
+      <w:proofErr w:type="gramStart"/>
+      <w:r>
+        <w:rPr>
+          <w:lang w:val="en-US"/>
+        </w:rPr>
+        <w:t>Qt::Orientation::</w:t>
+      </w:r>
+      <w:proofErr w:type="gramEnd"/>
+      <w:r>
+        <w:rPr>
+          <w:lang w:val="en-US"/>
+        </w:rPr>
+        <w:t>Horizontal&lt;/</w:t>
+      </w:r>
+      <w:proofErr w:type="spellStart"/>
+      <w:r>
+        <w:rPr>
+          <w:lang w:val="en-US"/>
+        </w:rPr>
+        <w:t>enum</w:t>
+      </w:r>
+      <w:proofErr w:type="spellEnd"/>
+      <w:r>
+        <w:rPr>
+          <w:lang w:val="en-US"/>
+        </w:rPr>
+        <w:t>&gt;</w:t>
+      </w:r>
+    </w:p>
+    <w:p>
+      <w:pPr>
+        <w:pStyle w:val="a3"/>
+        <w:rPr>
+          <w:lang w:val="en-US"/>
+        </w:rPr>
+      </w:pPr>
+      <w:r>
+        <w:rPr>
+          <w:lang w:val="en-US"/>
+        </w:rPr>
+        <w:t xml:space="preserve">        &lt;/property&gt;</w:t>
+      </w:r>
+    </w:p>
+    <w:p>
+      <w:pPr>
+        <w:pStyle w:val="a3"/>
+        <w:rPr>
+          <w:lang w:val="en-US"/>
+        </w:rPr>
+      </w:pPr>
+      <w:r>
+        <w:rPr>
+          <w:lang w:val="en-US"/>
+        </w:rPr>
+        <w:t xml:space="preserve">        &lt;property name="</w:t>
+      </w:r>
+      <w:proofErr w:type="spellStart"/>
+      <w:r>
+        <w:rPr>
+          <w:lang w:val="en-US"/>
+        </w:rPr>
+        <w:t>sizeHint</w:t>
+      </w:r>
+      <w:proofErr w:type="spellEnd"/>
+      <w:r>
+        <w:rPr>
+          <w:lang w:val="en-US"/>
+        </w:rPr>
+        <w:t xml:space="preserve">" </w:t>
+      </w:r>
+      <w:proofErr w:type="spellStart"/>
+      <w:r>
+        <w:rPr>
+          <w:lang w:val="en-US"/>
+        </w:rPr>
+        <w:t>stdset</w:t>
+      </w:r>
+      <w:proofErr w:type="spellEnd"/>
+      <w:r>
+        <w:rPr>
+          <w:lang w:val="en-US"/>
+        </w:rPr>
+        <w:t>="0"&gt;</w:t>
+      </w:r>
+    </w:p>
+    <w:p>
+      <w:pPr>
+        <w:pStyle w:val="a3"/>
+        <w:rPr>
+          <w:lang w:val="en-US"/>
+        </w:rPr>
+      </w:pPr>
+      <w:r>
+        <w:rPr>
+          <w:lang w:val="en-US"/>
+        </w:rPr>
+        <w:t xml:space="preserve">         &lt;size&gt;</w:t>
+      </w:r>
+    </w:p>
+    <w:p>
+      <w:pPr>
+        <w:pStyle w:val="a3"/>
+        <w:rPr>
+          <w:lang w:val="en-US"/>
+        </w:rPr>
+      </w:pPr>
+      <w:r>
+        <w:rPr>
+          <w:lang w:val="en-US"/>
+        </w:rPr>
+        <w:t xml:space="preserve">          &lt;width&gt;40&lt;/width&gt;</w:t>
+      </w:r>
+    </w:p>
+    <w:p>
+      <w:pPr>
+        <w:pStyle w:val="a3"/>
+        <w:rPr>
+          <w:lang w:val="en-US"/>
+        </w:rPr>
+      </w:pPr>
+      <w:r>
+        <w:rPr>
+          <w:lang w:val="en-US"/>
+        </w:rPr>
+        <w:t xml:space="preserve">          &lt;height&gt;20&lt;/height&gt;</w:t>
+      </w:r>
+    </w:p>
+    <w:p>
+      <w:pPr>
+        <w:pStyle w:val="a3"/>
+        <w:rPr>
+          <w:lang w:val="en-US"/>
+        </w:rPr>
+      </w:pPr>
+      <w:r>
+        <w:rPr>
+          <w:lang w:val="en-US"/>
+        </w:rPr>
+        <w:t xml:space="preserve">         &lt;/size&gt;</w:t>
+      </w:r>
+    </w:p>
+    <w:p>
+      <w:pPr>
+        <w:pStyle w:val="a3"/>
+        <w:rPr>
+          <w:lang w:val="en-US"/>
+        </w:rPr>
+      </w:pPr>
+      <w:r>
+        <w:rPr>
+          <w:lang w:val="en-US"/>
+        </w:rPr>
+        <w:t xml:space="preserve">        &lt;/property&gt;</w:t>
+      </w:r>
+    </w:p>
+    <w:p>
+      <w:pPr>
+        <w:pStyle w:val="a3"/>
+        <w:rPr>
+          <w:lang w:val="en-US"/>
+        </w:rPr>
+      </w:pPr>
+      <w:r>
+        <w:rPr>
+          <w:lang w:val="en-US"/>
+        </w:rPr>
+        <w:t xml:space="preserve">       &lt;/spacer&gt;</w:t>
+      </w:r>
+    </w:p>
+    <w:p>
+      <w:pPr>
+        <w:pStyle w:val="a3"/>
+        <w:rPr>
+          <w:lang w:val="en-US"/>
+        </w:rPr>
+      </w:pPr>
+      <w:r>
+        <w:rPr>
+          <w:lang w:val="en-US"/>
+        </w:rPr>
+        <w:t xml:space="preserve">      &lt;/item&gt;</w:t>
+      </w:r>
+    </w:p>
+    <w:p>
+      <w:pPr>
+        <w:pStyle w:val="a3"/>
+        <w:rPr>
+          <w:lang w:val="en-US"/>
+        </w:rPr>
+      </w:pPr>
+      <w:r>
+        <w:rPr>
+          <w:lang w:val="en-US"/>
+        </w:rPr>
+        <w:t xml:space="preserve">      &lt;item&gt;</w:t>
+      </w:r>
+    </w:p>
+    <w:p>
+      <w:pPr>
+        <w:pStyle w:val="a3"/>
+        <w:rPr>
+          <w:lang w:val="en-US"/>
+        </w:rPr>
+      </w:pPr>
+      <w:r>
+        <w:rPr>
+          <w:lang w:val="en-US"/>
+        </w:rPr>
+        <w:t xml:space="preserve">       &lt;layout class="</w:t>
+      </w:r>
+      <w:proofErr w:type="spellStart"/>
+      <w:r>
+        <w:rPr>
+          <w:lang w:val="en-US"/>
+        </w:rPr>
+        <w:t>QVBoxLayout</w:t>
+      </w:r>
+      <w:proofErr w:type="spellEnd"/>
+      <w:r>
+        <w:rPr>
+          <w:lang w:val="en-US"/>
+        </w:rPr>
+        <w:t>" name="</w:t>
+      </w:r>
+      <w:proofErr w:type="spellStart"/>
+      <w:r>
+        <w:rPr>
+          <w:lang w:val="en-US"/>
+        </w:rPr>
+        <w:t>verticalLayout</w:t>
+      </w:r>
+      <w:proofErr w:type="spellEnd"/>
+      <w:r>
+        <w:rPr>
+          <w:lang w:val="en-US"/>
+        </w:rPr>
+        <w:t>"&gt;</w:t>
+      </w:r>
+    </w:p>
+    <w:p>
+      <w:pPr>
+        <w:pStyle w:val="a3"/>
+        <w:rPr>
+          <w:lang w:val="en-US"/>
+        </w:rPr>
+      </w:pPr>
+      <w:r>
+        <w:rPr>
+          <w:lang w:val="en-US"/>
+        </w:rPr>
+        <w:t xml:space="preserve">        &lt;item&gt;</w:t>
+      </w:r>
+    </w:p>
+    <w:p>
+      <w:pPr>
+        <w:pStyle w:val="a3"/>
+        <w:rPr>
+          <w:lang w:val="en-US"/>
+        </w:rPr>
+      </w:pPr>
+      <w:r>
+        <w:rPr>
+          <w:lang w:val="en-US"/>
+        </w:rPr>
+        <w:t xml:space="preserve">         &lt;widget class="</w:t>
+      </w:r>
+      <w:proofErr w:type="spellStart"/>
+      <w:r>
+        <w:rPr>
+          <w:lang w:val="en-US"/>
+        </w:rPr>
+        <w:t>QLabel</w:t>
+      </w:r>
+      <w:proofErr w:type="spellEnd"/>
+      <w:r>
+        <w:rPr>
+          <w:lang w:val="en-US"/>
+        </w:rPr>
+        <w:t>" name="</w:t>
+      </w:r>
+      <w:proofErr w:type="spellStart"/>
+      <w:r>
+        <w:rPr>
+          <w:lang w:val="en-US"/>
+        </w:rPr>
+        <w:t>emailLabel</w:t>
+      </w:r>
+      <w:proofErr w:type="spellEnd"/>
+      <w:r>
+        <w:rPr>
+          <w:lang w:val="en-US"/>
+        </w:rPr>
+        <w:t>"&gt;</w:t>
+      </w:r>
+    </w:p>
+    <w:p>
+      <w:pPr>
+        <w:pStyle w:val="a3"/>
+        <w:rPr>
+          <w:lang w:val="en-US"/>
+        </w:rPr>
+      </w:pPr>
+      <w:r>
+        <w:rPr>
+          <w:lang w:val="en-US"/>
+        </w:rPr>
+        <w:t xml:space="preserve">          &lt;property name="text"&gt;</w:t>
+      </w:r>
+    </w:p>
+    <w:p>
+      <w:pPr>
+        <w:pStyle w:val="a3"/>
+        <w:rPr>
+          <w:lang w:val="en-US"/>
+        </w:rPr>
+      </w:pPr>
+      <w:r>
+        <w:rPr>
+          <w:lang w:val="en-US"/>
+        </w:rPr>
+        <w:t xml:space="preserve">           &lt;string&gt;e-mail&lt;/string&gt;</w:t>
+      </w:r>
+    </w:p>
+    <w:p>
+      <w:pPr>
+        <w:pStyle w:val="a3"/>
+        <w:rPr>
+          <w:lang w:val="en-US"/>
+        </w:rPr>
+      </w:pPr>
+      <w:r>
+        <w:rPr>
+          <w:lang w:val="en-US"/>
+        </w:rPr>
+        <w:t xml:space="preserve">          &lt;/property&gt;</w:t>
+      </w:r>
+    </w:p>
+    <w:p>
+      <w:pPr>
+        <w:pStyle w:val="a3"/>
+        <w:rPr>
+          <w:lang w:val="en-US"/>
+        </w:rPr>
+      </w:pPr>
+      <w:r>
+        <w:rPr>
+          <w:lang w:val="en-US"/>
+        </w:rPr>
+        <w:t xml:space="preserve">         &lt;/widget&gt;</w:t>
+      </w:r>
+    </w:p>
+    <w:p>
+      <w:pPr>
+        <w:pStyle w:val="a3"/>
+        <w:rPr>
+          <w:lang w:val="en-US"/>
+        </w:rPr>
+      </w:pPr>
+      <w:r>
+        <w:rPr>
+          <w:lang w:val="en-US"/>
+        </w:rPr>
+        <w:t xml:space="preserve">        &lt;/item&gt;</w:t>
+      </w:r>
+    </w:p>
+    <w:p>
+      <w:pPr>
+        <w:pStyle w:val="a3"/>
+        <w:rPr>
+          <w:lang w:val="en-US"/>
+        </w:rPr>
+      </w:pPr>
+      <w:r>
+        <w:rPr>
+          <w:lang w:val="en-US"/>
+        </w:rPr>
+        <w:t xml:space="preserve">        &lt;item&gt;</w:t>
+      </w:r>
+    </w:p>
+    <w:p>
+      <w:pPr>
+        <w:pStyle w:val="a3"/>
+        <w:rPr>
+          <w:lang w:val="en-US"/>
+        </w:rPr>
+      </w:pPr>
+      <w:r>
+        <w:rPr>
+          <w:lang w:val="en-US"/>
+        </w:rPr>
+        <w:t xml:space="preserve">         &lt;spacer name="verticalSpacer_7"&gt;</w:t>
+      </w:r>
+    </w:p>
+    <w:p>
+      <w:pPr>
+        <w:pStyle w:val="a3"/>
+        <w:rPr>
+          <w:lang w:val="en-US"/>
+        </w:rPr>
+      </w:pPr>
+      <w:r>
+        <w:rPr>
+          <w:lang w:val="en-US"/>
+        </w:rPr>
+        <w:t xml:space="preserve">          &lt;property name="orientation"&gt;</w:t>
+      </w:r>
+    </w:p>
+    <w:p>
+      <w:pPr>
+        <w:pStyle w:val="a3"/>
+        <w:rPr>
+          <w:lang w:val="en-US"/>
+        </w:rPr>
+      </w:pPr>
+      <w:r>
+        <w:rPr>
+          <w:lang w:val="en-US"/>
+        </w:rPr>
+        <w:t xml:space="preserve">           &lt;</w:t>
+      </w:r>
+      <w:proofErr w:type="spellStart"/>
+      <w:r>
+        <w:rPr>
+          <w:lang w:val="en-US"/>
+        </w:rPr>
+        <w:t>enum</w:t>
+      </w:r>
+      <w:proofErr w:type="spellEnd"/>
+      <w:r>
+        <w:rPr>
+          <w:lang w:val="en-US"/>
+        </w:rPr>
+        <w:t>&gt;</w:t>
+      </w:r>
+      <w:proofErr w:type="gramStart"/>
+      <w:r>
+        <w:rPr>
+          <w:lang w:val="en-US"/>
+        </w:rPr>
+        <w:t>Qt::Orientation::</w:t>
+      </w:r>
+      <w:proofErr w:type="gramEnd"/>
+      <w:r>
+        <w:rPr>
+          <w:lang w:val="en-US"/>
+        </w:rPr>
+        <w:t>Vertical&lt;/</w:t>
+      </w:r>
+      <w:proofErr w:type="spellStart"/>
+      <w:r>
+        <w:rPr>
+          <w:lang w:val="en-US"/>
+        </w:rPr>
+        <w:t>enum</w:t>
+      </w:r>
+      <w:proofErr w:type="spellEnd"/>
+      <w:r>
+        <w:rPr>
+          <w:lang w:val="en-US"/>
+        </w:rPr>
+        <w:t>&gt;</w:t>
+      </w:r>
+    </w:p>
+    <w:p>
+      <w:pPr>
+        <w:pStyle w:val="a3"/>
+        <w:rPr>
+          <w:lang w:val="en-US"/>
+        </w:rPr>
+      </w:pPr>
+      <w:r>
+        <w:rPr>
+          <w:lang w:val="en-US"/>
+        </w:rPr>
+        <w:t xml:space="preserve">          &lt;/property&gt;</w:t>
+      </w:r>
+    </w:p>
+    <w:p>
+      <w:pPr>
+        <w:pStyle w:val="a3"/>
+        <w:rPr>
+          <w:lang w:val="en-US"/>
+        </w:rPr>
+      </w:pPr>
+      <w:r>
+        <w:rPr>
+          <w:lang w:val="en-US"/>
+        </w:rPr>
+        <w:t xml:space="preserve">          &lt;property name="</w:t>
+      </w:r>
+      <w:proofErr w:type="spellStart"/>
+      <w:r>
+        <w:rPr>
+          <w:lang w:val="en-US"/>
+        </w:rPr>
+        <w:t>sizeHint</w:t>
+      </w:r>
+      <w:proofErr w:type="spellEnd"/>
+      <w:r>
+        <w:rPr>
+          <w:lang w:val="en-US"/>
+        </w:rPr>
+        <w:t xml:space="preserve">" </w:t>
+      </w:r>
+      <w:proofErr w:type="spellStart"/>
+      <w:r>
+        <w:rPr>
+          <w:lang w:val="en-US"/>
+        </w:rPr>
+        <w:t>stdset</w:t>
+      </w:r>
+      <w:proofErr w:type="spellEnd"/>
+      <w:r>
+        <w:rPr>
+          <w:lang w:val="en-US"/>
+        </w:rPr>
+        <w:t>="0"&gt;</w:t>
+      </w:r>
+    </w:p>
+    <w:p>
+      <w:pPr>
+        <w:pStyle w:val="a3"/>
+        <w:rPr>
+          <w:lang w:val="en-US"/>
+        </w:rPr>
+      </w:pPr>
+      <w:r>
+        <w:rPr>
+          <w:lang w:val="en-US"/>
+        </w:rPr>
+        <w:t xml:space="preserve">           &lt;size&gt;</w:t>
+      </w:r>
+    </w:p>
+    <w:p>
+      <w:pPr>
+        <w:pStyle w:val="a3"/>
+        <w:rPr>
+          <w:lang w:val="en-US"/>
+        </w:rPr>
+      </w:pPr>
+      <w:r>
+        <w:rPr>
+          <w:lang w:val="en-US"/>
+        </w:rPr>
+        <w:t xml:space="preserve">            &lt;width&gt;20&lt;/width&gt;</w:t>
+      </w:r>
+    </w:p>
+    <w:p>
+      <w:pPr>
+        <w:pStyle w:val="a3"/>
+        <w:rPr>
+          <w:lang w:val="en-US"/>
+        </w:rPr>
+      </w:pPr>
+      <w:r>
+        <w:rPr>
+          <w:lang w:val="en-US"/>
+        </w:rPr>
+        <w:t xml:space="preserve">            &lt;height&gt;40&lt;/height&gt;</w:t>
+      </w:r>
+    </w:p>
+    <w:p>
+      <w:pPr>
+        <w:pStyle w:val="a3"/>
+        <w:rPr>
+          <w:lang w:val="en-US"/>
+        </w:rPr>
+      </w:pPr>
+      <w:r>
+        <w:rPr>
+          <w:lang w:val="en-US"/>
+        </w:rPr>
+        <w:t xml:space="preserve">           &lt;/size&gt;</w:t>
+      </w:r>
+    </w:p>
+    <w:p>
+      <w:pPr>
+        <w:pStyle w:val="a3"/>
+        <w:rPr>
+          <w:lang w:val="en-US"/>
+        </w:rPr>
+      </w:pPr>
+      <w:r>
+        <w:rPr>
+          <w:lang w:val="en-US"/>
+        </w:rPr>
+        <w:t xml:space="preserve">          &lt;/property&gt;</w:t>
+      </w:r>
+    </w:p>
+    <w:p>
+      <w:pPr>
+        <w:pStyle w:val="a3"/>
+        <w:rPr>
+          <w:lang w:val="en-US"/>
+        </w:rPr>
+      </w:pPr>
+      <w:r>
+        <w:rPr>
+          <w:lang w:val="en-US"/>
+        </w:rPr>
+        <w:t xml:space="preserve">         &lt;/spacer&gt;</w:t>
+      </w:r>
+    </w:p>
+    <w:p>
+      <w:pPr>
+        <w:pStyle w:val="a3"/>
+        <w:rPr>
+          <w:lang w:val="en-US"/>
+        </w:rPr>
+      </w:pPr>
+      <w:r>
+        <w:rPr>
+          <w:lang w:val="en-US"/>
+        </w:rPr>
+        <w:t xml:space="preserve">        &lt;/item&gt;</w:t>
+      </w:r>
+    </w:p>
+    <w:p>
+      <w:pPr>
+        <w:pStyle w:val="a3"/>
+        <w:rPr>
+          <w:lang w:val="en-US"/>
+        </w:rPr>
+      </w:pPr>
+      <w:r>
+        <w:rPr>
+          <w:lang w:val="en-US"/>
+        </w:rPr>
+        <w:t xml:space="preserve">        &lt;item&gt;</w:t>
+      </w:r>
+    </w:p>
+    <w:p>
+      <w:pPr>
+        <w:pStyle w:val="a3"/>
+        <w:rPr>
+          <w:lang w:val="en-US"/>
+        </w:rPr>
+      </w:pPr>
+      <w:r>
+        <w:rPr>
+          <w:lang w:val="en-US"/>
+        </w:rPr>
+        <w:t xml:space="preserve">         &lt;widget class="</w:t>
+      </w:r>
+      <w:proofErr w:type="spellStart"/>
+      <w:r>
+        <w:rPr>
+          <w:lang w:val="en-US"/>
+        </w:rPr>
+        <w:t>QLabel</w:t>
+      </w:r>
+      <w:proofErr w:type="spellEnd"/>
+      <w:r>
+        <w:rPr>
+          <w:lang w:val="en-US"/>
+        </w:rPr>
+        <w:t>" name="</w:t>
+      </w:r>
+      <w:proofErr w:type="spellStart"/>
+      <w:r>
+        <w:rPr>
+          <w:lang w:val="en-US"/>
+        </w:rPr>
+        <w:t>nameLabel</w:t>
+      </w:r>
+      <w:proofErr w:type="spellEnd"/>
+      <w:r>
+        <w:rPr>
+          <w:lang w:val="en-US"/>
+        </w:rPr>
+        <w:t>"&gt;</w:t>
+      </w:r>
+    </w:p>
+    <w:p>
+      <w:pPr>
+        <w:pStyle w:val="a3"/>
+        <w:rPr>
+          <w:lang w:val="en-US"/>
+        </w:rPr>
+      </w:pPr>
+      <w:r>
+        <w:rPr>
+          <w:lang w:val="en-US"/>
+        </w:rPr>
+        <w:lastRenderedPageBreak/>
+        <w:t xml:space="preserve">          &lt;property name="text"&gt;</w:t>
+      </w:r>
+    </w:p>
+    <w:p>
+      <w:pPr>
+        <w:pStyle w:val="a3"/>
+        <w:rPr>
+          <w:lang w:val="en-US"/>
+        </w:rPr>
+      </w:pPr>
+      <w:r>
+        <w:rPr>
+          <w:lang w:val="en-US"/>
+        </w:rPr>
+        <w:t xml:space="preserve">           &lt;string&gt;</w:t>
+      </w:r>
+      <w:proofErr w:type="spellStart"/>
+      <w:r>
+        <w:rPr>
+          <w:lang w:val="en-US"/>
+        </w:rPr>
+        <w:t>Имя</w:t>
+      </w:r>
+      <w:proofErr w:type="spellEnd"/>
+      <w:r>
+        <w:rPr>
+          <w:lang w:val="en-US"/>
+        </w:rPr>
+        <w:t>&lt;/string&gt;</w:t>
+      </w:r>
+    </w:p>
+    <w:p>
+      <w:pPr>
+        <w:pStyle w:val="a3"/>
+        <w:rPr>
+          <w:lang w:val="en-US"/>
+        </w:rPr>
+      </w:pPr>
+      <w:r>
+        <w:rPr>
+          <w:lang w:val="en-US"/>
+        </w:rPr>
+        <w:t xml:space="preserve">          &lt;/property&gt;</w:t>
+      </w:r>
+    </w:p>
+    <w:p>
+      <w:pPr>
+        <w:pStyle w:val="a3"/>
+        <w:rPr>
+          <w:lang w:val="en-US"/>
+        </w:rPr>
+      </w:pPr>
+      <w:r>
+        <w:rPr>
+          <w:lang w:val="en-US"/>
+        </w:rPr>
+        <w:t xml:space="preserve">         &lt;/widget&gt;</w:t>
+      </w:r>
+    </w:p>
+    <w:p>
+      <w:pPr>
+        <w:pStyle w:val="a3"/>
+        <w:rPr>
+          <w:lang w:val="en-US"/>
+        </w:rPr>
+      </w:pPr>
+      <w:r>
+        <w:rPr>
+          <w:lang w:val="en-US"/>
+        </w:rPr>
+        <w:t xml:space="preserve">        &lt;/item&gt;</w:t>
+      </w:r>
+    </w:p>
+    <w:p>
+      <w:pPr>
+        <w:pStyle w:val="a3"/>
+        <w:rPr>
+          <w:lang w:val="en-US"/>
+        </w:rPr>
+      </w:pPr>
+      <w:r>
+        <w:rPr>
+          <w:lang w:val="en-US"/>
+        </w:rPr>
+        <w:t xml:space="preserve">        &lt;item&gt;</w:t>
+      </w:r>
+    </w:p>
+    <w:p>
+      <w:pPr>
+        <w:pStyle w:val="a3"/>
+        <w:rPr>
+          <w:lang w:val="en-US"/>
+        </w:rPr>
+      </w:pPr>
+      <w:r>
+        <w:rPr>
+          <w:lang w:val="en-US"/>
+        </w:rPr>
+        <w:t xml:space="preserve">         &lt;spacer name="verticalSpacer_9"&gt;</w:t>
+      </w:r>
+    </w:p>
+    <w:p>
+      <w:pPr>
+        <w:pStyle w:val="a3"/>
+        <w:rPr>
+          <w:lang w:val="en-US"/>
+        </w:rPr>
+      </w:pPr>
+      <w:r>
+        <w:rPr>
+          <w:lang w:val="en-US"/>
+        </w:rPr>
+        <w:t xml:space="preserve">          &lt;property name="orientation"&gt;</w:t>
+      </w:r>
+    </w:p>
+    <w:p>
+      <w:pPr>
+        <w:pStyle w:val="a3"/>
+        <w:rPr>
+          <w:lang w:val="en-US"/>
+        </w:rPr>
+      </w:pPr>
+      <w:r>
+        <w:rPr>
+          <w:lang w:val="en-US"/>
+        </w:rPr>
+        <w:t xml:space="preserve">           &lt;</w:t>
+      </w:r>
+      <w:proofErr w:type="spellStart"/>
+      <w:r>
+        <w:rPr>
+          <w:lang w:val="en-US"/>
+        </w:rPr>
+        <w:t>enum</w:t>
+      </w:r>
+      <w:proofErr w:type="spellEnd"/>
+      <w:r>
+        <w:rPr>
+          <w:lang w:val="en-US"/>
+        </w:rPr>
+        <w:t>&gt;</w:t>
+      </w:r>
+      <w:proofErr w:type="gramStart"/>
+      <w:r>
+        <w:rPr>
+          <w:lang w:val="en-US"/>
+        </w:rPr>
+        <w:t>Qt::Orientation::</w:t>
+      </w:r>
+      <w:proofErr w:type="gramEnd"/>
+      <w:r>
+        <w:rPr>
+          <w:lang w:val="en-US"/>
+        </w:rPr>
+        <w:t>Vertical&lt;/</w:t>
+      </w:r>
+      <w:proofErr w:type="spellStart"/>
+      <w:r>
+        <w:rPr>
+          <w:lang w:val="en-US"/>
+        </w:rPr>
+        <w:t>enum</w:t>
+      </w:r>
+      <w:proofErr w:type="spellEnd"/>
+      <w:r>
+        <w:rPr>
+          <w:lang w:val="en-US"/>
+        </w:rPr>
+        <w:t>&gt;</w:t>
+      </w:r>
+    </w:p>
+    <w:p>
+      <w:pPr>
+        <w:pStyle w:val="a3"/>
+        <w:rPr>
+          <w:lang w:val="en-US"/>
+        </w:rPr>
+      </w:pPr>
+      <w:r>
+        <w:rPr>
+          <w:lang w:val="en-US"/>
+        </w:rPr>
+        <w:t xml:space="preserve">          &lt;/property&gt;</w:t>
+      </w:r>
+    </w:p>
+    <w:p>
+      <w:pPr>
+        <w:pStyle w:val="a3"/>
+        <w:rPr>
+          <w:lang w:val="en-US"/>
+        </w:rPr>
+      </w:pPr>
+      <w:r>
+        <w:rPr>
+          <w:lang w:val="en-US"/>
+        </w:rPr>
+        <w:t xml:space="preserve">          &lt;property name="</w:t>
+      </w:r>
+      <w:proofErr w:type="spellStart"/>
+      <w:r>
+        <w:rPr>
+          <w:lang w:val="en-US"/>
+        </w:rPr>
+        <w:t>sizeHint</w:t>
+      </w:r>
+      <w:proofErr w:type="spellEnd"/>
+      <w:r>
+        <w:rPr>
+          <w:lang w:val="en-US"/>
+        </w:rPr>
+        <w:t xml:space="preserve">" </w:t>
+      </w:r>
+      <w:proofErr w:type="spellStart"/>
+      <w:r>
+        <w:rPr>
+          <w:lang w:val="en-US"/>
+        </w:rPr>
+        <w:t>stdset</w:t>
+      </w:r>
+      <w:proofErr w:type="spellEnd"/>
+      <w:r>
+        <w:rPr>
+          <w:lang w:val="en-US"/>
+        </w:rPr>
+        <w:t>="0"&gt;</w:t>
+      </w:r>
+    </w:p>
+    <w:p>
+      <w:pPr>
+        <w:pStyle w:val="a3"/>
+        <w:rPr>
+          <w:lang w:val="en-US"/>
+        </w:rPr>
+      </w:pPr>
+      <w:r>
+        <w:rPr>
+          <w:lang w:val="en-US"/>
+        </w:rPr>
+        <w:t xml:space="preserve">           &lt;size&gt;</w:t>
+      </w:r>
+    </w:p>
+    <w:p>
+      <w:pPr>
+        <w:pStyle w:val="a3"/>
+        <w:rPr>
+          <w:lang w:val="en-US"/>
+        </w:rPr>
+      </w:pPr>
+      <w:r>
+        <w:rPr>
+          <w:lang w:val="en-US"/>
+        </w:rPr>
+        <w:t xml:space="preserve">            &lt;width&gt;20&lt;/width&gt;</w:t>
+      </w:r>
+    </w:p>
+    <w:p>
+      <w:pPr>
+        <w:pStyle w:val="a3"/>
+        <w:rPr>
+          <w:lang w:val="en-US"/>
+        </w:rPr>
+      </w:pPr>
+      <w:r>
+        <w:rPr>
+          <w:lang w:val="en-US"/>
+        </w:rPr>
+        <w:t xml:space="preserve">            &lt;height&gt;40&lt;/height&gt;</w:t>
+      </w:r>
+    </w:p>
+    <w:p>
+      <w:pPr>
+        <w:pStyle w:val="a3"/>
+        <w:rPr>
+          <w:lang w:val="en-US"/>
+        </w:rPr>
+      </w:pPr>
+      <w:r>
+        <w:rPr>
+          <w:lang w:val="en-US"/>
+        </w:rPr>
+        <w:t xml:space="preserve">           &lt;/size&gt;</w:t>
+      </w:r>
+    </w:p>
+    <w:p>
+      <w:pPr>
+        <w:pStyle w:val="a3"/>
+        <w:rPr>
+          <w:lang w:val="en-US"/>
+        </w:rPr>
+      </w:pPr>
+      <w:r>
+        <w:rPr>
+          <w:lang w:val="en-US"/>
+        </w:rPr>
+        <w:t xml:space="preserve">          &lt;/property&gt;</w:t>
+      </w:r>
+    </w:p>
+    <w:p>
+      <w:pPr>
+        <w:pStyle w:val="a3"/>
+        <w:rPr>
+          <w:lang w:val="en-US"/>
+        </w:rPr>
+      </w:pPr>
+      <w:r>
+        <w:rPr>
+          <w:lang w:val="en-US"/>
+        </w:rPr>
+        <w:t xml:space="preserve">         &lt;/spacer&gt;</w:t>
+      </w:r>
+    </w:p>
+    <w:p>
+      <w:pPr>
+        <w:pStyle w:val="a3"/>
+        <w:rPr>
+          <w:lang w:val="en-US"/>
+        </w:rPr>
+      </w:pPr>
+      <w:r>
+        <w:rPr>
+          <w:lang w:val="en-US"/>
+        </w:rPr>
+        <w:t xml:space="preserve">        &lt;/item&gt;</w:t>
+      </w:r>
+    </w:p>
+    <w:p>
+      <w:pPr>
+        <w:pStyle w:val="a3"/>
+        <w:rPr>
+          <w:lang w:val="en-US"/>
+        </w:rPr>
+      </w:pPr>
+      <w:r>
+        <w:rPr>
+          <w:lang w:val="en-US"/>
+        </w:rPr>
+        <w:t xml:space="preserve">       &lt;/layout&gt;</w:t>
+      </w:r>
+    </w:p>
+    <w:p>
+      <w:pPr>
+        <w:pStyle w:val="a3"/>
+        <w:rPr>
+          <w:lang w:val="en-US"/>
+        </w:rPr>
+      </w:pPr>
+      <w:r>
+        <w:rPr>
+          <w:lang w:val="en-US"/>
+        </w:rPr>
+        <w:t xml:space="preserve">      &lt;/item&gt;</w:t>
+      </w:r>
+    </w:p>
+    <w:p>
+      <w:pPr>
+        <w:pStyle w:val="a3"/>
+        <w:rPr>
+          <w:lang w:val="en-US"/>
+        </w:rPr>
+      </w:pPr>
+      <w:r>
+        <w:rPr>
+          <w:lang w:val="en-US"/>
+        </w:rPr>
+        <w:t xml:space="preserve">      &lt;item&gt;</w:t>
+      </w:r>
+    </w:p>
+    <w:p>
+      <w:pPr>
+        <w:pStyle w:val="a3"/>
+        <w:rPr>
+          <w:lang w:val="en-US"/>
+        </w:rPr>
+      </w:pPr>
+      <w:r>
+        <w:rPr>
+          <w:lang w:val="en-US"/>
+        </w:rPr>
+        <w:t xml:space="preserve">       &lt;layout class="</w:t>
+      </w:r>
+      <w:proofErr w:type="spellStart"/>
+      <w:r>
+        <w:rPr>
+          <w:lang w:val="en-US"/>
+        </w:rPr>
+        <w:t>QVBoxLayout</w:t>
+      </w:r>
+      <w:proofErr w:type="spellEnd"/>
+      <w:r>
+        <w:rPr>
+          <w:lang w:val="en-US"/>
+        </w:rPr>
+        <w:t>" name="verticalLayout_2"&gt;</w:t>
+      </w:r>
+    </w:p>
+    <w:p>
+      <w:pPr>
+        <w:pStyle w:val="a3"/>
+        <w:rPr>
+          <w:lang w:val="en-US"/>
+        </w:rPr>
+      </w:pPr>
+      <w:r>
+        <w:rPr>
+          <w:lang w:val="en-US"/>
+        </w:rPr>
+        <w:t xml:space="preserve">        &lt;item&gt;</w:t>
+      </w:r>
+    </w:p>
+    <w:p>
+      <w:pPr>
+        <w:pStyle w:val="a3"/>
+        <w:rPr>
+          <w:lang w:val="en-US"/>
+        </w:rPr>
+      </w:pPr>
+      <w:r>
+        <w:rPr>
+          <w:lang w:val="en-US"/>
+        </w:rPr>
+        <w:t xml:space="preserve">         &lt;widget class="</w:t>
+      </w:r>
+      <w:proofErr w:type="spellStart"/>
+      <w:r>
+        <w:rPr>
+          <w:lang w:val="en-US"/>
+        </w:rPr>
+        <w:t>QLineEdit</w:t>
+      </w:r>
+      <w:proofErr w:type="spellEnd"/>
+      <w:r>
+        <w:rPr>
+          <w:lang w:val="en-US"/>
+        </w:rPr>
+        <w:t>" name="</w:t>
+      </w:r>
+      <w:proofErr w:type="spellStart"/>
+      <w:r>
+        <w:rPr>
+          <w:lang w:val="en-US"/>
+        </w:rPr>
+        <w:t>emailEdit</w:t>
+      </w:r>
+      <w:proofErr w:type="spellEnd"/>
+      <w:r>
+        <w:rPr>
+          <w:lang w:val="en-US"/>
+        </w:rPr>
+        <w:t>"/&gt;</w:t>
+      </w:r>
+    </w:p>
+    <w:p>
+      <w:pPr>
+        <w:pStyle w:val="a3"/>
+        <w:rPr>
+          <w:lang w:val="en-US"/>
+        </w:rPr>
+      </w:pPr>
+      <w:r>
+        <w:rPr>
+          <w:lang w:val="en-US"/>
+        </w:rPr>
+        <w:t xml:space="preserve">        &lt;/item&gt;</w:t>
+      </w:r>
+    </w:p>
+    <w:p>
+      <w:pPr>
+        <w:pStyle w:val="a3"/>
+        <w:rPr>
+          <w:lang w:val="en-US"/>
+        </w:rPr>
+      </w:pPr>
+      <w:r>
+        <w:rPr>
+          <w:lang w:val="en-US"/>
+        </w:rPr>
+        <w:t xml:space="preserve">        &lt;item&gt;</w:t>
+      </w:r>
+    </w:p>
+    <w:p>
+      <w:pPr>
+        <w:pStyle w:val="a3"/>
+        <w:rPr>
+          <w:lang w:val="en-US"/>
+        </w:rPr>
+      </w:pPr>
+      <w:r>
+        <w:rPr>
+          <w:lang w:val="en-US"/>
+        </w:rPr>
+        <w:t xml:space="preserve">         &lt;spacer name="verticalSpacer_3"&gt;</w:t>
+      </w:r>
+    </w:p>
+    <w:p>
+      <w:pPr>
+        <w:pStyle w:val="a3"/>
+        <w:rPr>
+          <w:lang w:val="en-US"/>
+        </w:rPr>
+      </w:pPr>
+      <w:r>
+        <w:rPr>
+          <w:lang w:val="en-US"/>
+        </w:rPr>
+        <w:t xml:space="preserve">          &lt;property name="orientation"&gt;</w:t>
+      </w:r>
+    </w:p>
+    <w:p>
+      <w:pPr>
+        <w:pStyle w:val="a3"/>
+        <w:rPr>
+          <w:lang w:val="en-US"/>
+        </w:rPr>
+      </w:pPr>
+      <w:r>
+        <w:rPr>
+          <w:lang w:val="en-US"/>
+        </w:rPr>
+        <w:t xml:space="preserve">           &lt;</w:t>
+      </w:r>
+      <w:proofErr w:type="spellStart"/>
+      <w:r>
+        <w:rPr>
+          <w:lang w:val="en-US"/>
+        </w:rPr>
+        <w:t>enum</w:t>
+      </w:r>
+      <w:proofErr w:type="spellEnd"/>
+      <w:r>
+        <w:rPr>
+          <w:lang w:val="en-US"/>
+        </w:rPr>
+        <w:t>&gt;</w:t>
+      </w:r>
+      <w:proofErr w:type="gramStart"/>
+      <w:r>
+        <w:rPr>
+          <w:lang w:val="en-US"/>
+        </w:rPr>
+        <w:t>Qt::Orientation::</w:t>
+      </w:r>
+      <w:proofErr w:type="gramEnd"/>
+      <w:r>
+        <w:rPr>
+          <w:lang w:val="en-US"/>
+        </w:rPr>
+        <w:t>Vertical&lt;/</w:t>
+      </w:r>
+      <w:proofErr w:type="spellStart"/>
+      <w:r>
+        <w:rPr>
+          <w:lang w:val="en-US"/>
+        </w:rPr>
+        <w:t>enum</w:t>
+      </w:r>
+      <w:proofErr w:type="spellEnd"/>
+      <w:r>
+        <w:rPr>
+          <w:lang w:val="en-US"/>
+        </w:rPr>
+        <w:t>&gt;</w:t>
+      </w:r>
+    </w:p>
+    <w:p>
+      <w:pPr>
+        <w:pStyle w:val="a3"/>
+        <w:rPr>
+          <w:lang w:val="en-US"/>
+        </w:rPr>
+      </w:pPr>
+      <w:r>
+        <w:rPr>
+          <w:lang w:val="en-US"/>
+        </w:rPr>
+        <w:t xml:space="preserve">          &lt;/property&gt;</w:t>
+      </w:r>
+    </w:p>
+    <w:p>
+      <w:pPr>
+        <w:pStyle w:val="a3"/>
+        <w:rPr>
+          <w:lang w:val="en-US"/>
+        </w:rPr>
+      </w:pPr>
+      <w:r>
+        <w:rPr>
+          <w:lang w:val="en-US"/>
+        </w:rPr>
+        <w:t xml:space="preserve">          &lt;property name="</w:t>
+      </w:r>
+      <w:proofErr w:type="spellStart"/>
+      <w:r>
+        <w:rPr>
+          <w:lang w:val="en-US"/>
+        </w:rPr>
+        <w:t>sizeHint</w:t>
+      </w:r>
+      <w:proofErr w:type="spellEnd"/>
+      <w:r>
+        <w:rPr>
+          <w:lang w:val="en-US"/>
+        </w:rPr>
+        <w:t xml:space="preserve">" </w:t>
+      </w:r>
+      <w:proofErr w:type="spellStart"/>
+      <w:r>
+        <w:rPr>
+          <w:lang w:val="en-US"/>
+        </w:rPr>
+        <w:t>stdset</w:t>
+      </w:r>
+      <w:proofErr w:type="spellEnd"/>
+      <w:r>
+        <w:rPr>
+          <w:lang w:val="en-US"/>
+        </w:rPr>
+        <w:t>="0"&gt;</w:t>
+      </w:r>
+    </w:p>
+    <w:p>
+      <w:pPr>
+        <w:pStyle w:val="a3"/>
+        <w:rPr>
+          <w:lang w:val="en-US"/>
+        </w:rPr>
+      </w:pPr>
+      <w:r>
+        <w:rPr>
+          <w:lang w:val="en-US"/>
+        </w:rPr>
+        <w:t xml:space="preserve">           &lt;size&gt;</w:t>
+      </w:r>
+    </w:p>
+    <w:p>
+      <w:pPr>
+        <w:pStyle w:val="a3"/>
+        <w:rPr>
+          <w:lang w:val="en-US"/>
+        </w:rPr>
+      </w:pPr>
+      <w:r>
+        <w:rPr>
+          <w:lang w:val="en-US"/>
+        </w:rPr>
+        <w:t xml:space="preserve">            &lt;width&gt;20&lt;/width&gt;</w:t>
+      </w:r>
+    </w:p>
+    <w:p>
+      <w:pPr>
+        <w:pStyle w:val="a3"/>
+        <w:rPr>
+          <w:lang w:val="en-US"/>
+        </w:rPr>
+      </w:pPr>
+      <w:r>
+        <w:rPr>
+          <w:lang w:val="en-US"/>
+        </w:rPr>
+        <w:t xml:space="preserve">            &lt;height&gt;40&lt;/height&gt;</w:t>
+      </w:r>
+    </w:p>
+    <w:p>
+      <w:pPr>
+        <w:pStyle w:val="a3"/>
+        <w:rPr>
+          <w:lang w:val="en-US"/>
+        </w:rPr>
+      </w:pPr>
+      <w:r>
+        <w:rPr>
+          <w:lang w:val="en-US"/>
+        </w:rPr>
+        <w:t xml:space="preserve">           &lt;/size&gt;</w:t>
+      </w:r>
+    </w:p>
+    <w:p>
+      <w:pPr>
+        <w:pStyle w:val="a3"/>
+        <w:rPr>
+          <w:lang w:val="en-US"/>
+        </w:rPr>
+      </w:pPr>
+      <w:r>
+        <w:rPr>
+          <w:lang w:val="en-US"/>
+        </w:rPr>
+        <w:t xml:space="preserve">          &lt;/property&gt;</w:t>
+      </w:r>
+    </w:p>
+    <w:p>
+      <w:pPr>
+        <w:pStyle w:val="a3"/>
+        <w:rPr>
+          <w:lang w:val="en-US"/>
+        </w:rPr>
+      </w:pPr>
+      <w:r>
+        <w:rPr>
+          <w:lang w:val="en-US"/>
+        </w:rPr>
+        <w:t xml:space="preserve">         &lt;/spacer&gt;</w:t>
+      </w:r>
+    </w:p>
+    <w:p>
+      <w:pPr>
+        <w:pStyle w:val="a3"/>
+        <w:rPr>
+          <w:lang w:val="en-US"/>
+        </w:rPr>
+      </w:pPr>
+      <w:r>
+        <w:rPr>
+          <w:lang w:val="en-US"/>
+        </w:rPr>
+        <w:t xml:space="preserve">        &lt;/item&gt;</w:t>
+      </w:r>
+    </w:p>
+    <w:p>
+      <w:pPr>
+        <w:pStyle w:val="a3"/>
+        <w:rPr>
+          <w:lang w:val="en-US"/>
+        </w:rPr>
+      </w:pPr>
+      <w:r>
+        <w:rPr>
+          <w:lang w:val="en-US"/>
+        </w:rPr>
+        <w:t xml:space="preserve">        &lt;item&gt;</w:t>
+      </w:r>
+    </w:p>
+    <w:p>
+      <w:pPr>
+        <w:pStyle w:val="a3"/>
+        <w:rPr>
+          <w:lang w:val="en-US"/>
+        </w:rPr>
+      </w:pPr>
+      <w:r>
+        <w:rPr>
+          <w:lang w:val="en-US"/>
+        </w:rPr>
+        <w:t xml:space="preserve">         &lt;widget class="</w:t>
+      </w:r>
+      <w:proofErr w:type="spellStart"/>
+      <w:r>
+        <w:rPr>
+          <w:lang w:val="en-US"/>
+        </w:rPr>
+        <w:t>QLineEdit</w:t>
+      </w:r>
+      <w:proofErr w:type="spellEnd"/>
+      <w:r>
+        <w:rPr>
+          <w:lang w:val="en-US"/>
+        </w:rPr>
+        <w:t>" name="</w:t>
+      </w:r>
+      <w:proofErr w:type="spellStart"/>
+      <w:r>
+        <w:rPr>
+          <w:lang w:val="en-US"/>
+        </w:rPr>
+        <w:t>nameEdit</w:t>
+      </w:r>
+      <w:proofErr w:type="spellEnd"/>
+      <w:r>
+        <w:rPr>
+          <w:lang w:val="en-US"/>
+        </w:rPr>
+        <w:t>"/&gt;</w:t>
+      </w:r>
+    </w:p>
+    <w:p>
+      <w:pPr>
+        <w:pStyle w:val="a3"/>
+        <w:rPr>
+          <w:lang w:val="en-US"/>
+        </w:rPr>
+      </w:pPr>
+      <w:r>
+        <w:rPr>
+          <w:lang w:val="en-US"/>
+        </w:rPr>
+        <w:t xml:space="preserve">        &lt;/item&gt;</w:t>
+      </w:r>
+    </w:p>
+    <w:p>
+      <w:pPr>
+        <w:pStyle w:val="a3"/>
+        <w:rPr>
+          <w:lang w:val="en-US"/>
+        </w:rPr>
+      </w:pPr>
+      <w:r>
+        <w:rPr>
+          <w:lang w:val="en-US"/>
+        </w:rPr>
+        <w:t xml:space="preserve">        &lt;item&gt;</w:t>
+      </w:r>
+    </w:p>
+    <w:p>
+      <w:pPr>
+        <w:pStyle w:val="a3"/>
+        <w:rPr>
+          <w:lang w:val="en-US"/>
+        </w:rPr>
+      </w:pPr>
+      <w:r>
+        <w:rPr>
+          <w:lang w:val="en-US"/>
+        </w:rPr>
+        <w:t xml:space="preserve">         &lt;spacer name="verticalSpacer_6"&gt;</w:t>
+      </w:r>
+    </w:p>
+    <w:p>
+      <w:pPr>
+        <w:pStyle w:val="a3"/>
+        <w:rPr>
+          <w:lang w:val="en-US"/>
+        </w:rPr>
+      </w:pPr>
+      <w:r>
+        <w:rPr>
+          <w:lang w:val="en-US"/>
+        </w:rPr>
+        <w:t xml:space="preserve">          &lt;property name="orientation"&gt;</w:t>
+      </w:r>
+    </w:p>
+    <w:p>
+      <w:pPr>
+        <w:pStyle w:val="a3"/>
+        <w:rPr>
+          <w:lang w:val="en-US"/>
+        </w:rPr>
+      </w:pPr>
+      <w:r>
+        <w:rPr>
+          <w:lang w:val="en-US"/>
+        </w:rPr>
+        <w:t xml:space="preserve">           &lt;</w:t>
+      </w:r>
+      <w:proofErr w:type="spellStart"/>
+      <w:r>
+        <w:rPr>
+          <w:lang w:val="en-US"/>
+        </w:rPr>
+        <w:t>enum</w:t>
+      </w:r>
+      <w:proofErr w:type="spellEnd"/>
+      <w:r>
+        <w:rPr>
+          <w:lang w:val="en-US"/>
+        </w:rPr>
+        <w:t>&gt;</w:t>
+      </w:r>
+      <w:proofErr w:type="gramStart"/>
+      <w:r>
+        <w:rPr>
+          <w:lang w:val="en-US"/>
+        </w:rPr>
+        <w:t>Qt::Orientation::</w:t>
+      </w:r>
+      <w:proofErr w:type="gramEnd"/>
+      <w:r>
+        <w:rPr>
+          <w:lang w:val="en-US"/>
+        </w:rPr>
+        <w:t>Vertical&lt;/</w:t>
+      </w:r>
+      <w:proofErr w:type="spellStart"/>
+      <w:r>
+        <w:rPr>
+          <w:lang w:val="en-US"/>
+        </w:rPr>
+        <w:t>enum</w:t>
+      </w:r>
+      <w:proofErr w:type="spellEnd"/>
+      <w:r>
+        <w:rPr>
+          <w:lang w:val="en-US"/>
+        </w:rPr>
+        <w:t>&gt;</w:t>
+      </w:r>
+    </w:p>
+    <w:p>
+      <w:pPr>
+        <w:pStyle w:val="a3"/>
+        <w:rPr>
+          <w:lang w:val="en-US"/>
+        </w:rPr>
+      </w:pPr>
+      <w:r>
+        <w:rPr>
+          <w:lang w:val="en-US"/>
+        </w:rPr>
+        <w:t xml:space="preserve">          &lt;/property&gt;</w:t>
+      </w:r>
+    </w:p>
+    <w:p>
+      <w:pPr>
+        <w:pStyle w:val="a3"/>
+        <w:rPr>
+          <w:lang w:val="en-US"/>
+        </w:rPr>
+      </w:pPr>
+      <w:r>
+        <w:rPr>
+          <w:lang w:val="en-US"/>
+        </w:rPr>
+        <w:t xml:space="preserve">          &lt;property name="</w:t>
+      </w:r>
+      <w:proofErr w:type="spellStart"/>
+      <w:r>
+        <w:rPr>
+          <w:lang w:val="en-US"/>
+        </w:rPr>
+        <w:t>sizeHint</w:t>
+      </w:r>
+      <w:proofErr w:type="spellEnd"/>
+      <w:r>
+        <w:rPr>
+          <w:lang w:val="en-US"/>
+        </w:rPr>
+        <w:t xml:space="preserve">" </w:t>
+      </w:r>
+      <w:proofErr w:type="spellStart"/>
+      <w:r>
+        <w:rPr>
+          <w:lang w:val="en-US"/>
+        </w:rPr>
+        <w:t>stdset</w:t>
+      </w:r>
+      <w:proofErr w:type="spellEnd"/>
+      <w:r>
+        <w:rPr>
+          <w:lang w:val="en-US"/>
+        </w:rPr>
+        <w:t>="0"&gt;</w:t>
+      </w:r>
+    </w:p>
+    <w:p>
+      <w:pPr>
+        <w:pStyle w:val="a3"/>
+        <w:rPr>
+          <w:lang w:val="en-US"/>
+        </w:rPr>
+      </w:pPr>
+      <w:r>
+        <w:rPr>
+          <w:lang w:val="en-US"/>
+        </w:rPr>
+        <w:t xml:space="preserve">           &lt;size&gt;</w:t>
+      </w:r>
+    </w:p>
+    <w:p>
+      <w:pPr>
+        <w:pStyle w:val="a3"/>
+        <w:rPr>
+          <w:lang w:val="en-US"/>
+        </w:rPr>
+      </w:pPr>
+      <w:r>
+        <w:rPr>
+          <w:lang w:val="en-US"/>
+        </w:rPr>
+        <w:t xml:space="preserve">            &lt;width&gt;20&lt;/width&gt;</w:t>
+      </w:r>
+    </w:p>
+    <w:p>
+      <w:pPr>
+        <w:pStyle w:val="a3"/>
+        <w:rPr>
+          <w:lang w:val="en-US"/>
+        </w:rPr>
+      </w:pPr>
+      <w:r>
+        <w:rPr>
+          <w:lang w:val="en-US"/>
+        </w:rPr>
+        <w:t xml:space="preserve">            &lt;height&gt;40&lt;/height&gt;</w:t>
+      </w:r>
+    </w:p>
+    <w:p>
+      <w:pPr>
+        <w:pStyle w:val="a3"/>
+        <w:rPr>
+          <w:lang w:val="en-US"/>
+        </w:rPr>
+      </w:pPr>
+      <w:r>
+        <w:rPr>
+          <w:lang w:val="en-US"/>
+        </w:rPr>
+        <w:t xml:space="preserve">           &lt;/size&gt;</w:t>
+      </w:r>
+    </w:p>
+    <w:p>
+      <w:pPr>
+        <w:pStyle w:val="a3"/>
+        <w:rPr>
+          <w:lang w:val="en-US"/>
+        </w:rPr>
+      </w:pPr>
+      <w:r>
+        <w:rPr>
+          <w:lang w:val="en-US"/>
+        </w:rPr>
+        <w:t xml:space="preserve">          &lt;/property&gt;</w:t>
+      </w:r>
+    </w:p>
+    <w:p>
+      <w:pPr>
+        <w:pStyle w:val="a3"/>
+        <w:rPr>
+          <w:lang w:val="en-US"/>
+        </w:rPr>
+      </w:pPr>
+      <w:r>
+        <w:rPr>
+          <w:lang w:val="en-US"/>
+        </w:rPr>
+        <w:t xml:space="preserve">         &lt;/spacer&gt;</w:t>
+      </w:r>
+    </w:p>
+    <w:p>
+      <w:pPr>
+        <w:pStyle w:val="a3"/>
+        <w:rPr>
+          <w:lang w:val="en-US"/>
+        </w:rPr>
+      </w:pPr>
+      <w:r>
+        <w:rPr>
+          <w:lang w:val="en-US"/>
+        </w:rPr>
+        <w:t xml:space="preserve">        &lt;/item&gt;</w:t>
+      </w:r>
+    </w:p>
+    <w:p>
+      <w:pPr>
+        <w:pStyle w:val="a3"/>
+        <w:rPr>
+          <w:lang w:val="en-US"/>
+        </w:rPr>
+      </w:pPr>
+      <w:r>
+        <w:rPr>
+          <w:lang w:val="en-US"/>
+        </w:rPr>
+        <w:t xml:space="preserve">       &lt;/layout&gt;</w:t>
+      </w:r>
+    </w:p>
+    <w:p>
+      <w:pPr>
+        <w:pStyle w:val="a3"/>
+        <w:rPr>
+          <w:lang w:val="en-US"/>
+        </w:rPr>
+      </w:pPr>
+      <w:r>
+        <w:rPr>
+          <w:lang w:val="en-US"/>
+        </w:rPr>
+        <w:t xml:space="preserve">      &lt;/item&gt;</w:t>
+      </w:r>
+    </w:p>
+    <w:p>
+      <w:pPr>
+        <w:pStyle w:val="a3"/>
+        <w:rPr>
+          <w:lang w:val="en-US"/>
+        </w:rPr>
+      </w:pPr>
+      <w:r>
+        <w:rPr>
+          <w:lang w:val="en-US"/>
+        </w:rPr>
+        <w:t xml:space="preserve">      &lt;item&gt;</w:t>
+      </w:r>
+    </w:p>
+    <w:p>
+      <w:pPr>
+        <w:pStyle w:val="a3"/>
+        <w:rPr>
+          <w:lang w:val="en-US"/>
+        </w:rPr>
+      </w:pPr>
+      <w:r>
+        <w:rPr>
+          <w:lang w:val="en-US"/>
+        </w:rPr>
+        <w:t xml:space="preserve">       &lt;layout class="</w:t>
+      </w:r>
+      <w:proofErr w:type="spellStart"/>
+      <w:r>
+        <w:rPr>
+          <w:lang w:val="en-US"/>
+        </w:rPr>
+        <w:t>QVBoxLayout</w:t>
+      </w:r>
+      <w:proofErr w:type="spellEnd"/>
+      <w:r>
+        <w:rPr>
+          <w:lang w:val="en-US"/>
+        </w:rPr>
+        <w:t>" name="verticalLayout_4"&gt;</w:t>
+      </w:r>
+    </w:p>
+    <w:p>
+      <w:pPr>
+        <w:pStyle w:val="a3"/>
+        <w:rPr>
+          <w:lang w:val="en-US"/>
+        </w:rPr>
+      </w:pPr>
+      <w:r>
+        <w:rPr>
+          <w:lang w:val="en-US"/>
+        </w:rPr>
+        <w:lastRenderedPageBreak/>
+        <w:t xml:space="preserve">        &lt;item&gt;</w:t>
+      </w:r>
+    </w:p>
+    <w:p>
+      <w:pPr>
+        <w:pStyle w:val="a3"/>
+        <w:rPr>
+          <w:lang w:val="en-US"/>
+        </w:rPr>
+      </w:pPr>
+      <w:r>
+        <w:rPr>
+          <w:lang w:val="en-US"/>
+        </w:rPr>
+        <w:t xml:space="preserve">         &lt;widget class="</w:t>
+      </w:r>
+      <w:proofErr w:type="spellStart"/>
+      <w:r>
+        <w:rPr>
+          <w:lang w:val="en-US"/>
+        </w:rPr>
+        <w:t>QLabel</w:t>
+      </w:r>
+      <w:proofErr w:type="spellEnd"/>
+      <w:r>
+        <w:rPr>
+          <w:lang w:val="en-US"/>
+        </w:rPr>
+        <w:t>" name="</w:t>
+      </w:r>
+      <w:proofErr w:type="spellStart"/>
+      <w:r>
+        <w:rPr>
+          <w:lang w:val="en-US"/>
+        </w:rPr>
+        <w:t>titleLabel</w:t>
+      </w:r>
+      <w:proofErr w:type="spellEnd"/>
+      <w:r>
+        <w:rPr>
+          <w:lang w:val="en-US"/>
+        </w:rPr>
+        <w:t>"&gt;</w:t>
+      </w:r>
+    </w:p>
+    <w:p>
+      <w:pPr>
+        <w:pStyle w:val="a3"/>
+        <w:rPr>
+          <w:lang w:val="en-US"/>
+        </w:rPr>
+      </w:pPr>
+      <w:r>
+        <w:rPr>
+          <w:lang w:val="en-US"/>
+        </w:rPr>
+        <w:t xml:space="preserve">          &lt;property name="text"&gt;</w:t>
+      </w:r>
+    </w:p>
+    <w:p>
+      <w:pPr>
+        <w:pStyle w:val="a3"/>
+        <w:rPr>
+          <w:lang w:val="en-US"/>
+        </w:rPr>
+      </w:pPr>
+      <w:r>
+        <w:rPr>
+          <w:lang w:val="en-US"/>
+        </w:rPr>
+        <w:t xml:space="preserve">           &lt;string&gt;</w:t>
+      </w:r>
+      <w:proofErr w:type="spellStart"/>
+      <w:r>
+        <w:rPr>
+          <w:lang w:val="en-US"/>
+        </w:rPr>
+        <w:t>Тема</w:t>
+      </w:r>
+      <w:proofErr w:type="spellEnd"/>
+      <w:r>
+        <w:rPr>
+          <w:lang w:val="en-US"/>
+        </w:rPr>
+        <w:t>&lt;/string&gt;</w:t>
+      </w:r>
+    </w:p>
+    <w:p>
+      <w:pPr>
+        <w:pStyle w:val="a3"/>
+        <w:rPr>
+          <w:lang w:val="en-US"/>
+        </w:rPr>
+      </w:pPr>
+      <w:r>
+        <w:rPr>
+          <w:lang w:val="en-US"/>
+        </w:rPr>
+        <w:t xml:space="preserve">          &lt;/property&gt;</w:t>
+      </w:r>
+    </w:p>
+    <w:p>
+      <w:pPr>
+        <w:pStyle w:val="a3"/>
+        <w:rPr>
+          <w:lang w:val="en-US"/>
+        </w:rPr>
+      </w:pPr>
+      <w:r>
+        <w:rPr>
+          <w:lang w:val="en-US"/>
+        </w:rPr>
+        <w:t xml:space="preserve">         &lt;/widget&gt;</w:t>
+      </w:r>
+    </w:p>
+    <w:p>
+      <w:pPr>
+        <w:pStyle w:val="a3"/>
+        <w:rPr>
+          <w:lang w:val="en-US"/>
+        </w:rPr>
+      </w:pPr>
+      <w:r>
+        <w:rPr>
+          <w:lang w:val="en-US"/>
+        </w:rPr>
+        <w:t xml:space="preserve">        &lt;/item&gt;</w:t>
+      </w:r>
+    </w:p>
+    <w:p>
+      <w:pPr>
+        <w:pStyle w:val="a3"/>
+        <w:rPr>
+          <w:lang w:val="en-US"/>
+        </w:rPr>
+      </w:pPr>
+      <w:r>
+        <w:rPr>
+          <w:lang w:val="en-US"/>
+        </w:rPr>
+        <w:t xml:space="preserve">        &lt;item&gt;</w:t>
+      </w:r>
+    </w:p>
+    <w:p>
+      <w:pPr>
+        <w:pStyle w:val="a3"/>
+        <w:rPr>
+          <w:lang w:val="en-US"/>
+        </w:rPr>
+      </w:pPr>
+      <w:r>
+        <w:rPr>
+          <w:lang w:val="en-US"/>
+        </w:rPr>
+        <w:t xml:space="preserve">         &lt;spacer name="verticalSpacer_10"&gt;</w:t>
+      </w:r>
+    </w:p>
+    <w:p>
+      <w:pPr>
+        <w:pStyle w:val="a3"/>
+        <w:rPr>
+          <w:lang w:val="en-US"/>
+        </w:rPr>
+      </w:pPr>
+      <w:r>
+        <w:rPr>
+          <w:lang w:val="en-US"/>
+        </w:rPr>
+        <w:t xml:space="preserve">          &lt;property name="orientation"&gt;</w:t>
+      </w:r>
+    </w:p>
+    <w:p>
+      <w:pPr>
+        <w:pStyle w:val="a3"/>
+        <w:rPr>
+          <w:lang w:val="en-US"/>
+        </w:rPr>
+      </w:pPr>
+      <w:r>
+        <w:rPr>
+          <w:lang w:val="en-US"/>
+        </w:rPr>
+        <w:t xml:space="preserve">           &lt;</w:t>
+      </w:r>
+      <w:proofErr w:type="spellStart"/>
+      <w:r>
+        <w:rPr>
+          <w:lang w:val="en-US"/>
+        </w:rPr>
+        <w:t>enum</w:t>
+      </w:r>
+      <w:proofErr w:type="spellEnd"/>
+      <w:r>
+        <w:rPr>
+          <w:lang w:val="en-US"/>
+        </w:rPr>
+        <w:t>&gt;</w:t>
+      </w:r>
+      <w:proofErr w:type="gramStart"/>
+      <w:r>
+        <w:rPr>
+          <w:lang w:val="en-US"/>
+        </w:rPr>
+        <w:t>Qt::Orientation::</w:t>
+      </w:r>
+      <w:proofErr w:type="gramEnd"/>
+      <w:r>
+        <w:rPr>
+          <w:lang w:val="en-US"/>
+        </w:rPr>
+        <w:t>Vertical&lt;/</w:t>
+      </w:r>
+      <w:proofErr w:type="spellStart"/>
+      <w:r>
+        <w:rPr>
+          <w:lang w:val="en-US"/>
+        </w:rPr>
+        <w:t>enum</w:t>
+      </w:r>
+      <w:proofErr w:type="spellEnd"/>
+      <w:r>
+        <w:rPr>
+          <w:lang w:val="en-US"/>
+        </w:rPr>
+        <w:t>&gt;</w:t>
+      </w:r>
+    </w:p>
+    <w:p>
+      <w:pPr>
+        <w:pStyle w:val="a3"/>
+        <w:rPr>
+          <w:lang w:val="en-US"/>
+        </w:rPr>
+      </w:pPr>
+      <w:r>
+        <w:rPr>
+          <w:lang w:val="en-US"/>
+        </w:rPr>
+        <w:t xml:space="preserve">          &lt;/property&gt;</w:t>
+      </w:r>
+    </w:p>
+    <w:p>
+      <w:pPr>
+        <w:pStyle w:val="a3"/>
+        <w:rPr>
+          <w:lang w:val="en-US"/>
+        </w:rPr>
+      </w:pPr>
+      <w:r>
+        <w:rPr>
+          <w:lang w:val="en-US"/>
+        </w:rPr>
+        <w:t xml:space="preserve">          &lt;property name="</w:t>
+      </w:r>
+      <w:proofErr w:type="spellStart"/>
+      <w:r>
+        <w:rPr>
+          <w:lang w:val="en-US"/>
+        </w:rPr>
+        <w:t>sizeHint</w:t>
+      </w:r>
+      <w:proofErr w:type="spellEnd"/>
+      <w:r>
+        <w:rPr>
+          <w:lang w:val="en-US"/>
+        </w:rPr>
+        <w:t xml:space="preserve">" </w:t>
+      </w:r>
+      <w:proofErr w:type="spellStart"/>
+      <w:r>
+        <w:rPr>
+          <w:lang w:val="en-US"/>
+        </w:rPr>
+        <w:t>stdset</w:t>
+      </w:r>
+      <w:proofErr w:type="spellEnd"/>
+      <w:r>
+        <w:rPr>
+          <w:lang w:val="en-US"/>
+        </w:rPr>
+        <w:t>="0"&gt;</w:t>
+      </w:r>
+    </w:p>
+    <w:p>
+      <w:pPr>
+        <w:pStyle w:val="a3"/>
+        <w:rPr>
+          <w:lang w:val="en-US"/>
+        </w:rPr>
+      </w:pPr>
+      <w:r>
+        <w:rPr>
+          <w:lang w:val="en-US"/>
+        </w:rPr>
+        <w:t xml:space="preserve">           &lt;size&gt;</w:t>
+      </w:r>
+    </w:p>
+    <w:p>
+      <w:pPr>
+        <w:pStyle w:val="a3"/>
+        <w:rPr>
+          <w:lang w:val="en-US"/>
+        </w:rPr>
+      </w:pPr>
+      <w:r>
+        <w:rPr>
+          <w:lang w:val="en-US"/>
+        </w:rPr>
+        <w:t xml:space="preserve">            &lt;width&gt;20&lt;/width&gt;</w:t>
+      </w:r>
+    </w:p>
+    <w:p>
+      <w:pPr>
+        <w:pStyle w:val="a3"/>
+        <w:rPr>
+          <w:lang w:val="en-US"/>
+        </w:rPr>
+      </w:pPr>
+      <w:r>
+        <w:rPr>
+          <w:lang w:val="en-US"/>
+        </w:rPr>
+        <w:t xml:space="preserve">            &lt;height&gt;40&lt;/height&gt;</w:t>
+      </w:r>
+    </w:p>
+    <w:p>
+      <w:pPr>
+        <w:pStyle w:val="a3"/>
+        <w:rPr>
+          <w:lang w:val="en-US"/>
+        </w:rPr>
+      </w:pPr>
+      <w:r>
+        <w:rPr>
+          <w:lang w:val="en-US"/>
+        </w:rPr>
+        <w:t xml:space="preserve">           &lt;/size&gt;</w:t>
+      </w:r>
+    </w:p>
+    <w:p>
+      <w:pPr>
+        <w:pStyle w:val="a3"/>
+        <w:rPr>
+          <w:lang w:val="en-US"/>
+        </w:rPr>
+      </w:pPr>
+      <w:r>
+        <w:rPr>
+          <w:lang w:val="en-US"/>
+        </w:rPr>
+        <w:t xml:space="preserve">          &lt;/property&gt;</w:t>
+      </w:r>
+    </w:p>
+    <w:p>
+      <w:pPr>
+        <w:pStyle w:val="a3"/>
+        <w:rPr>
+          <w:lang w:val="en-US"/>
+        </w:rPr>
+      </w:pPr>
+      <w:r>
+        <w:rPr>
+          <w:lang w:val="en-US"/>
+        </w:rPr>
+        <w:t xml:space="preserve">         &lt;/spacer&gt;</w:t>
+      </w:r>
+    </w:p>
+    <w:p>
+      <w:pPr>
+        <w:pStyle w:val="a3"/>
+        <w:rPr>
+          <w:lang w:val="en-US"/>
+        </w:rPr>
+      </w:pPr>
+      <w:r>
+        <w:rPr>
+          <w:lang w:val="en-US"/>
+        </w:rPr>
+        <w:t xml:space="preserve">        &lt;/item&gt;</w:t>
+      </w:r>
+    </w:p>
+    <w:p>
+      <w:pPr>
+        <w:pStyle w:val="a3"/>
+        <w:rPr>
+          <w:lang w:val="en-US"/>
+        </w:rPr>
+      </w:pPr>
+      <w:r>
+        <w:rPr>
+          <w:lang w:val="en-US"/>
+        </w:rPr>
+        <w:t xml:space="preserve">        &lt;item&gt;</w:t>
+      </w:r>
+    </w:p>
+    <w:p>
+      <w:pPr>
+        <w:pStyle w:val="a3"/>
+        <w:rPr>
+          <w:lang w:val="en-US"/>
+        </w:rPr>
+      </w:pPr>
+      <w:r>
+        <w:rPr>
+          <w:lang w:val="en-US"/>
+        </w:rPr>
+        <w:t xml:space="preserve">         &lt;widget class="</w:t>
+      </w:r>
+      <w:proofErr w:type="spellStart"/>
+      <w:r>
+        <w:rPr>
+          <w:lang w:val="en-US"/>
+        </w:rPr>
+        <w:t>QLabel</w:t>
+      </w:r>
+      <w:proofErr w:type="spellEnd"/>
+      <w:r>
+        <w:rPr>
+          <w:lang w:val="en-US"/>
+        </w:rPr>
+        <w:t>" name="</w:t>
+      </w:r>
+      <w:proofErr w:type="spellStart"/>
+      <w:r>
+        <w:rPr>
+          <w:lang w:val="en-US"/>
+        </w:rPr>
+        <w:t>messageLabel</w:t>
+      </w:r>
+      <w:proofErr w:type="spellEnd"/>
+      <w:r>
+        <w:rPr>
+          <w:lang w:val="en-US"/>
+        </w:rPr>
+        <w:t>"&gt;</w:t>
+      </w:r>
+    </w:p>
+    <w:p>
+      <w:pPr>
+        <w:pStyle w:val="a3"/>
+        <w:rPr>
+          <w:lang w:val="en-US"/>
+        </w:rPr>
+      </w:pPr>
+      <w:r>
+        <w:rPr>
+          <w:lang w:val="en-US"/>
+        </w:rPr>
+        <w:t xml:space="preserve">          &lt;property name="text"&gt;</w:t>
+      </w:r>
+    </w:p>
+    <w:p>
+      <w:pPr>
+        <w:pStyle w:val="a3"/>
+        <w:rPr>
+          <w:lang w:val="en-US"/>
+        </w:rPr>
+      </w:pPr>
+      <w:r>
+        <w:rPr>
+          <w:lang w:val="en-US"/>
+        </w:rPr>
+        <w:t xml:space="preserve">           &lt;string&gt;</w:t>
+      </w:r>
+      <w:proofErr w:type="spellStart"/>
+      <w:r>
+        <w:rPr>
+          <w:lang w:val="en-US"/>
+        </w:rPr>
+        <w:t>Текст</w:t>
+      </w:r>
+      <w:proofErr w:type="spellEnd"/>
+      <w:r>
+        <w:rPr>
+          <w:lang w:val="en-US"/>
+        </w:rPr>
+        <w:t xml:space="preserve"> </w:t>
+      </w:r>
+      <w:proofErr w:type="spellStart"/>
+      <w:r>
+        <w:rPr>
+          <w:lang w:val="en-US"/>
+        </w:rPr>
+        <w:t>сообщения</w:t>
+      </w:r>
+      <w:proofErr w:type="spellEnd"/>
+      <w:r>
+        <w:rPr>
+          <w:lang w:val="en-US"/>
+        </w:rPr>
+        <w:t>&lt;/string&gt;</w:t>
+      </w:r>
+    </w:p>
+    <w:p>
+      <w:pPr>
+        <w:pStyle w:val="a3"/>
+        <w:rPr>
+          <w:lang w:val="en-US"/>
+        </w:rPr>
+      </w:pPr>
+      <w:r>
+        <w:rPr>
+          <w:lang w:val="en-US"/>
+        </w:rPr>
+        <w:t xml:space="preserve">          &lt;/property&gt;</w:t>
+      </w:r>
+    </w:p>
+    <w:p>
+      <w:pPr>
+        <w:pStyle w:val="a3"/>
+        <w:rPr>
+          <w:lang w:val="en-US"/>
+        </w:rPr>
+      </w:pPr>
+      <w:r>
+        <w:rPr>
+          <w:lang w:val="en-US"/>
+        </w:rPr>
+        <w:t xml:space="preserve">         &lt;/widget&gt;</w:t>
+      </w:r>
+    </w:p>
+    <w:p>
+      <w:pPr>
+        <w:pStyle w:val="a3"/>
+        <w:rPr>
+          <w:lang w:val="en-US"/>
+        </w:rPr>
+      </w:pPr>
+      <w:r>
+        <w:rPr>
+          <w:lang w:val="en-US"/>
+        </w:rPr>
+        <w:t xml:space="preserve">        &lt;/item&gt;</w:t>
+      </w:r>
+    </w:p>
+    <w:p>
+      <w:pPr>
+        <w:pStyle w:val="a3"/>
+        <w:rPr>
+          <w:lang w:val="en-US"/>
+        </w:rPr>
+      </w:pPr>
+      <w:r>
+        <w:rPr>
+          <w:lang w:val="en-US"/>
+        </w:rPr>
+        <w:t xml:space="preserve">        &lt;item&gt;</w:t>
+      </w:r>
+    </w:p>
+    <w:p>
+      <w:pPr>
+        <w:pStyle w:val="a3"/>
+        <w:rPr>
+          <w:lang w:val="en-US"/>
+        </w:rPr>
+      </w:pPr>
+      <w:r>
+        <w:rPr>
+          <w:lang w:val="en-US"/>
+        </w:rPr>
+        <w:t xml:space="preserve">         &lt;spacer name="verticalSpacer_8"&gt;</w:t>
+      </w:r>
+    </w:p>
+    <w:p>
+      <w:pPr>
+        <w:pStyle w:val="a3"/>
+        <w:rPr>
+          <w:lang w:val="en-US"/>
+        </w:rPr>
+      </w:pPr>
+      <w:r>
+        <w:rPr>
+          <w:lang w:val="en-US"/>
+        </w:rPr>
+        <w:t xml:space="preserve">          &lt;property name="orientation"&gt;</w:t>
+      </w:r>
+    </w:p>
+    <w:p>
+      <w:pPr>
+        <w:pStyle w:val="a3"/>
+        <w:rPr>
+          <w:lang w:val="en-US"/>
+        </w:rPr>
+      </w:pPr>
+      <w:r>
+        <w:rPr>
+          <w:lang w:val="en-US"/>
+        </w:rPr>
+        <w:t xml:space="preserve">           &lt;</w:t>
+      </w:r>
+      <w:proofErr w:type="spellStart"/>
+      <w:r>
+        <w:rPr>
+          <w:lang w:val="en-US"/>
+        </w:rPr>
+        <w:t>enum</w:t>
+      </w:r>
+      <w:proofErr w:type="spellEnd"/>
+      <w:r>
+        <w:rPr>
+          <w:lang w:val="en-US"/>
+        </w:rPr>
+        <w:t>&gt;</w:t>
+      </w:r>
+      <w:proofErr w:type="gramStart"/>
+      <w:r>
+        <w:rPr>
+          <w:lang w:val="en-US"/>
+        </w:rPr>
+        <w:t>Qt::Orientation::</w:t>
+      </w:r>
+      <w:proofErr w:type="gramEnd"/>
+      <w:r>
+        <w:rPr>
+          <w:lang w:val="en-US"/>
+        </w:rPr>
+        <w:t>Vertical&lt;/</w:t>
+      </w:r>
+      <w:proofErr w:type="spellStart"/>
+      <w:r>
+        <w:rPr>
+          <w:lang w:val="en-US"/>
+        </w:rPr>
+        <w:t>enum</w:t>
+      </w:r>
+      <w:proofErr w:type="spellEnd"/>
+      <w:r>
+        <w:rPr>
+          <w:lang w:val="en-US"/>
+        </w:rPr>
+        <w:t>&gt;</w:t>
+      </w:r>
+    </w:p>
+    <w:p>
+      <w:pPr>
+        <w:pStyle w:val="a3"/>
+        <w:rPr>
+          <w:lang w:val="en-US"/>
+        </w:rPr>
+      </w:pPr>
+      <w:r>
+        <w:rPr>
+          <w:lang w:val="en-US"/>
+        </w:rPr>
+        <w:t xml:space="preserve">          &lt;/property&gt;</w:t>
+      </w:r>
+    </w:p>
+    <w:p>
+      <w:pPr>
+        <w:pStyle w:val="a3"/>
+        <w:rPr>
+          <w:lang w:val="en-US"/>
+        </w:rPr>
+      </w:pPr>
+      <w:r>
+        <w:rPr>
+          <w:lang w:val="en-US"/>
+        </w:rPr>
+        <w:t xml:space="preserve">          &lt;property name="</w:t>
+      </w:r>
+      <w:proofErr w:type="spellStart"/>
+      <w:r>
+        <w:rPr>
+          <w:lang w:val="en-US"/>
+        </w:rPr>
+        <w:t>sizeHint</w:t>
+      </w:r>
+      <w:proofErr w:type="spellEnd"/>
+      <w:r>
+        <w:rPr>
+          <w:lang w:val="en-US"/>
+        </w:rPr>
+        <w:t xml:space="preserve">" </w:t>
+      </w:r>
+      <w:proofErr w:type="spellStart"/>
+      <w:r>
+        <w:rPr>
+          <w:lang w:val="en-US"/>
+        </w:rPr>
+        <w:t>stdset</w:t>
+      </w:r>
+      <w:proofErr w:type="spellEnd"/>
+      <w:r>
+        <w:rPr>
+          <w:lang w:val="en-US"/>
+        </w:rPr>
+        <w:t>="0"&gt;</w:t>
+      </w:r>
+    </w:p>
+    <w:p>
+      <w:pPr>
+        <w:pStyle w:val="a3"/>
+        <w:rPr>
+          <w:lang w:val="en-US"/>
+        </w:rPr>
+      </w:pPr>
+      <w:r>
+        <w:rPr>
+          <w:lang w:val="en-US"/>
+        </w:rPr>
+        <w:t xml:space="preserve">           &lt;size&gt;</w:t>
+      </w:r>
+    </w:p>
+    <w:p>
+      <w:pPr>
+        <w:pStyle w:val="a3"/>
+        <w:rPr>
+          <w:lang w:val="en-US"/>
+        </w:rPr>
+      </w:pPr>
+      <w:r>
+        <w:rPr>
+          <w:lang w:val="en-US"/>
+        </w:rPr>
+        <w:t xml:space="preserve">            &lt;width&gt;20&lt;/width&gt;</w:t>
+      </w:r>
+    </w:p>
+    <w:p>
+      <w:pPr>
+        <w:pStyle w:val="a3"/>
+        <w:rPr>
+          <w:lang w:val="en-US"/>
+        </w:rPr>
+      </w:pPr>
+      <w:r>
+        <w:rPr>
+          <w:lang w:val="en-US"/>
+        </w:rPr>
+        <w:t xml:space="preserve">            &lt;height&gt;40&lt;/height&gt;</w:t>
+      </w:r>
+    </w:p>
+    <w:p>
+      <w:pPr>
+        <w:pStyle w:val="a3"/>
+        <w:rPr>
+          <w:lang w:val="en-US"/>
+        </w:rPr>
+      </w:pPr>
+      <w:r>
+        <w:rPr>
+          <w:lang w:val="en-US"/>
+        </w:rPr>
+        <w:t xml:space="preserve">           &lt;/size&gt;</w:t>
+      </w:r>
+    </w:p>
+    <w:p>
+      <w:pPr>
+        <w:pStyle w:val="a3"/>
+        <w:rPr>
+          <w:lang w:val="en-US"/>
+        </w:rPr>
+      </w:pPr>
+      <w:r>
+        <w:rPr>
+          <w:lang w:val="en-US"/>
+        </w:rPr>
+        <w:t xml:space="preserve">          &lt;/property&gt;</w:t>
+      </w:r>
+    </w:p>
+    <w:p>
+      <w:pPr>
+        <w:pStyle w:val="a3"/>
+        <w:rPr>
+          <w:lang w:val="en-US"/>
+        </w:rPr>
+      </w:pPr>
+      <w:r>
+        <w:rPr>
+          <w:lang w:val="en-US"/>
+        </w:rPr>
+        <w:t xml:space="preserve">         &lt;/spacer&gt;</w:t>
+      </w:r>
+    </w:p>
+    <w:p>
+      <w:pPr>
+        <w:pStyle w:val="a3"/>
+        <w:rPr>
+          <w:lang w:val="en-US"/>
+        </w:rPr>
+      </w:pPr>
+      <w:r>
+        <w:rPr>
+          <w:lang w:val="en-US"/>
+        </w:rPr>
+        <w:t xml:space="preserve">        &lt;/item&gt;</w:t>
+      </w:r>
+    </w:p>
+    <w:p>
+      <w:pPr>
+        <w:pStyle w:val="a3"/>
+        <w:rPr>
+          <w:lang w:val="en-US"/>
+        </w:rPr>
+      </w:pPr>
+      <w:r>
+        <w:rPr>
+          <w:lang w:val="en-US"/>
+        </w:rPr>
+        <w:t xml:space="preserve">       &lt;/layout&gt;</w:t>
+      </w:r>
+    </w:p>
+    <w:p>
+      <w:pPr>
+        <w:pStyle w:val="a3"/>
+        <w:rPr>
+          <w:lang w:val="en-US"/>
+        </w:rPr>
+      </w:pPr>
+      <w:r>
+        <w:rPr>
+          <w:lang w:val="en-US"/>
+        </w:rPr>
+        <w:t xml:space="preserve">      &lt;/item&gt;</w:t>
+      </w:r>
+    </w:p>
+    <w:p>
+      <w:pPr>
+        <w:pStyle w:val="a3"/>
+        <w:rPr>
+          <w:lang w:val="en-US"/>
+        </w:rPr>
+      </w:pPr>
+      <w:r>
+        <w:rPr>
+          <w:lang w:val="en-US"/>
+        </w:rPr>
+        <w:t xml:space="preserve">      &lt;item&gt;</w:t>
+      </w:r>
+    </w:p>
+    <w:p>
+      <w:pPr>
+        <w:pStyle w:val="a3"/>
+        <w:rPr>
+          <w:lang w:val="en-US"/>
+        </w:rPr>
+      </w:pPr>
+      <w:r>
+        <w:rPr>
+          <w:lang w:val="en-US"/>
+        </w:rPr>
+        <w:t xml:space="preserve">       &lt;layout class="</w:t>
+      </w:r>
+      <w:proofErr w:type="spellStart"/>
+      <w:r>
+        <w:rPr>
+          <w:lang w:val="en-US"/>
+        </w:rPr>
+        <w:t>QVBoxLayout</w:t>
+      </w:r>
+      <w:proofErr w:type="spellEnd"/>
+      <w:r>
+        <w:rPr>
+          <w:lang w:val="en-US"/>
+        </w:rPr>
+        <w:t>" name="verticalLayout_5"&gt;</w:t>
+      </w:r>
+    </w:p>
+    <w:p>
+      <w:pPr>
+        <w:pStyle w:val="a3"/>
+        <w:rPr>
+          <w:lang w:val="en-US"/>
+        </w:rPr>
+      </w:pPr>
+      <w:r>
+        <w:rPr>
+          <w:lang w:val="en-US"/>
+        </w:rPr>
+        <w:t xml:space="preserve">        &lt;item&gt;</w:t>
+      </w:r>
+    </w:p>
+    <w:p>
+      <w:pPr>
+        <w:pStyle w:val="a3"/>
+        <w:rPr>
+          <w:lang w:val="en-US"/>
+        </w:rPr>
+      </w:pPr>
+      <w:r>
+        <w:rPr>
+          <w:lang w:val="en-US"/>
+        </w:rPr>
+        <w:t xml:space="preserve">         &lt;widget class="</w:t>
+      </w:r>
+      <w:proofErr w:type="spellStart"/>
+      <w:r>
+        <w:rPr>
+          <w:lang w:val="en-US"/>
+        </w:rPr>
+        <w:t>QLineEdit</w:t>
+      </w:r>
+      <w:proofErr w:type="spellEnd"/>
+      <w:r>
+        <w:rPr>
+          <w:lang w:val="en-US"/>
+        </w:rPr>
+        <w:t>" name="</w:t>
+      </w:r>
+      <w:proofErr w:type="spellStart"/>
+      <w:r>
+        <w:rPr>
+          <w:lang w:val="en-US"/>
+        </w:rPr>
+        <w:t>titleEdit</w:t>
+      </w:r>
+      <w:proofErr w:type="spellEnd"/>
+      <w:r>
+        <w:rPr>
+          <w:lang w:val="en-US"/>
+        </w:rPr>
+        <w:t>"/&gt;</w:t>
+      </w:r>
+    </w:p>
+    <w:p>
+      <w:pPr>
+        <w:pStyle w:val="a3"/>
+        <w:rPr>
+          <w:lang w:val="en-US"/>
+        </w:rPr>
+      </w:pPr>
+      <w:r>
+        <w:rPr>
+          <w:lang w:val="en-US"/>
+        </w:rPr>
+        <w:t xml:space="preserve">        &lt;/item&gt;</w:t>
+      </w:r>
+    </w:p>
+    <w:p>
+      <w:pPr>
+        <w:pStyle w:val="a3"/>
+        <w:rPr>
+          <w:lang w:val="en-US"/>
+        </w:rPr>
+      </w:pPr>
+      <w:r>
+        <w:rPr>
+          <w:lang w:val="en-US"/>
+        </w:rPr>
+        <w:t xml:space="preserve">        &lt;item&gt;</w:t>
+      </w:r>
+    </w:p>
+    <w:p>
+      <w:pPr>
+        <w:pStyle w:val="a3"/>
+        <w:rPr>
+          <w:lang w:val="en-US"/>
+        </w:rPr>
+      </w:pPr>
+      <w:r>
+        <w:rPr>
+          <w:lang w:val="en-US"/>
+        </w:rPr>
+        <w:t xml:space="preserve">         &lt;spacer name="verticalSpacer_4"&gt;</w:t>
+      </w:r>
+    </w:p>
+    <w:p>
+      <w:pPr>
+        <w:pStyle w:val="a3"/>
+        <w:rPr>
+          <w:lang w:val="en-US"/>
+        </w:rPr>
+      </w:pPr>
+      <w:r>
+        <w:rPr>
+          <w:lang w:val="en-US"/>
+        </w:rPr>
+        <w:t xml:space="preserve">          &lt;property name="orientation"&gt;</w:t>
+      </w:r>
+    </w:p>
+    <w:p>
+      <w:pPr>
+        <w:pStyle w:val="a3"/>
+        <w:rPr>
+          <w:lang w:val="en-US"/>
+        </w:rPr>
+      </w:pPr>
+      <w:r>
+        <w:rPr>
+          <w:lang w:val="en-US"/>
+        </w:rPr>
+        <w:t xml:space="preserve">           &lt;</w:t>
+      </w:r>
+      <w:proofErr w:type="spellStart"/>
+      <w:r>
+        <w:rPr>
+          <w:lang w:val="en-US"/>
+        </w:rPr>
+        <w:t>enum</w:t>
+      </w:r>
+      <w:proofErr w:type="spellEnd"/>
+      <w:r>
+        <w:rPr>
+          <w:lang w:val="en-US"/>
+        </w:rPr>
+        <w:t>&gt;</w:t>
+      </w:r>
+      <w:proofErr w:type="gramStart"/>
+      <w:r>
+        <w:rPr>
+          <w:lang w:val="en-US"/>
+        </w:rPr>
+        <w:t>Qt::Orientation::</w:t>
+      </w:r>
+      <w:proofErr w:type="gramEnd"/>
+      <w:r>
+        <w:rPr>
+          <w:lang w:val="en-US"/>
+        </w:rPr>
+        <w:t>Vertical&lt;/</w:t>
+      </w:r>
+      <w:proofErr w:type="spellStart"/>
+      <w:r>
+        <w:rPr>
+          <w:lang w:val="en-US"/>
+        </w:rPr>
+        <w:t>enum</w:t>
+      </w:r>
+      <w:proofErr w:type="spellEnd"/>
+      <w:r>
+        <w:rPr>
+          <w:lang w:val="en-US"/>
+        </w:rPr>
+        <w:t>&gt;</w:t>
+      </w:r>
+    </w:p>
+    <w:p>
+      <w:pPr>
+        <w:pStyle w:val="a3"/>
+        <w:rPr>
+          <w:lang w:val="en-US"/>
+        </w:rPr>
+      </w:pPr>
+      <w:r>
+        <w:rPr>
+          <w:lang w:val="en-US"/>
+        </w:rPr>
+        <w:t xml:space="preserve">          &lt;/property&gt;</w:t>
+      </w:r>
+    </w:p>
+    <w:p>
+      <w:pPr>
+        <w:pStyle w:val="a3"/>
+        <w:rPr>
+          <w:lang w:val="en-US"/>
+        </w:rPr>
+      </w:pPr>
+      <w:r>
+        <w:rPr>
+          <w:lang w:val="en-US"/>
+        </w:rPr>
+        <w:t xml:space="preserve">          &lt;property name="</w:t>
+      </w:r>
+      <w:proofErr w:type="spellStart"/>
+      <w:r>
+        <w:rPr>
+          <w:lang w:val="en-US"/>
+        </w:rPr>
+        <w:t>sizeHint</w:t>
+      </w:r>
+      <w:proofErr w:type="spellEnd"/>
+      <w:r>
+        <w:rPr>
+          <w:lang w:val="en-US"/>
+        </w:rPr>
+        <w:t xml:space="preserve">" </w:t>
+      </w:r>
+      <w:proofErr w:type="spellStart"/>
+      <w:r>
+        <w:rPr>
+          <w:lang w:val="en-US"/>
+        </w:rPr>
+        <w:t>stdset</w:t>
+      </w:r>
+      <w:proofErr w:type="spellEnd"/>
+      <w:r>
+        <w:rPr>
+          <w:lang w:val="en-US"/>
+        </w:rPr>
+        <w:t>="0"&gt;</w:t>
+      </w:r>
+    </w:p>
+    <w:p>
+      <w:pPr>
+        <w:pStyle w:val="a3"/>
+        <w:rPr>
+          <w:lang w:val="en-US"/>
+        </w:rPr>
+      </w:pPr>
+      <w:r>
+        <w:rPr>
+          <w:lang w:val="en-US"/>
+        </w:rPr>
+        <w:t xml:space="preserve">           &lt;size&gt;</w:t>
+      </w:r>
+    </w:p>
+    <w:p>
+      <w:pPr>
+        <w:pStyle w:val="a3"/>
+        <w:rPr>
+          <w:lang w:val="en-US"/>
+        </w:rPr>
+      </w:pPr>
+      <w:r>
+        <w:rPr>
+          <w:lang w:val="en-US"/>
+        </w:rPr>
+        <w:t xml:space="preserve">            &lt;width&gt;20&lt;/width&gt;</w:t>
+      </w:r>
+    </w:p>
+    <w:p>
+      <w:pPr>
+        <w:pStyle w:val="a3"/>
+        <w:rPr>
+          <w:lang w:val="en-US"/>
+        </w:rPr>
+      </w:pPr>
+      <w:r>
+        <w:rPr>
+          <w:lang w:val="en-US"/>
+        </w:rPr>
+        <w:t xml:space="preserve">            &lt;height&gt;150&lt;/height&gt;</w:t>
+      </w:r>
+    </w:p>
+    <w:p>
+      <w:pPr>
+        <w:pStyle w:val="a3"/>
+        <w:rPr>
+          <w:lang w:val="en-US"/>
+        </w:rPr>
+      </w:pPr>
+      <w:r>
+        <w:rPr>
+          <w:lang w:val="en-US"/>
+        </w:rPr>
+        <w:t xml:space="preserve">           &lt;/size&gt;</w:t>
+      </w:r>
+    </w:p>
+    <w:p>
+      <w:pPr>
+        <w:pStyle w:val="a3"/>
+        <w:rPr>
+          <w:lang w:val="en-US"/>
+        </w:rPr>
+      </w:pPr>
+      <w:r>
+        <w:rPr>
+          <w:lang w:val="en-US"/>
+        </w:rPr>
+        <w:t xml:space="preserve">          &lt;/property&gt;</w:t>
+      </w:r>
+    </w:p>
+    <w:p>
+      <w:pPr>
+        <w:pStyle w:val="a3"/>
+        <w:rPr>
+          <w:lang w:val="en-US"/>
+        </w:rPr>
+      </w:pPr>
+      <w:r>
+        <w:rPr>
+          <w:lang w:val="en-US"/>
+        </w:rPr>
+        <w:lastRenderedPageBreak/>
+        <w:t xml:space="preserve">         &lt;/spacer&gt;</w:t>
+      </w:r>
+    </w:p>
+    <w:p>
+      <w:pPr>
+        <w:pStyle w:val="a3"/>
+        <w:rPr>
+          <w:lang w:val="en-US"/>
+        </w:rPr>
+      </w:pPr>
+      <w:r>
+        <w:rPr>
+          <w:lang w:val="en-US"/>
+        </w:rPr>
+        <w:t xml:space="preserve">        &lt;/item&gt;</w:t>
+      </w:r>
+    </w:p>
+    <w:p>
+      <w:pPr>
+        <w:pStyle w:val="a3"/>
+        <w:rPr>
+          <w:lang w:val="en-US"/>
+        </w:rPr>
+      </w:pPr>
+      <w:r>
+        <w:rPr>
+          <w:lang w:val="en-US"/>
+        </w:rPr>
+        <w:t xml:space="preserve">        &lt;item&gt;</w:t>
+      </w:r>
+    </w:p>
+    <w:p>
+      <w:pPr>
+        <w:pStyle w:val="a3"/>
+        <w:rPr>
+          <w:lang w:val="en-US"/>
+        </w:rPr>
+      </w:pPr>
+      <w:r>
+        <w:rPr>
+          <w:lang w:val="en-US"/>
+        </w:rPr>
+        <w:t xml:space="preserve">         &lt;widget class="</w:t>
+      </w:r>
+      <w:proofErr w:type="spellStart"/>
+      <w:r>
+        <w:rPr>
+          <w:lang w:val="en-US"/>
+        </w:rPr>
+        <w:t>QTextEdit</w:t>
+      </w:r>
+      <w:proofErr w:type="spellEnd"/>
+      <w:r>
+        <w:rPr>
+          <w:lang w:val="en-US"/>
+        </w:rPr>
+        <w:t>" name="</w:t>
+      </w:r>
+      <w:proofErr w:type="spellStart"/>
+      <w:r>
+        <w:rPr>
+          <w:lang w:val="en-US"/>
+        </w:rPr>
+        <w:t>messageEdit</w:t>
+      </w:r>
+      <w:proofErr w:type="spellEnd"/>
+      <w:r>
+        <w:rPr>
+          <w:lang w:val="en-US"/>
+        </w:rPr>
+        <w:t>"/&gt;</w:t>
+      </w:r>
+    </w:p>
+    <w:p>
+      <w:pPr>
+        <w:pStyle w:val="a3"/>
+        <w:rPr>
+          <w:lang w:val="en-US"/>
+        </w:rPr>
+      </w:pPr>
+      <w:r>
+        <w:rPr>
+          <w:lang w:val="en-US"/>
+        </w:rPr>
+        <w:t xml:space="preserve">        &lt;/item&gt;</w:t>
+      </w:r>
+    </w:p>
+    <w:p>
+      <w:pPr>
+        <w:pStyle w:val="a3"/>
+        <w:rPr>
+          <w:lang w:val="en-US"/>
+        </w:rPr>
+      </w:pPr>
+      <w:r>
+        <w:rPr>
+          <w:lang w:val="en-US"/>
+        </w:rPr>
+        <w:t xml:space="preserve">       &lt;/layout&gt;</w:t>
+      </w:r>
+    </w:p>
+    <w:p>
+      <w:pPr>
+        <w:pStyle w:val="a3"/>
+        <w:rPr>
+          <w:lang w:val="en-US"/>
+        </w:rPr>
+      </w:pPr>
+      <w:r>
+        <w:rPr>
+          <w:lang w:val="en-US"/>
+        </w:rPr>
+        <w:t xml:space="preserve">      &lt;/item&gt;</w:t>
+      </w:r>
+    </w:p>
+    <w:p>
+      <w:pPr>
+        <w:pStyle w:val="a3"/>
+        <w:rPr>
+          <w:lang w:val="en-US"/>
+        </w:rPr>
+      </w:pPr>
+      <w:r>
+        <w:rPr>
+          <w:lang w:val="en-US"/>
+        </w:rPr>
+        <w:t xml:space="preserve">      &lt;item&gt;</w:t>
+      </w:r>
+    </w:p>
+    <w:p>
+      <w:pPr>
+        <w:pStyle w:val="a3"/>
+        <w:rPr>
+          <w:lang w:val="en-US"/>
+        </w:rPr>
+      </w:pPr>
+      <w:r>
+        <w:rPr>
+          <w:lang w:val="en-US"/>
+        </w:rPr>
+        <w:t xml:space="preserve">       &lt;spacer name="horizontalSpacer_3"&gt;</w:t>
+      </w:r>
+    </w:p>
+    <w:p>
+      <w:pPr>
+        <w:pStyle w:val="a3"/>
+        <w:rPr>
+          <w:lang w:val="en-US"/>
+        </w:rPr>
+      </w:pPr>
+      <w:r>
+        <w:rPr>
+          <w:lang w:val="en-US"/>
+        </w:rPr>
+        <w:t xml:space="preserve">        &lt;property name="orientation"&gt;</w:t>
+      </w:r>
+    </w:p>
+    <w:p>
+      <w:pPr>
+        <w:pStyle w:val="a3"/>
+        <w:rPr>
+          <w:lang w:val="en-US"/>
+        </w:rPr>
+      </w:pPr>
+      <w:r>
+        <w:rPr>
+          <w:lang w:val="en-US"/>
+        </w:rPr>
+        <w:t xml:space="preserve">         &lt;</w:t>
+      </w:r>
+      <w:proofErr w:type="spellStart"/>
+      <w:r>
+        <w:rPr>
+          <w:lang w:val="en-US"/>
+        </w:rPr>
+        <w:t>enum</w:t>
+      </w:r>
+      <w:proofErr w:type="spellEnd"/>
+      <w:r>
+        <w:rPr>
+          <w:lang w:val="en-US"/>
+        </w:rPr>
+        <w:t>&gt;</w:t>
+      </w:r>
+      <w:proofErr w:type="gramStart"/>
+      <w:r>
+        <w:rPr>
+          <w:lang w:val="en-US"/>
+        </w:rPr>
+        <w:t>Qt::Orientation::</w:t>
+      </w:r>
+      <w:proofErr w:type="gramEnd"/>
+      <w:r>
+        <w:rPr>
+          <w:lang w:val="en-US"/>
+        </w:rPr>
+        <w:t>Horizontal&lt;/</w:t>
+      </w:r>
+      <w:proofErr w:type="spellStart"/>
+      <w:r>
+        <w:rPr>
+          <w:lang w:val="en-US"/>
+        </w:rPr>
+        <w:t>enum</w:t>
+      </w:r>
+      <w:proofErr w:type="spellEnd"/>
+      <w:r>
+        <w:rPr>
+          <w:lang w:val="en-US"/>
+        </w:rPr>
+        <w:t>&gt;</w:t>
+      </w:r>
+    </w:p>
+    <w:p>
+      <w:pPr>
+        <w:pStyle w:val="a3"/>
+        <w:rPr>
+          <w:lang w:val="en-US"/>
+        </w:rPr>
+      </w:pPr>
+      <w:r>
+        <w:rPr>
+          <w:lang w:val="en-US"/>
+        </w:rPr>
+        <w:t xml:space="preserve">        &lt;/property&gt;</w:t>
+      </w:r>
+    </w:p>
+    <w:p>
+      <w:pPr>
+        <w:pStyle w:val="a3"/>
+        <w:rPr>
+          <w:lang w:val="en-US"/>
+        </w:rPr>
+      </w:pPr>
+      <w:r>
+        <w:rPr>
+          <w:lang w:val="en-US"/>
+        </w:rPr>
+        <w:t xml:space="preserve">        &lt;property name="</w:t>
+      </w:r>
+      <w:proofErr w:type="spellStart"/>
+      <w:r>
+        <w:rPr>
+          <w:lang w:val="en-US"/>
+        </w:rPr>
+        <w:t>sizeHint</w:t>
+      </w:r>
+      <w:proofErr w:type="spellEnd"/>
+      <w:r>
+        <w:rPr>
+          <w:lang w:val="en-US"/>
+        </w:rPr>
+        <w:t xml:space="preserve">" </w:t>
+      </w:r>
+      <w:proofErr w:type="spellStart"/>
+      <w:r>
+        <w:rPr>
+          <w:lang w:val="en-US"/>
+        </w:rPr>
+        <w:t>stdset</w:t>
+      </w:r>
+      <w:proofErr w:type="spellEnd"/>
+      <w:r>
+        <w:rPr>
+          <w:lang w:val="en-US"/>
+        </w:rPr>
+        <w:t>="0"&gt;</w:t>
+      </w:r>
+    </w:p>
+    <w:p>
+      <w:pPr>
+        <w:pStyle w:val="a3"/>
+        <w:rPr>
+          <w:lang w:val="en-US"/>
+        </w:rPr>
+      </w:pPr>
+      <w:r>
+        <w:rPr>
+          <w:lang w:val="en-US"/>
+        </w:rPr>
+        <w:t xml:space="preserve">         &lt;size&gt;</w:t>
+      </w:r>
+    </w:p>
+    <w:p>
+      <w:pPr>
+        <w:pStyle w:val="a3"/>
+        <w:rPr>
+          <w:lang w:val="en-US"/>
+        </w:rPr>
+      </w:pPr>
+      <w:r>
+        <w:rPr>
+          <w:lang w:val="en-US"/>
+        </w:rPr>
+        <w:t xml:space="preserve">          &lt;width&gt;40&lt;/width&gt;</w:t>
+      </w:r>
+    </w:p>
+    <w:p>
+      <w:pPr>
+        <w:pStyle w:val="a3"/>
+        <w:rPr>
+          <w:lang w:val="en-US"/>
+        </w:rPr>
+      </w:pPr>
+      <w:r>
+        <w:rPr>
+          <w:lang w:val="en-US"/>
+        </w:rPr>
+        <w:t xml:space="preserve">          &lt;height&gt;20&lt;/height&gt;</w:t>
+      </w:r>
+    </w:p>
+    <w:p>
+      <w:pPr>
+        <w:pStyle w:val="a3"/>
+        <w:rPr>
+          <w:lang w:val="en-US"/>
+        </w:rPr>
+      </w:pPr>
+      <w:r>
+        <w:rPr>
+          <w:lang w:val="en-US"/>
+        </w:rPr>
+        <w:t xml:space="preserve">         &lt;/size&gt;</w:t>
+      </w:r>
+    </w:p>
+    <w:p>
+      <w:pPr>
+        <w:pStyle w:val="a3"/>
+        <w:rPr>
+          <w:lang w:val="en-US"/>
+        </w:rPr>
+      </w:pPr>
+      <w:r>
+        <w:rPr>
+          <w:lang w:val="en-US"/>
+        </w:rPr>
+        <w:t xml:space="preserve">        &lt;/property&gt;</w:t>
+      </w:r>
+    </w:p>
+    <w:p>
+      <w:pPr>
+        <w:pStyle w:val="a3"/>
+        <w:rPr>
+          <w:lang w:val="en-US"/>
+        </w:rPr>
+      </w:pPr>
+      <w:r>
+        <w:rPr>
+          <w:lang w:val="en-US"/>
+        </w:rPr>
+        <w:t xml:space="preserve">       &lt;/spacer&gt;</w:t>
+      </w:r>
+    </w:p>
+    <w:p>
+      <w:pPr>
+        <w:pStyle w:val="a3"/>
+        <w:rPr>
+          <w:lang w:val="en-US"/>
+        </w:rPr>
+      </w:pPr>
+      <w:r>
+        <w:rPr>
+          <w:lang w:val="en-US"/>
+        </w:rPr>
+        <w:t xml:space="preserve">      &lt;/item&gt;</w:t>
+      </w:r>
+    </w:p>
+    <w:p>
+      <w:pPr>
+        <w:pStyle w:val="a3"/>
+        <w:rPr>
+          <w:lang w:val="en-US"/>
+        </w:rPr>
+      </w:pPr>
+      <w:r>
+        <w:rPr>
+          <w:lang w:val="en-US"/>
+        </w:rPr>
+        <w:t xml:space="preserve">     &lt;/layout&gt;</w:t>
+      </w:r>
+    </w:p>
+    <w:p>
+      <w:pPr>
+        <w:pStyle w:val="a3"/>
+        <w:rPr>
+          <w:lang w:val="en-US"/>
+        </w:rPr>
+      </w:pPr>
+      <w:r>
+        <w:rPr>
+          <w:lang w:val="en-US"/>
+        </w:rPr>
+        <w:t xml:space="preserve">    &lt;/item&gt;</w:t>
+      </w:r>
+    </w:p>
+    <w:p>
+      <w:pPr>
+        <w:pStyle w:val="a3"/>
+        <w:rPr>
+          <w:lang w:val="en-US"/>
+        </w:rPr>
+      </w:pPr>
+      <w:r>
+        <w:rPr>
+          <w:lang w:val="en-US"/>
+        </w:rPr>
+        <w:t xml:space="preserve">    &lt;item&gt;</w:t>
+      </w:r>
+    </w:p>
+    <w:p>
+      <w:pPr>
+        <w:pStyle w:val="a3"/>
+        <w:rPr>
+          <w:lang w:val="en-US"/>
+        </w:rPr>
+      </w:pPr>
+      <w:r>
+        <w:rPr>
+          <w:lang w:val="en-US"/>
+        </w:rPr>
+        <w:t xml:space="preserve">     &lt;spacer name="verticalSpacer_5"&gt;</w:t>
+      </w:r>
+    </w:p>
+    <w:p>
+      <w:pPr>
+        <w:pStyle w:val="a3"/>
+        <w:rPr>
+          <w:lang w:val="en-US"/>
+        </w:rPr>
+      </w:pPr>
+      <w:r>
+        <w:rPr>
+          <w:lang w:val="en-US"/>
+        </w:rPr>
+        <w:t xml:space="preserve">      &lt;property name="orientation"&gt;</w:t>
+      </w:r>
+    </w:p>
+    <w:p>
+      <w:pPr>
+        <w:pStyle w:val="a3"/>
+        <w:rPr>
+          <w:lang w:val="en-US"/>
+        </w:rPr>
+      </w:pPr>
+      <w:r>
+        <w:rPr>
+          <w:lang w:val="en-US"/>
+        </w:rPr>
+        <w:t xml:space="preserve">       &lt;</w:t>
+      </w:r>
+      <w:proofErr w:type="spellStart"/>
+      <w:r>
+        <w:rPr>
+          <w:lang w:val="en-US"/>
+        </w:rPr>
+        <w:t>enum</w:t>
+      </w:r>
+      <w:proofErr w:type="spellEnd"/>
+      <w:r>
+        <w:rPr>
+          <w:lang w:val="en-US"/>
+        </w:rPr>
+        <w:t>&gt;</w:t>
+      </w:r>
+      <w:proofErr w:type="gramStart"/>
+      <w:r>
+        <w:rPr>
+          <w:lang w:val="en-US"/>
+        </w:rPr>
+        <w:t>Qt::Orientation::</w:t>
+      </w:r>
+      <w:proofErr w:type="gramEnd"/>
+      <w:r>
+        <w:rPr>
+          <w:lang w:val="en-US"/>
+        </w:rPr>
+        <w:t>Vertical&lt;/</w:t>
+      </w:r>
+      <w:proofErr w:type="spellStart"/>
+      <w:r>
+        <w:rPr>
+          <w:lang w:val="en-US"/>
+        </w:rPr>
+        <w:t>enum</w:t>
+      </w:r>
+      <w:proofErr w:type="spellEnd"/>
+      <w:r>
+        <w:rPr>
+          <w:lang w:val="en-US"/>
+        </w:rPr>
+        <w:t>&gt;</w:t>
+      </w:r>
+    </w:p>
+    <w:p>
+      <w:pPr>
+        <w:pStyle w:val="a3"/>
+        <w:rPr>
+          <w:lang w:val="en-US"/>
+        </w:rPr>
+      </w:pPr>
+      <w:r>
+        <w:rPr>
+          <w:lang w:val="en-US"/>
+        </w:rPr>
+        <w:t xml:space="preserve">      &lt;/property&gt;</w:t>
+      </w:r>
+    </w:p>
+    <w:p>
+      <w:pPr>
+        <w:pStyle w:val="a3"/>
+        <w:rPr>
+          <w:lang w:val="en-US"/>
+        </w:rPr>
+      </w:pPr>
+      <w:r>
+        <w:rPr>
+          <w:lang w:val="en-US"/>
+        </w:rPr>
+        <w:t xml:space="preserve">      &lt;property name="</w:t>
+      </w:r>
+      <w:proofErr w:type="spellStart"/>
+      <w:r>
+        <w:rPr>
+          <w:lang w:val="en-US"/>
+        </w:rPr>
+        <w:t>sizeHint</w:t>
+      </w:r>
+      <w:proofErr w:type="spellEnd"/>
+      <w:r>
+        <w:rPr>
+          <w:lang w:val="en-US"/>
+        </w:rPr>
+        <w:t xml:space="preserve">" </w:t>
+      </w:r>
+      <w:proofErr w:type="spellStart"/>
+      <w:r>
+        <w:rPr>
+          <w:lang w:val="en-US"/>
+        </w:rPr>
+        <w:t>stdset</w:t>
+      </w:r>
+      <w:proofErr w:type="spellEnd"/>
+      <w:r>
+        <w:rPr>
+          <w:lang w:val="en-US"/>
+        </w:rPr>
+        <w:t>="0"&gt;</w:t>
+      </w:r>
+    </w:p>
+    <w:p>
+      <w:pPr>
+        <w:pStyle w:val="a3"/>
+        <w:rPr>
+          <w:lang w:val="en-US"/>
+        </w:rPr>
+      </w:pPr>
+      <w:r>
+        <w:rPr>
+          <w:lang w:val="en-US"/>
+        </w:rPr>
+        <w:t xml:space="preserve">       &lt;size&gt;</w:t>
+      </w:r>
+    </w:p>
+    <w:p>
+      <w:pPr>
+        <w:pStyle w:val="a3"/>
+        <w:rPr>
+          <w:lang w:val="en-US"/>
+        </w:rPr>
+      </w:pPr>
+      <w:r>
+        <w:rPr>
+          <w:lang w:val="en-US"/>
+        </w:rPr>
+        <w:t xml:space="preserve">        &lt;width&gt;20&lt;/width&gt;</w:t>
+      </w:r>
+    </w:p>
+    <w:p>
+      <w:pPr>
+        <w:pStyle w:val="a3"/>
+        <w:rPr>
+          <w:lang w:val="en-US"/>
+        </w:rPr>
+      </w:pPr>
+      <w:r>
+        <w:rPr>
+          <w:lang w:val="en-US"/>
+        </w:rPr>
+        <w:t xml:space="preserve">        &lt;height&gt;40&lt;/height&gt;</w:t>
+      </w:r>
+    </w:p>
+    <w:p>
+      <w:pPr>
+        <w:pStyle w:val="a3"/>
+        <w:rPr>
+          <w:lang w:val="en-US"/>
+        </w:rPr>
+      </w:pPr>
+      <w:r>
+        <w:rPr>
+          <w:lang w:val="en-US"/>
+        </w:rPr>
+        <w:t xml:space="preserve">       &lt;/size&gt;</w:t>
+      </w:r>
+    </w:p>
+    <w:p>
+      <w:pPr>
+        <w:pStyle w:val="a3"/>
+        <w:rPr>
+          <w:lang w:val="en-US"/>
+        </w:rPr>
+      </w:pPr>
+      <w:r>
+        <w:rPr>
+          <w:lang w:val="en-US"/>
+        </w:rPr>
+        <w:t xml:space="preserve">      &lt;/property&gt;</w:t>
+      </w:r>
+    </w:p>
+    <w:p>
+      <w:pPr>
+        <w:pStyle w:val="a3"/>
+        <w:rPr>
+          <w:lang w:val="en-US"/>
+        </w:rPr>
+      </w:pPr>
+      <w:r>
+        <w:rPr>
+          <w:lang w:val="en-US"/>
+        </w:rPr>
+        <w:t xml:space="preserve">     &lt;/spacer&gt;</w:t>
+      </w:r>
+    </w:p>
+    <w:p>
+      <w:pPr>
+        <w:pStyle w:val="a3"/>
+        <w:rPr>
+          <w:lang w:val="en-US"/>
+        </w:rPr>
+      </w:pPr>
+      <w:r>
+        <w:rPr>
+          <w:lang w:val="en-US"/>
+        </w:rPr>
+        <w:t xml:space="preserve">    &lt;/item&gt;</w:t>
+      </w:r>
+    </w:p>
+    <w:p>
+      <w:pPr>
+        <w:pStyle w:val="a3"/>
+        <w:rPr>
+          <w:lang w:val="en-US"/>
+        </w:rPr>
+      </w:pPr>
+      <w:r>
+        <w:rPr>
+          <w:lang w:val="en-US"/>
+        </w:rPr>
+        <w:t xml:space="preserve">    &lt;item&gt;</w:t>
+      </w:r>
+    </w:p>
+    <w:p>
+      <w:pPr>
+        <w:pStyle w:val="a3"/>
+        <w:rPr>
+          <w:lang w:val="en-US"/>
+        </w:rPr>
+      </w:pPr>
+      <w:r>
+        <w:rPr>
+          <w:lang w:val="en-US"/>
+        </w:rPr>
+        <w:t xml:space="preserve">     &lt;widget class="</w:t>
+      </w:r>
+      <w:proofErr w:type="spellStart"/>
+      <w:r>
+        <w:rPr>
+          <w:lang w:val="en-US"/>
+        </w:rPr>
+        <w:t>QPushButton</w:t>
+      </w:r>
+      <w:proofErr w:type="spellEnd"/>
+      <w:r>
+        <w:rPr>
+          <w:lang w:val="en-US"/>
+        </w:rPr>
+        <w:t>" name="</w:t>
+      </w:r>
+      <w:proofErr w:type="spellStart"/>
+      <w:r>
+        <w:rPr>
+          <w:lang w:val="en-US"/>
+        </w:rPr>
+        <w:t>sendMessage</w:t>
+      </w:r>
+      <w:proofErr w:type="spellEnd"/>
+      <w:r>
+        <w:rPr>
+          <w:lang w:val="en-US"/>
+        </w:rPr>
+        <w:t>"&gt;</w:t>
+      </w:r>
+    </w:p>
+    <w:p>
+      <w:pPr>
+        <w:pStyle w:val="a3"/>
+        <w:rPr>
+          <w:lang w:val="en-US"/>
+        </w:rPr>
+      </w:pPr>
+      <w:r>
+        <w:rPr>
+          <w:lang w:val="en-US"/>
+        </w:rPr>
+        <w:t xml:space="preserve">      &lt;property name="text"&gt;</w:t>
+      </w:r>
+    </w:p>
+    <w:p>
+      <w:pPr>
+        <w:pStyle w:val="a3"/>
+        <w:rPr>
+          <w:lang w:val="en-US"/>
+        </w:rPr>
+      </w:pPr>
+      <w:r>
+        <w:rPr>
+          <w:lang w:val="en-US"/>
+        </w:rPr>
+        <w:t xml:space="preserve">       &lt;string&gt;</w:t>
+      </w:r>
+      <w:proofErr w:type="spellStart"/>
+      <w:r>
+        <w:rPr>
+          <w:lang w:val="en-US"/>
+        </w:rPr>
+        <w:t>Отправить</w:t>
+      </w:r>
+      <w:proofErr w:type="spellEnd"/>
+      <w:r>
+        <w:rPr>
+          <w:lang w:val="en-US"/>
+        </w:rPr>
+        <w:t xml:space="preserve"> </w:t>
+      </w:r>
+      <w:proofErr w:type="spellStart"/>
+      <w:r>
+        <w:rPr>
+          <w:lang w:val="en-US"/>
+        </w:rPr>
+        <w:t>сообщение</w:t>
+      </w:r>
+      <w:proofErr w:type="spellEnd"/>
+      <w:r>
+        <w:rPr>
+          <w:lang w:val="en-US"/>
+        </w:rPr>
+        <w:t>&lt;/string&gt;</w:t>
+      </w:r>
+    </w:p>
+    <w:p>
+      <w:pPr>
+        <w:pStyle w:val="a3"/>
+        <w:rPr>
+          <w:lang w:val="en-US"/>
+        </w:rPr>
+      </w:pPr>
+      <w:r>
+        <w:rPr>
+          <w:lang w:val="en-US"/>
+        </w:rPr>
+        <w:t xml:space="preserve">      &lt;/property&gt;</w:t>
+      </w:r>
+    </w:p>
+    <w:p>
+      <w:pPr>
+        <w:pStyle w:val="a3"/>
+        <w:rPr>
+          <w:lang w:val="en-US"/>
+        </w:rPr>
+      </w:pPr>
+      <w:r>
+        <w:rPr>
+          <w:lang w:val="en-US"/>
+        </w:rPr>
+        <w:t xml:space="preserve">     &lt;/widget&gt;</w:t>
+      </w:r>
+    </w:p>
+    <w:p>
+      <w:pPr>
+        <w:pStyle w:val="a3"/>
+        <w:rPr>
+          <w:lang w:val="en-US"/>
+        </w:rPr>
+      </w:pPr>
+      <w:r>
+        <w:rPr>
+          <w:lang w:val="en-US"/>
+        </w:rPr>
+        <w:t xml:space="preserve">    &lt;/item&gt;</w:t>
+      </w:r>
+    </w:p>
+    <w:p>
+      <w:pPr>
+        <w:pStyle w:val="a3"/>
+        <w:rPr>
+          <w:lang w:val="en-US"/>
+        </w:rPr>
+      </w:pPr>
+      <w:r>
+        <w:rPr>
+          <w:lang w:val="en-US"/>
+        </w:rPr>
+        <w:t xml:space="preserve">    &lt;item&gt;</w:t>
+      </w:r>
+    </w:p>
+    <w:p>
+      <w:pPr>
+        <w:pStyle w:val="a3"/>
+        <w:rPr>
+          <w:lang w:val="en-US"/>
+        </w:rPr>
+      </w:pPr>
+      <w:r>
+        <w:rPr>
+          <w:lang w:val="en-US"/>
+        </w:rPr>
+        <w:t xml:space="preserve">     &lt;spacer name="</w:t>
+      </w:r>
+      <w:proofErr w:type="spellStart"/>
+      <w:r>
+        <w:rPr>
+          <w:lang w:val="en-US"/>
+        </w:rPr>
+        <w:t>verticalSpacer</w:t>
+      </w:r>
+      <w:proofErr w:type="spellEnd"/>
+      <w:r>
+        <w:rPr>
+          <w:lang w:val="en-US"/>
+        </w:rPr>
+        <w:t>"&gt;</w:t>
+      </w:r>
+    </w:p>
+    <w:p>
+      <w:pPr>
+        <w:pStyle w:val="a3"/>
+        <w:rPr>
+          <w:lang w:val="en-US"/>
+        </w:rPr>
+      </w:pPr>
+      <w:r>
+        <w:rPr>
+          <w:lang w:val="en-US"/>
+        </w:rPr>
+        <w:t xml:space="preserve">      &lt;property name="orientation"&gt;</w:t>
+      </w:r>
+    </w:p>
+    <w:p>
+      <w:pPr>
+        <w:pStyle w:val="a3"/>
+        <w:rPr>
+          <w:lang w:val="en-US"/>
+        </w:rPr>
+      </w:pPr>
+      <w:r>
+        <w:rPr>
+          <w:lang w:val="en-US"/>
+        </w:rPr>
+        <w:t xml:space="preserve">       &lt;</w:t>
+      </w:r>
+      <w:proofErr w:type="spellStart"/>
+      <w:r>
+        <w:rPr>
+          <w:lang w:val="en-US"/>
+        </w:rPr>
+        <w:t>enum</w:t>
+      </w:r>
+      <w:proofErr w:type="spellEnd"/>
+      <w:r>
+        <w:rPr>
+          <w:lang w:val="en-US"/>
+        </w:rPr>
+        <w:t>&gt;</w:t>
+      </w:r>
+      <w:proofErr w:type="gramStart"/>
+      <w:r>
+        <w:rPr>
+          <w:lang w:val="en-US"/>
+        </w:rPr>
+        <w:t>Qt::Orientation::</w:t>
+      </w:r>
+      <w:proofErr w:type="gramEnd"/>
+      <w:r>
+        <w:rPr>
+          <w:lang w:val="en-US"/>
+        </w:rPr>
+        <w:t>Vertical&lt;/</w:t>
+      </w:r>
+      <w:proofErr w:type="spellStart"/>
+      <w:r>
+        <w:rPr>
+          <w:lang w:val="en-US"/>
+        </w:rPr>
+        <w:t>enum</w:t>
+      </w:r>
+      <w:proofErr w:type="spellEnd"/>
+      <w:r>
+        <w:rPr>
+          <w:lang w:val="en-US"/>
+        </w:rPr>
+        <w:t>&gt;</w:t>
+      </w:r>
+    </w:p>
+    <w:p>
+      <w:pPr>
+        <w:pStyle w:val="a3"/>
+        <w:rPr>
+          <w:lang w:val="en-US"/>
+        </w:rPr>
+      </w:pPr>
+      <w:r>
+        <w:rPr>
+          <w:lang w:val="en-US"/>
+        </w:rPr>
+        <w:t xml:space="preserve">      &lt;/property&gt;</w:t>
+      </w:r>
+    </w:p>
+    <w:p>
+      <w:pPr>
+        <w:pStyle w:val="a3"/>
+        <w:rPr>
+          <w:lang w:val="en-US"/>
+        </w:rPr>
+      </w:pPr>
+      <w:r>
+        <w:rPr>
+          <w:lang w:val="en-US"/>
+        </w:rPr>
+        <w:t xml:space="preserve">      &lt;property name="</w:t>
+      </w:r>
+      <w:proofErr w:type="spellStart"/>
+      <w:r>
+        <w:rPr>
+          <w:lang w:val="en-US"/>
+        </w:rPr>
+        <w:t>sizeHint</w:t>
+      </w:r>
+      <w:proofErr w:type="spellEnd"/>
+      <w:r>
+        <w:rPr>
+          <w:lang w:val="en-US"/>
+        </w:rPr>
+        <w:t xml:space="preserve">" </w:t>
+      </w:r>
+      <w:proofErr w:type="spellStart"/>
+      <w:r>
+        <w:rPr>
+          <w:lang w:val="en-US"/>
+        </w:rPr>
+        <w:t>stdset</w:t>
+      </w:r>
+      <w:proofErr w:type="spellEnd"/>
+      <w:r>
+        <w:rPr>
+          <w:lang w:val="en-US"/>
+        </w:rPr>
+        <w:t>="0"&gt;</w:t>
+      </w:r>
+    </w:p>
+    <w:p>
+      <w:pPr>
+        <w:pStyle w:val="a3"/>
+        <w:rPr>
+          <w:lang w:val="en-US"/>
+        </w:rPr>
+      </w:pPr>
+      <w:r>
+        <w:rPr>
+          <w:lang w:val="en-US"/>
+        </w:rPr>
+        <w:t xml:space="preserve">       &lt;size&gt;</w:t>
+      </w:r>
+    </w:p>
+    <w:p>
+      <w:pPr>
+        <w:pStyle w:val="a3"/>
+        <w:rPr>
+          <w:lang w:val="en-US"/>
+        </w:rPr>
+      </w:pPr>
+      <w:r>
+        <w:rPr>
+          <w:lang w:val="en-US"/>
+        </w:rPr>
+        <w:t xml:space="preserve">        &lt;width&gt;20&lt;/width&gt;</w:t>
+      </w:r>
+    </w:p>
+    <w:p>
+      <w:pPr>
+        <w:pStyle w:val="a3"/>
+        <w:rPr>
+          <w:lang w:val="en-US"/>
+        </w:rPr>
+      </w:pPr>
+      <w:r>
+        <w:rPr>
+          <w:lang w:val="en-US"/>
+        </w:rPr>
+        <w:t xml:space="preserve">        &lt;height&gt;40&lt;/height&gt;</w:t>
+      </w:r>
+    </w:p>
+    <w:p>
+      <w:pPr>
+        <w:pStyle w:val="a3"/>
+        <w:rPr>
+          <w:lang w:val="en-US"/>
+        </w:rPr>
+      </w:pPr>
+      <w:r>
+        <w:rPr>
+          <w:lang w:val="en-US"/>
+        </w:rPr>
+        <w:t xml:space="preserve">       &lt;/size&gt;</w:t>
+      </w:r>
+    </w:p>
+    <w:p>
+      <w:pPr>
+        <w:pStyle w:val="a3"/>
+        <w:rPr>
+          <w:lang w:val="en-US"/>
+        </w:rPr>
+      </w:pPr>
+      <w:r>
+        <w:rPr>
+          <w:lang w:val="en-US"/>
+        </w:rPr>
+        <w:t xml:space="preserve">      &lt;/property&gt;</w:t>
+      </w:r>
+    </w:p>
+    <w:p>
+      <w:pPr>
+        <w:pStyle w:val="a3"/>
+        <w:rPr>
+          <w:lang w:val="en-US"/>
+        </w:rPr>
+      </w:pPr>
+      <w:r>
+        <w:rPr>
+          <w:lang w:val="en-US"/>
+        </w:rPr>
+        <w:t xml:space="preserve">     &lt;/spacer&gt;</w:t>
+      </w:r>
+    </w:p>
+    <w:p>
+      <w:pPr>
+        <w:pStyle w:val="a3"/>
+        <w:rPr>
+          <w:lang w:val="en-US"/>
+        </w:rPr>
+      </w:pPr>
+      <w:r>
+        <w:rPr>
+          <w:lang w:val="en-US"/>
+        </w:rPr>
+        <w:t xml:space="preserve">    &lt;/item&gt;</w:t>
+      </w:r>
+    </w:p>
+    <w:p>
+      <w:pPr>
+        <w:pStyle w:val="a3"/>
+        <w:rPr>
+          <w:lang w:val="en-US"/>
+        </w:rPr>
+      </w:pPr>
+      <w:r>
+        <w:rPr>
+          <w:lang w:val="en-US"/>
+        </w:rPr>
+        <w:t xml:space="preserve">   &lt;/layout&gt;</w:t>
+      </w:r>
+    </w:p>
+    <w:p>
+      <w:pPr>
+        <w:pStyle w:val="a3"/>
+        <w:rPr>
+          <w:lang w:val="en-US"/>
+        </w:rPr>
+      </w:pPr>
+      <w:r>
+        <w:rPr>
+          <w:lang w:val="en-US"/>
+        </w:rPr>
+        <w:t xml:space="preserve">  &lt;/widget&gt;</w:t>
+      </w:r>
+    </w:p>
+    <w:p>
+      <w:pPr>
+        <w:pStyle w:val="a3"/>
+        <w:rPr>
+          <w:lang w:val="en-US"/>
+        </w:rPr>
+      </w:pPr>
+      <w:r>
+        <w:rPr>
+          <w:lang w:val="en-US"/>
+        </w:rPr>
+        <w:t xml:space="preserve">  &lt;widget class="</w:t>
+      </w:r>
+      <w:proofErr w:type="spellStart"/>
+      <w:r>
+        <w:rPr>
+          <w:lang w:val="en-US"/>
+        </w:rPr>
+        <w:t>QMenuBar</w:t>
+      </w:r>
+      <w:proofErr w:type="spellEnd"/>
+      <w:r>
+        <w:rPr>
+          <w:lang w:val="en-US"/>
+        </w:rPr>
+        <w:t>" name="</w:t>
+      </w:r>
+      <w:proofErr w:type="spellStart"/>
+      <w:r>
+        <w:rPr>
+          <w:lang w:val="en-US"/>
+        </w:rPr>
+        <w:t>menubar</w:t>
+      </w:r>
+      <w:proofErr w:type="spellEnd"/>
+      <w:r>
+        <w:rPr>
+          <w:lang w:val="en-US"/>
+        </w:rPr>
+        <w:t>"&gt;</w:t>
+      </w:r>
+    </w:p>
+    <w:p>
+      <w:pPr>
+        <w:pStyle w:val="a3"/>
+        <w:rPr>
+          <w:lang w:val="en-US"/>
+        </w:rPr>
+      </w:pPr>
+      <w:r>
+        <w:rPr>
+          <w:lang w:val="en-US"/>
+        </w:rPr>
+        <w:lastRenderedPageBreak/>
+        <w:t xml:space="preserve">   &lt;property name="geometry"&gt;</w:t>
+      </w:r>
+    </w:p>
+    <w:p>
+      <w:pPr>
+        <w:pStyle w:val="a3"/>
+        <w:rPr>
+          <w:lang w:val="en-US"/>
+        </w:rPr>
+      </w:pPr>
+      <w:r>
+        <w:rPr>
+          <w:lang w:val="en-US"/>
+        </w:rPr>
+        <w:t xml:space="preserve">    &lt;</w:t>
+      </w:r>
+      <w:proofErr w:type="spellStart"/>
+      <w:r>
+        <w:rPr>
+          <w:lang w:val="en-US"/>
+        </w:rPr>
+        <w:t>rect</w:t>
+      </w:r>
+      <w:proofErr w:type="spellEnd"/>
+      <w:r>
+        <w:rPr>
+          <w:lang w:val="en-US"/>
+        </w:rPr>
+        <w:t>&gt;</w:t>
+      </w:r>
+    </w:p>
+    <w:p>
+      <w:pPr>
+        <w:pStyle w:val="a3"/>
+        <w:rPr>
+          <w:lang w:val="en-US"/>
+        </w:rPr>
+      </w:pPr>
+      <w:r>
+        <w:rPr>
+          <w:lang w:val="en-US"/>
+        </w:rPr>
+        <w:t xml:space="preserve">     &lt;x&gt;0&lt;/x&gt;</w:t>
+      </w:r>
+    </w:p>
+    <w:p>
+      <w:pPr>
+        <w:pStyle w:val="a3"/>
+        <w:rPr>
+          <w:lang w:val="en-US"/>
+        </w:rPr>
+      </w:pPr>
+      <w:r>
+        <w:rPr>
+          <w:lang w:val="en-US"/>
+        </w:rPr>
+        <w:t xml:space="preserve">     &lt;y&gt;0&lt;/y&gt;</w:t>
+      </w:r>
+    </w:p>
+    <w:p>
+      <w:pPr>
+        <w:pStyle w:val="a3"/>
+        <w:rPr>
+          <w:lang w:val="en-US"/>
+        </w:rPr>
+      </w:pPr>
+      <w:r>
+        <w:rPr>
+          <w:lang w:val="en-US"/>
+        </w:rPr>
+        <w:t xml:space="preserve">     &lt;width&gt;1249&lt;/width&gt;</w:t>
+      </w:r>
+    </w:p>
+    <w:p>
+      <w:pPr>
+        <w:pStyle w:val="a3"/>
+        <w:rPr>
+          <w:lang w:val="en-US"/>
+        </w:rPr>
+      </w:pPr>
+      <w:r>
+        <w:rPr>
+          <w:lang w:val="en-US"/>
+        </w:rPr>
+        <w:t xml:space="preserve">     &lt;height&gt;25&lt;/height&gt;</w:t>
+      </w:r>
+    </w:p>
+    <w:p>
+      <w:pPr>
+        <w:pStyle w:val="a3"/>
+        <w:rPr>
+          <w:lang w:val="en-US"/>
+        </w:rPr>
+      </w:pPr>
+      <w:r>
+        <w:rPr>
+          <w:lang w:val="en-US"/>
+        </w:rPr>
+        <w:t xml:space="preserve">    &lt;/</w:t>
+      </w:r>
+      <w:proofErr w:type="spellStart"/>
+      <w:r>
+        <w:rPr>
+          <w:lang w:val="en-US"/>
+        </w:rPr>
+        <w:t>rect</w:t>
+      </w:r>
+      <w:proofErr w:type="spellEnd"/>
+      <w:r>
+        <w:rPr>
+          <w:lang w:val="en-US"/>
+        </w:rPr>
+        <w:t>&gt;</w:t>
+      </w:r>
+    </w:p>
+    <w:p>
+      <w:pPr>
+        <w:pStyle w:val="a3"/>
+        <w:rPr>
+          <w:lang w:val="en-US"/>
+        </w:rPr>
+      </w:pPr>
+      <w:r>
+        <w:rPr>
+          <w:lang w:val="en-US"/>
+        </w:rPr>
+        <w:t xml:space="preserve">   &lt;/property&gt;</w:t>
+      </w:r>
+    </w:p>
+    <w:p>
+      <w:pPr>
+        <w:pStyle w:val="a3"/>
+        <w:rPr>
+          <w:lang w:val="en-US"/>
+        </w:rPr>
+      </w:pPr>
+      <w:r>
+        <w:rPr>
+          <w:lang w:val="en-US"/>
+        </w:rPr>
+        <w:t xml:space="preserve">  &lt;/widget&gt;</w:t>
+      </w:r>
+    </w:p>
+    <w:p>
+      <w:pPr>
+        <w:pStyle w:val="a3"/>
+        <w:rPr>
+          <w:lang w:val="en-US"/>
+        </w:rPr>
+      </w:pPr>
+      <w:r>
+        <w:rPr>
+          <w:lang w:val="en-US"/>
+        </w:rPr>
+        <w:t xml:space="preserve">  &lt;widget class="</w:t>
+      </w:r>
+      <w:proofErr w:type="spellStart"/>
+      <w:r>
+        <w:rPr>
+          <w:lang w:val="en-US"/>
+        </w:rPr>
+        <w:t>QStatusBar</w:t>
+      </w:r>
+      <w:proofErr w:type="spellEnd"/>
+      <w:r>
+        <w:rPr>
+          <w:lang w:val="en-US"/>
+        </w:rPr>
+        <w:t>" name="</w:t>
+      </w:r>
+      <w:proofErr w:type="spellStart"/>
+      <w:r>
+        <w:rPr>
+          <w:lang w:val="en-US"/>
+        </w:rPr>
+        <w:t>statusbar</w:t>
+      </w:r>
+      <w:proofErr w:type="spellEnd"/>
+      <w:r>
+        <w:rPr>
+          <w:lang w:val="en-US"/>
+        </w:rPr>
+        <w:t>"/&gt;</w:t>
+      </w:r>
+    </w:p>
+    <w:p>
+      <w:pPr>
+        <w:pStyle w:val="a3"/>
+        <w:rPr>
+          <w:lang w:val="en-US"/>
+        </w:rPr>
+      </w:pPr>
+      <w:r>
+        <w:rPr>
+          <w:lang w:val="en-US"/>
+        </w:rPr>
+        <w:t xml:space="preserve"> &lt;/widget&gt;</w:t>
+      </w:r>
+    </w:p>
+    <w:p>
+      <w:pPr>
+        <w:pStyle w:val="a3"/>
+        <w:rPr>
+          <w:lang w:val="en-US"/>
+        </w:rPr>
+      </w:pPr>
+      <w:r>
+        <w:rPr>
+          <w:lang w:val="en-US"/>
+        </w:rPr>
+        <w:t xml:space="preserve"> &lt;resources/&gt;</w:t>
+      </w:r>
+    </w:p>
+    <w:p>
+      <w:pPr>
+        <w:pStyle w:val="a3"/>
+        <w:rPr>
+          <w:lang w:val="en-US"/>
+        </w:rPr>
+      </w:pPr>
+      <w:r>
+        <w:rPr>
+          <w:lang w:val="en-US"/>
+        </w:rPr>
+        <w:t xml:space="preserve"> &lt;connections/&gt;</w:t>
+      </w:r>
+    </w:p>
+    <w:p>
+      <w:pPr>
+        <w:pStyle w:val="a3"/>
+        <w:rPr>
+          <w:lang w:val="en-US"/>
+        </w:rPr>
+      </w:pPr>
+      <w:r>
+        <w:rPr>
+          <w:lang w:val="en-US"/>
+        </w:rPr>
+        <w:t>&lt;/</w:t>
+      </w:r>
+      <w:proofErr w:type="spellStart"/>
+      <w:r>
+        <w:rPr>
+          <w:lang w:val="en-US"/>
+        </w:rPr>
+        <w:t>ui</w:t>
+      </w:r>
+      <w:proofErr w:type="spellEnd"/>
+      <w:r>
+        <w:rPr>
+          <w:lang w:val="en-US"/>
+        </w:rPr>
+        <w:t>&gt;</w:t>
+      </w:r>
     </w:p>
     <w:sectPr>
       <w:pgSz w:w="11906" w:h="16838"/>
@@ -844,7 +8983,7 @@
     <w:lsdException w:name="Unresolved Mention" w:semiHidden="1" w:unhideWhenUsed="1"/>
     <w:lsdException w:name="Smart Link" w:semiHidden="1" w:unhideWhenUsed="1"/>
   </w:latentStyles>
-  <w:style w:type="paragraph" w:default="1" w:styleId="a">
+  <w:style w:type="paragraph" w:default="1" w:styleId="Normal">
     <w:name w:val="Normal"/>
     <w:rsid w:val="00A21542"/>
     <w:pPr>
@@ -857,11 +8996,11 @@
       <w:sz w:val="28"/>
     </w:rPr>
   </w:style>
-  <w:style w:type="paragraph" w:styleId="1">
+  <w:style w:type="paragraph" w:styleId="Heading1">
     <w:name w:val="heading 1"/>
-    <w:basedOn w:val="a"/>
-    <w:next w:val="a"/>
-    <w:link w:val="10"/>
+    <w:basedOn w:val="Normal"/>
+    <w:next w:val="Normal"/>
+    <w:link w:val="Heading1Char"/>
     <w:uiPriority w:val="9"/>
     <w:qFormat/>
     <w:rsid w:val="006A0AED"/>
@@ -878,11 +9017,11 @@
       <w:szCs w:val="40"/>
     </w:rPr>
   </w:style>
-  <w:style w:type="paragraph" w:styleId="2">
+  <w:style w:type="paragraph" w:styleId="Heading2">
     <w:name w:val="heading 2"/>
-    <w:basedOn w:val="a"/>
-    <w:next w:val="a"/>
-    <w:link w:val="20"/>
+    <w:basedOn w:val="Normal"/>
+    <w:next w:val="Normal"/>
+    <w:link w:val="Heading2Char"/>
     <w:uiPriority w:val="9"/>
     <w:semiHidden/>
     <w:unhideWhenUsed/>
@@ -901,11 +9040,11 @@
       <w:szCs w:val="32"/>
     </w:rPr>
   </w:style>
-  <w:style w:type="paragraph" w:styleId="3">
+  <w:style w:type="paragraph" w:styleId="Heading3">
     <w:name w:val="heading 3"/>
-    <w:basedOn w:val="a"/>
-    <w:next w:val="a"/>
-    <w:link w:val="30"/>
+    <w:basedOn w:val="Normal"/>
+    <w:next w:val="Normal"/>
+    <w:link w:val="Heading3Char"/>
     <w:uiPriority w:val="9"/>
     <w:semiHidden/>
     <w:unhideWhenUsed/>
@@ -923,11 +9062,11 @@
       <w:szCs w:val="28"/>
     </w:rPr>
   </w:style>
-  <w:style w:type="paragraph" w:styleId="4">
+  <w:style w:type="paragraph" w:styleId="Heading4">
     <w:name w:val="heading 4"/>
-    <w:basedOn w:val="a"/>
-    <w:next w:val="a"/>
-    <w:link w:val="40"/>
+    <w:basedOn w:val="Normal"/>
+    <w:next w:val="Normal"/>
+    <w:link w:val="Heading4Char"/>
     <w:uiPriority w:val="9"/>
     <w:semiHidden/>
     <w:unhideWhenUsed/>
@@ -946,11 +9085,11 @@
       <w:color w:val="2F5496" w:themeColor="accent1" w:themeShade="BF"/>
     </w:rPr>
   </w:style>
-  <w:style w:type="paragraph" w:styleId="5">
+  <w:style w:type="paragraph" w:styleId="Heading5">
     <w:name w:val="heading 5"/>
-    <w:basedOn w:val="a"/>
-    <w:next w:val="a"/>
-    <w:link w:val="50"/>
+    <w:basedOn w:val="Normal"/>
+    <w:next w:val="Normal"/>
+    <w:link w:val="Heading5Char"/>
     <w:uiPriority w:val="9"/>
     <w:semiHidden/>
     <w:unhideWhenUsed/>
@@ -967,11 +9106,11 @@
       <w:color w:val="2F5496" w:themeColor="accent1" w:themeShade="BF"/>
     </w:rPr>
   </w:style>
-  <w:style w:type="paragraph" w:styleId="6">
+  <w:style w:type="paragraph" w:styleId="Heading6">
     <w:name w:val="heading 6"/>
-    <w:basedOn w:val="a"/>
-    <w:next w:val="a"/>
-    <w:link w:val="60"/>
+    <w:basedOn w:val="Normal"/>
+    <w:next w:val="Normal"/>
+    <w:link w:val="Heading6Char"/>
     <w:uiPriority w:val="9"/>
     <w:semiHidden/>
     <w:unhideWhenUsed/>
@@ -990,11 +9129,11 @@
       <w:color w:val="595959" w:themeColor="text1" w:themeTint="A6"/>
     </w:rPr>
   </w:style>
-  <w:style w:type="paragraph" w:styleId="7">
+  <w:style w:type="paragraph" w:styleId="Heading7">
     <w:name w:val="heading 7"/>
-    <w:basedOn w:val="a"/>
-    <w:next w:val="a"/>
-    <w:link w:val="70"/>
+    <w:basedOn w:val="Normal"/>
+    <w:next w:val="Normal"/>
+    <w:link w:val="Heading7Char"/>
     <w:uiPriority w:val="9"/>
     <w:semiHidden/>
     <w:unhideWhenUsed/>
@@ -1011,11 +9150,11 @@
       <w:color w:val="595959" w:themeColor="text1" w:themeTint="A6"/>
     </w:rPr>
   </w:style>
-  <w:style w:type="paragraph" w:styleId="8">
+  <w:style w:type="paragraph" w:styleId="Heading8">
     <w:name w:val="heading 8"/>
-    <w:basedOn w:val="a"/>
-    <w:next w:val="a"/>
-    <w:link w:val="80"/>
+    <w:basedOn w:val="Normal"/>
+    <w:next w:val="Normal"/>
+    <w:link w:val="Heading8Char"/>
     <w:uiPriority w:val="9"/>
     <w:semiHidden/>
     <w:unhideWhenUsed/>
@@ -1033,11 +9172,11 @@
       <w:color w:val="272727" w:themeColor="text1" w:themeTint="D8"/>
     </w:rPr>
   </w:style>
-  <w:style w:type="paragraph" w:styleId="9">
+  <w:style w:type="paragraph" w:styleId="Heading9">
     <w:name w:val="heading 9"/>
-    <w:basedOn w:val="a"/>
-    <w:next w:val="a"/>
-    <w:link w:val="90"/>
+    <w:basedOn w:val="Normal"/>
+    <w:next w:val="Normal"/>
+    <w:link w:val="Heading9Char"/>
     <w:uiPriority w:val="9"/>
     <w:semiHidden/>
     <w:unhideWhenUsed/>
@@ -1053,12 +9192,13 @@
       <w:color w:val="272727" w:themeColor="text1" w:themeTint="D8"/>
     </w:rPr>
   </w:style>
-  <w:style w:type="character" w:default="1" w:styleId="a0">
+  <w:style w:type="character" w:default="1" w:styleId="DefaultParagraphFont">
     <w:name w:val="Default Paragraph Font"/>
     <w:uiPriority w:val="1"/>
+    <w:semiHidden/>
     <w:unhideWhenUsed/>
   </w:style>
-  <w:style w:type="table" w:default="1" w:styleId="a1">
+  <w:style w:type="table" w:default="1" w:styleId="TableNormal">
     <w:name w:val="Normal Table"/>
     <w:uiPriority w:val="99"/>
     <w:semiHidden/>
@@ -1073,16 +9213,16 @@
       </w:tblCellMar>
     </w:tblPr>
   </w:style>
-  <w:style w:type="numbering" w:default="1" w:styleId="a2">
+  <w:style w:type="numbering" w:default="1" w:styleId="NoList">
     <w:name w:val="No List"/>
     <w:uiPriority w:val="99"/>
     <w:semiHidden/>
     <w:unhideWhenUsed/>
   </w:style>
-  <w:style w:type="paragraph" w:customStyle="1" w:styleId="a3">
+  <w:style w:type="paragraph" w:customStyle="1" w:styleId="a">
     <w:name w:val="Титул"/>
-    <w:basedOn w:val="a"/>
-    <w:link w:val="a4"/>
+    <w:basedOn w:val="Normal"/>
+    <w:link w:val="a0"/>
     <w:qFormat/>
     <w:rsid w:val="00A21542"/>
     <w:pPr>
@@ -1096,10 +9236,10 @@
       <w:szCs w:val="28"/>
     </w:rPr>
   </w:style>
-  <w:style w:type="character" w:customStyle="1" w:styleId="a4">
+  <w:style w:type="character" w:customStyle="1" w:styleId="a0">
     <w:name w:val="Титул Знак"/>
-    <w:basedOn w:val="a0"/>
-    <w:link w:val="a3"/>
+    <w:basedOn w:val="DefaultParagraphFont"/>
+    <w:link w:val="a"/>
     <w:rsid w:val="00A21542"/>
     <w:rPr>
       <w:rFonts w:ascii="Times New Roman" w:hAnsi="Times New Roman" w:cs="Times New Roman"/>
@@ -1109,10 +9249,10 @@
       <w:szCs w:val="28"/>
     </w:rPr>
   </w:style>
-  <w:style w:type="paragraph" w:customStyle="1" w:styleId="a5">
+  <w:style w:type="paragraph" w:customStyle="1" w:styleId="a1">
     <w:name w:val="Стандарт"/>
-    <w:basedOn w:val="a3"/>
-    <w:link w:val="a6"/>
+    <w:basedOn w:val="a"/>
+    <w:link w:val="a2"/>
     <w:qFormat/>
     <w:rsid w:val="00821775"/>
     <w:pPr>
@@ -1123,10 +9263,10 @@
       <w:b w:val="0"/>
     </w:rPr>
   </w:style>
-  <w:style w:type="character" w:customStyle="1" w:styleId="a6">
+  <w:style w:type="character" w:customStyle="1" w:styleId="a2">
     <w:name w:val="Стандарт Знак"/>
-    <w:basedOn w:val="a4"/>
-    <w:link w:val="a5"/>
+    <w:basedOn w:val="a0"/>
+    <w:link w:val="a1"/>
     <w:rsid w:val="00821775"/>
     <w:rPr>
       <w:rFonts w:ascii="Times New Roman" w:hAnsi="Times New Roman" w:cs="Times New Roman"/>
@@ -1136,10 +9276,10 @@
       <w:szCs w:val="28"/>
     </w:rPr>
   </w:style>
-  <w:style w:type="character" w:customStyle="1" w:styleId="10">
-    <w:name w:val="Заголовок 1 Знак"/>
-    <w:basedOn w:val="a0"/>
-    <w:link w:val="1"/>
+  <w:style w:type="character" w:customStyle="1" w:styleId="Heading1Char">
+    <w:name w:val="Heading 1 Char"/>
+    <w:basedOn w:val="DefaultParagraphFont"/>
+    <w:link w:val="Heading1"/>
     <w:uiPriority w:val="9"/>
     <w:rsid w:val="006A0AED"/>
     <w:rPr>
@@ -1149,10 +9289,10 @@
       <w:szCs w:val="40"/>
     </w:rPr>
   </w:style>
-  <w:style w:type="character" w:customStyle="1" w:styleId="20">
-    <w:name w:val="Заголовок 2 Знак"/>
-    <w:basedOn w:val="a0"/>
-    <w:link w:val="2"/>
+  <w:style w:type="character" w:customStyle="1" w:styleId="Heading2Char">
+    <w:name w:val="Heading 2 Char"/>
+    <w:basedOn w:val="DefaultParagraphFont"/>
+    <w:link w:val="Heading2"/>
     <w:uiPriority w:val="9"/>
     <w:semiHidden/>
     <w:rsid w:val="006A0AED"/>
@@ -1163,10 +9303,10 @@
       <w:szCs w:val="32"/>
     </w:rPr>
   </w:style>
-  <w:style w:type="character" w:customStyle="1" w:styleId="30">
-    <w:name w:val="Заголовок 3 Знак"/>
-    <w:basedOn w:val="a0"/>
-    <w:link w:val="3"/>
+  <w:style w:type="character" w:customStyle="1" w:styleId="Heading3Char">
+    <w:name w:val="Heading 3 Char"/>
+    <w:basedOn w:val="DefaultParagraphFont"/>
+    <w:link w:val="Heading3"/>
     <w:uiPriority w:val="9"/>
     <w:semiHidden/>
     <w:rsid w:val="006A0AED"/>
@@ -1177,10 +9317,10 @@
       <w:szCs w:val="28"/>
     </w:rPr>
   </w:style>
-  <w:style w:type="character" w:customStyle="1" w:styleId="40">
-    <w:name w:val="Заголовок 4 Знак"/>
-    <w:basedOn w:val="a0"/>
-    <w:link w:val="4"/>
+  <w:style w:type="character" w:customStyle="1" w:styleId="Heading4Char">
+    <w:name w:val="Heading 4 Char"/>
+    <w:basedOn w:val="DefaultParagraphFont"/>
+    <w:link w:val="Heading4"/>
     <w:uiPriority w:val="9"/>
     <w:semiHidden/>
     <w:rsid w:val="006A0AED"/>
@@ -1192,10 +9332,10 @@
       <w:sz w:val="28"/>
     </w:rPr>
   </w:style>
-  <w:style w:type="character" w:customStyle="1" w:styleId="50">
-    <w:name w:val="Заголовок 5 Знак"/>
-    <w:basedOn w:val="a0"/>
-    <w:link w:val="5"/>
+  <w:style w:type="character" w:customStyle="1" w:styleId="Heading5Char">
+    <w:name w:val="Heading 5 Char"/>
+    <w:basedOn w:val="DefaultParagraphFont"/>
+    <w:link w:val="Heading5"/>
     <w:uiPriority w:val="9"/>
     <w:semiHidden/>
     <w:rsid w:val="006A0AED"/>
@@ -1205,10 +9345,10 @@
       <w:sz w:val="28"/>
     </w:rPr>
   </w:style>
-  <w:style w:type="character" w:customStyle="1" w:styleId="60">
-    <w:name w:val="Заголовок 6 Знак"/>
-    <w:basedOn w:val="a0"/>
-    <w:link w:val="6"/>
+  <w:style w:type="character" w:customStyle="1" w:styleId="Heading6Char">
+    <w:name w:val="Heading 6 Char"/>
+    <w:basedOn w:val="DefaultParagraphFont"/>
+    <w:link w:val="Heading6"/>
     <w:uiPriority w:val="9"/>
     <w:semiHidden/>
     <w:rsid w:val="006A0AED"/>
@@ -1220,10 +9360,10 @@
       <w:sz w:val="28"/>
     </w:rPr>
   </w:style>
-  <w:style w:type="character" w:customStyle="1" w:styleId="70">
-    <w:name w:val="Заголовок 7 Знак"/>
-    <w:basedOn w:val="a0"/>
-    <w:link w:val="7"/>
+  <w:style w:type="character" w:customStyle="1" w:styleId="Heading7Char">
+    <w:name w:val="Heading 7 Char"/>
+    <w:basedOn w:val="DefaultParagraphFont"/>
+    <w:link w:val="Heading7"/>
     <w:uiPriority w:val="9"/>
     <w:semiHidden/>
     <w:rsid w:val="006A0AED"/>
@@ -1233,10 +9373,10 @@
       <w:sz w:val="28"/>
     </w:rPr>
   </w:style>
-  <w:style w:type="character" w:customStyle="1" w:styleId="80">
-    <w:name w:val="Заголовок 8 Знак"/>
-    <w:basedOn w:val="a0"/>
-    <w:link w:val="8"/>
+  <w:style w:type="character" w:customStyle="1" w:styleId="Heading8Char">
+    <w:name w:val="Heading 8 Char"/>
+    <w:basedOn w:val="DefaultParagraphFont"/>
+    <w:link w:val="Heading8"/>
     <w:uiPriority w:val="9"/>
     <w:semiHidden/>
     <w:rsid w:val="006A0AED"/>
@@ -1248,10 +9388,10 @@
       <w:sz w:val="28"/>
     </w:rPr>
   </w:style>
-  <w:style w:type="character" w:customStyle="1" w:styleId="90">
-    <w:name w:val="Заголовок 9 Знак"/>
-    <w:basedOn w:val="a0"/>
-    <w:link w:val="9"/>
+  <w:style w:type="character" w:customStyle="1" w:styleId="Heading9Char">
+    <w:name w:val="Heading 9 Char"/>
+    <w:basedOn w:val="DefaultParagraphFont"/>
+    <w:link w:val="Heading9"/>
     <w:uiPriority w:val="9"/>
     <w:semiHidden/>
     <w:rsid w:val="006A0AED"/>
@@ -1261,11 +9401,11 @@
       <w:sz w:val="28"/>
     </w:rPr>
   </w:style>
-  <w:style w:type="paragraph" w:styleId="a7">
+  <w:style w:type="paragraph" w:styleId="Title">
     <w:name w:val="Title"/>
-    <w:basedOn w:val="a"/>
-    <w:next w:val="a"/>
-    <w:link w:val="a8"/>
+    <w:basedOn w:val="Normal"/>
+    <w:next w:val="Normal"/>
+    <w:link w:val="TitleChar"/>
     <w:uiPriority w:val="10"/>
     <w:qFormat/>
     <w:rsid w:val="006A0AED"/>
@@ -1281,10 +9421,10 @@
       <w:szCs w:val="56"/>
     </w:rPr>
   </w:style>
-  <w:style w:type="character" w:customStyle="1" w:styleId="a8">
-    <w:name w:val="Заголовок Знак"/>
-    <w:basedOn w:val="a0"/>
-    <w:link w:val="a7"/>
+  <w:style w:type="character" w:customStyle="1" w:styleId="TitleChar">
+    <w:name w:val="Title Char"/>
+    <w:basedOn w:val="DefaultParagraphFont"/>
+    <w:link w:val="Title"/>
     <w:uiPriority w:val="10"/>
     <w:rsid w:val="006A0AED"/>
     <w:rPr>
@@ -1295,11 +9435,11 @@
       <w:szCs w:val="56"/>
     </w:rPr>
   </w:style>
-  <w:style w:type="paragraph" w:styleId="a9">
+  <w:style w:type="paragraph" w:styleId="Subtitle">
     <w:name w:val="Subtitle"/>
-    <w:basedOn w:val="a"/>
-    <w:next w:val="a"/>
-    <w:link w:val="aa"/>
+    <w:basedOn w:val="Normal"/>
+    <w:next w:val="Normal"/>
+    <w:link w:val="SubtitleChar"/>
     <w:uiPriority w:val="11"/>
     <w:qFormat/>
     <w:rsid w:val="006A0AED"/>
@@ -1317,10 +9457,10 @@
       <w:szCs w:val="28"/>
     </w:rPr>
   </w:style>
-  <w:style w:type="character" w:customStyle="1" w:styleId="aa">
-    <w:name w:val="Подзаголовок Знак"/>
-    <w:basedOn w:val="a0"/>
-    <w:link w:val="a9"/>
+  <w:style w:type="character" w:customStyle="1" w:styleId="SubtitleChar">
+    <w:name w:val="Subtitle Char"/>
+    <w:basedOn w:val="DefaultParagraphFont"/>
+    <w:link w:val="Subtitle"/>
     <w:uiPriority w:val="11"/>
     <w:rsid w:val="006A0AED"/>
     <w:rPr>
@@ -1331,11 +9471,11 @@
       <w:szCs w:val="28"/>
     </w:rPr>
   </w:style>
-  <w:style w:type="paragraph" w:styleId="21">
+  <w:style w:type="paragraph" w:styleId="Quote">
     <w:name w:val="Quote"/>
-    <w:basedOn w:val="a"/>
-    <w:next w:val="a"/>
-    <w:link w:val="22"/>
+    <w:basedOn w:val="Normal"/>
+    <w:next w:val="Normal"/>
+    <w:link w:val="QuoteChar"/>
     <w:uiPriority w:val="29"/>
     <w:qFormat/>
     <w:rsid w:val="006A0AED"/>
@@ -1349,10 +9489,10 @@
       <w:color w:val="404040" w:themeColor="text1" w:themeTint="BF"/>
     </w:rPr>
   </w:style>
-  <w:style w:type="character" w:customStyle="1" w:styleId="22">
-    <w:name w:val="Цитата 2 Знак"/>
-    <w:basedOn w:val="a0"/>
-    <w:link w:val="21"/>
+  <w:style w:type="character" w:customStyle="1" w:styleId="QuoteChar">
+    <w:name w:val="Quote Char"/>
+    <w:basedOn w:val="DefaultParagraphFont"/>
+    <w:link w:val="Quote"/>
     <w:uiPriority w:val="29"/>
     <w:rsid w:val="006A0AED"/>
     <w:rPr>
@@ -1363,9 +9503,9 @@
       <w:sz w:val="28"/>
     </w:rPr>
   </w:style>
-  <w:style w:type="paragraph" w:styleId="ab">
+  <w:style w:type="paragraph" w:styleId="ListParagraph">
     <w:name w:val="List Paragraph"/>
-    <w:basedOn w:val="a"/>
+    <w:basedOn w:val="Normal"/>
     <w:uiPriority w:val="34"/>
     <w:qFormat/>
     <w:rsid w:val="006A0AED"/>
@@ -1374,9 +9514,9 @@
       <w:contextualSpacing/>
     </w:pPr>
   </w:style>
-  <w:style w:type="character" w:styleId="ac">
+  <w:style w:type="character" w:styleId="IntenseEmphasis">
     <w:name w:val="Intense Emphasis"/>
-    <w:basedOn w:val="a0"/>
+    <w:basedOn w:val="DefaultParagraphFont"/>
     <w:uiPriority w:val="21"/>
     <w:qFormat/>
     <w:rsid w:val="006A0AED"/>
@@ -1386,11 +9526,11 @@
       <w:color w:val="2F5496" w:themeColor="accent1" w:themeShade="BF"/>
     </w:rPr>
   </w:style>
-  <w:style w:type="paragraph" w:styleId="ad">
+  <w:style w:type="paragraph" w:styleId="IntenseQuote">
     <w:name w:val="Intense Quote"/>
-    <w:basedOn w:val="a"/>
-    <w:next w:val="a"/>
-    <w:link w:val="ae"/>
+    <w:basedOn w:val="Normal"/>
+    <w:next w:val="Normal"/>
+    <w:link w:val="IntenseQuoteChar"/>
     <w:uiPriority w:val="30"/>
     <w:qFormat/>
     <w:rsid w:val="006A0AED"/>
@@ -1409,10 +9549,10 @@
       <w:color w:val="2F5496" w:themeColor="accent1" w:themeShade="BF"/>
     </w:rPr>
   </w:style>
-  <w:style w:type="character" w:customStyle="1" w:styleId="ae">
-    <w:name w:val="Выделенная цитата Знак"/>
-    <w:basedOn w:val="a0"/>
-    <w:link w:val="ad"/>
+  <w:style w:type="character" w:customStyle="1" w:styleId="IntenseQuoteChar">
+    <w:name w:val="Intense Quote Char"/>
+    <w:basedOn w:val="DefaultParagraphFont"/>
+    <w:link w:val="IntenseQuote"/>
     <w:uiPriority w:val="30"/>
     <w:rsid w:val="006A0AED"/>
     <w:rPr>
@@ -1423,9 +9563,9 @@
       <w:sz w:val="28"/>
     </w:rPr>
   </w:style>
-  <w:style w:type="character" w:styleId="af">
+  <w:style w:type="character" w:styleId="IntenseReference">
     <w:name w:val="Intense Reference"/>
-    <w:basedOn w:val="a0"/>
+    <w:basedOn w:val="DefaultParagraphFont"/>
     <w:uiPriority w:val="32"/>
     <w:qFormat/>
     <w:rsid w:val="006A0AED"/>
@@ -1437,26 +9577,27 @@
       <w:spacing w:val="5"/>
     </w:rPr>
   </w:style>
-  <w:style w:type="paragraph" w:customStyle="1" w:styleId="af0">
+  <w:style w:type="paragraph" w:customStyle="1" w:styleId="a3">
     <w:name w:val="Код"/>
-    <w:link w:val="af1"/>
+    <w:basedOn w:val="a"/>
+    <w:link w:val="a4"/>
     <w:qFormat/>
-    <w:rsid w:val="00712B48"/>
+    <w:rsid w:val="008E0D6D"/>
     <w:pPr>
+      <w:spacing w:line="240" w:lineRule="auto"/>
       <w:jc w:val="both"/>
     </w:pPr>
     <w:rPr>
-      <w:rFonts w:ascii="Courier New" w:hAnsi="Courier New" w:cs="Times New Roman"/>
-      <w:bCs/>
+      <w:rFonts w:ascii="Courier New" w:hAnsi="Courier New"/>
+      <w:b w:val="0"/>
       <w:sz w:val="22"/>
-      <w:szCs w:val="28"/>
     </w:rPr>
   </w:style>
-  <w:style w:type="character" w:customStyle="1" w:styleId="af1">
+  <w:style w:type="character" w:customStyle="1" w:styleId="a4">
     <w:name w:val="Код Знак"/>
-    <w:basedOn w:val="a4"/>
-    <w:link w:val="af0"/>
-    <w:rsid w:val="00712B48"/>
+    <w:basedOn w:val="a0"/>
+    <w:link w:val="a3"/>
+    <w:rsid w:val="008E0D6D"/>
     <w:rPr>
       <w:rFonts w:ascii="Courier New" w:hAnsi="Courier New" w:cs="Times New Roman"/>
       <w:b w:val="0"/>
